--- a/docs/handovers/PimBuddy_Baseline_Design_and_Object_Reference.docx
+++ b/docs/handovers/PimBuddy_Baseline_Design_and_Object_Reference.docx
@@ -197,7 +197,7 @@
               <w:rPr>
                 <w:sz w:val="18"/>
               </w:rPr>
-              <w:t>1.1 • 29 September 2026</w:t>
+              <w:t>1.2 • 2 October 2026</w:t>
             </w:r>
           </w:p>
         </w:tc>
@@ -303,7 +303,7 @@
               <w:rPr>
                 <w:sz w:val="18"/>
               </w:rPr>
-              <w:t>Framework 2.1 • catalog revised 25 September 2026</w:t>
+              <w:t>Framework 2.2 • catalog revised 2 October 2026</w:t>
             </w:r>
           </w:p>
         </w:tc>
@@ -356,7 +356,7 @@
               <w:rPr>
                 <w:sz w:val="18"/>
               </w:rPr>
-              <w:t>Build 32431 • alignment revision based on 25015e6</w:t>
+              <w:t>Build 32434 • Defender XDR access groups, on the build 32431 alignment revision (25015e6)</w:t>
             </w:r>
           </w:p>
         </w:tc>
@@ -1230,6 +1230,59 @@
                 <w:sz w:val="18"/>
               </w:rPr>
               <w:t>Intune privileged access group</w:t>
+            </w:r>
+          </w:p>
+        </w:tc>
+      </w:tr>
+      <w:tr>
+        <w:trPr>
+          <w:cantSplit/>
+        </w:trPr>
+        <w:tc>
+          <w:tcPr>
+            <w:tcW w:type="dxa" w:w="3312"/>
+            <w:shd w:fill="FFFFFF"/>
+            <w:tcMar>
+              <w:top w:w="85" w:type="dxa"/>
+              <w:left w:w="85" w:type="dxa"/>
+              <w:bottom w:w="85" w:type="dxa"/>
+              <w:right w:w="85" w:type="dxa"/>
+            </w:tcMar>
+            <w:vAlign w:val="center"/>
+          </w:tcPr>
+          <w:p>
+            <w:pPr>
+              <w:spacing w:after="0" w:line="252" w:lineRule="auto"/>
+            </w:pPr>
+            <w:r>
+              <w:rPr>
+                <w:sz w:val="18"/>
+              </w:rPr>
+              <w:t>PIM-SG-XDR-</w:t>
+            </w:r>
+          </w:p>
+        </w:tc>
+        <w:tc>
+          <w:tcPr>
+            <w:tcW w:type="dxa" w:w="6624"/>
+            <w:shd w:fill="FFFFFF"/>
+            <w:tcMar>
+              <w:top w:w="85" w:type="dxa"/>
+              <w:left w:w="85" w:type="dxa"/>
+              <w:bottom w:w="85" w:type="dxa"/>
+              <w:right w:w="85" w:type="dxa"/>
+            </w:tcMar>
+            <w:vAlign w:val="center"/>
+          </w:tcPr>
+          <w:p>
+            <w:pPr>
+              <w:spacing w:after="0" w:line="252" w:lineRule="auto"/>
+            </w:pPr>
+            <w:r>
+              <w:rPr>
+                <w:sz w:val="18"/>
+              </w:rPr>
+              <w:t>Defender XDR privileged access group; its role and assignment live in the Defender portal</w:t>
             </w:r>
           </w:p>
         </w:tc>
@@ -1610,6 +1663,11 @@
     <w:p>
       <w:r>
         <w:t>These are two different activation patterns. Do not make both the persona membership and its Entra role eligible as the standard design; that would introduce two activation gates. Intune uses group activation because access is granted through an Intune role binding.</w:t>
+      </w:r>
+    </w:p>
+    <w:p>
+      <w:r>
+        <w:t>Defender XDR follows the Intune pattern since framework 2.2. The five PIM-SG-XDR access groups (Admin, Operator-T3, Operator-T2, Operator-T1 and Reader, after the roles of the customer RBAC baseline document) hold eligible members who activate the group; the Defender XDR roles, their permission sets, the assignments that name the groups and the data sources are configured in the Defender portal and are outside PimBuddy. PimBuddy creates and compares the groups and their Member policies only; it never reads or writes the portal. A persona group never sits in a Defender assignment. [M6]</w:t>
       </w:r>
     </w:p>
     <w:p>
@@ -2114,6 +2172,165 @@
           </w:p>
         </w:tc>
       </w:tr>
+      <w:tr>
+        <w:trPr>
+          <w:cantSplit/>
+        </w:trPr>
+        <w:tc>
+          <w:tcPr>
+            <w:tcW w:type="dxa" w:w="7344"/>
+            <w:shd w:fill="FFFFFF"/>
+            <w:tcMar>
+              <w:top w:w="85" w:type="dxa"/>
+              <w:left w:w="85" w:type="dxa"/>
+              <w:bottom w:w="85" w:type="dxa"/>
+              <w:right w:w="85" w:type="dxa"/>
+            </w:tcMar>
+            <w:vAlign w:val="center"/>
+          </w:tcPr>
+          <w:p>
+            <w:pPr>
+              <w:spacing w:after="0" w:line="252" w:lineRule="auto"/>
+            </w:pPr>
+            <w:r>
+              <w:rPr>
+                <w:sz w:val="18"/>
+              </w:rPr>
+              <w:t>PIM-SG-XDR-Admin</w:t>
+            </w:r>
+          </w:p>
+        </w:tc>
+        <w:tc>
+          <w:tcPr>
+            <w:tcW w:type="dxa" w:w="2592"/>
+            <w:shd w:fill="FFFFFF"/>
+            <w:tcMar>
+              <w:top w:w="85" w:type="dxa"/>
+              <w:left w:w="85" w:type="dxa"/>
+              <w:bottom w:w="85" w:type="dxa"/>
+              <w:right w:w="85" w:type="dxa"/>
+            </w:tcMar>
+            <w:vAlign w:val="center"/>
+          </w:tcPr>
+          <w:p>
+            <w:pPr>
+              <w:spacing w:after="0" w:line="252" w:lineRule="auto"/>
+            </w:pPr>
+            <w:r>
+              <w:rPr>
+                <w:sz w:val="18"/>
+              </w:rPr>
+              <w:t>GroupJITTier0</w:t>
+            </w:r>
+          </w:p>
+        </w:tc>
+      </w:tr>
+      <w:tr>
+        <w:trPr>
+          <w:cantSplit/>
+        </w:trPr>
+        <w:tc>
+          <w:tcPr>
+            <w:tcW w:type="dxa" w:w="7344"/>
+            <w:shd w:fill="FFFFFF"/>
+            <w:tcMar>
+              <w:top w:w="85" w:type="dxa"/>
+              <w:left w:w="85" w:type="dxa"/>
+              <w:bottom w:w="85" w:type="dxa"/>
+              <w:right w:w="85" w:type="dxa"/>
+            </w:tcMar>
+            <w:vAlign w:val="center"/>
+          </w:tcPr>
+          <w:p>
+            <w:pPr>
+              <w:spacing w:after="0" w:line="252" w:lineRule="auto"/>
+            </w:pPr>
+            <w:r>
+              <w:rPr>
+                <w:sz w:val="18"/>
+              </w:rPr>
+              <w:t>PIM-SG-XDR-Operator-T3</w:t>
+            </w:r>
+          </w:p>
+        </w:tc>
+        <w:tc>
+          <w:tcPr>
+            <w:tcW w:type="dxa" w:w="2592"/>
+            <w:shd w:fill="FFFFFF"/>
+            <w:tcMar>
+              <w:top w:w="85" w:type="dxa"/>
+              <w:left w:w="85" w:type="dxa"/>
+              <w:bottom w:w="85" w:type="dxa"/>
+              <w:right w:w="85" w:type="dxa"/>
+            </w:tcMar>
+            <w:vAlign w:val="center"/>
+          </w:tcPr>
+          <w:p>
+            <w:pPr>
+              <w:spacing w:after="0" w:line="252" w:lineRule="auto"/>
+            </w:pPr>
+            <w:r>
+              <w:rPr>
+                <w:sz w:val="18"/>
+              </w:rPr>
+              <w:t>GroupJIT</w:t>
+            </w:r>
+          </w:p>
+        </w:tc>
+      </w:tr>
+      <w:tr>
+        <w:trPr>
+          <w:cantSplit/>
+        </w:trPr>
+        <w:tc>
+          <w:tcPr>
+            <w:tcW w:type="dxa" w:w="7344"/>
+            <w:shd w:fill="FFFFFF"/>
+            <w:tcMar>
+              <w:top w:w="85" w:type="dxa"/>
+              <w:left w:w="85" w:type="dxa"/>
+              <w:bottom w:w="85" w:type="dxa"/>
+              <w:right w:w="85" w:type="dxa"/>
+            </w:tcMar>
+            <w:vAlign w:val="center"/>
+          </w:tcPr>
+          <w:p>
+            <w:pPr>
+              <w:spacing w:after="0" w:line="252" w:lineRule="auto"/>
+            </w:pPr>
+            <w:r>
+              <w:rPr>
+                <w:sz w:val="18"/>
+              </w:rPr>
+              <w:t>PIM-SG-XDR-Reader</w:t>
+            </w:r>
+          </w:p>
+        </w:tc>
+        <w:tc>
+          <w:tcPr>
+            <w:tcW w:type="dxa" w:w="2592"/>
+            <w:shd w:fill="FFFFFF"/>
+            <w:tcMar>
+              <w:top w:w="85" w:type="dxa"/>
+              <w:left w:w="85" w:type="dxa"/>
+              <w:bottom w:w="85" w:type="dxa"/>
+              <w:right w:w="85" w:type="dxa"/>
+            </w:tcMar>
+            <w:vAlign w:val="center"/>
+          </w:tcPr>
+          <w:p>
+            <w:pPr>
+              <w:spacing w:after="0" w:line="252" w:lineRule="auto"/>
+            </w:pPr>
+            <w:r>
+              <w:rPr>
+                <w:sz w:val="18"/>
+              </w:rPr>
+              <w:t>GroupJIT</w:t>
+            </w:r>
+          </w:p>
+        </w:tc>
+      </w:tr>
     </w:tbl>
     <w:p>
       <w:pPr>
@@ -2127,7 +2344,7 @@
     </w:p>
     <w:p>
       <w:r>
-        <w:t>Central PIM catalog total: 9 groups including optional Azure groups. The plain central approval group is additional and is not included in that total. All listed central PIM groups are role assignable; customer memberships and owners must be supplied separately.</w:t>
+        <w:t>Central PIM catalog total: 12 groups including optional Azure groups and the three Defender XDR access groups (framework 2.2: Admin on the Tier 0 gate, Operator-T3 for IT, Reader; Operator-T1 and -T2 fold into Operator-T3 as the desk folds into Ops). The plain central approval group is additional and is not included in that total. All listed central PIM groups are role assignable; customer memberships and owners must be supplied separately. The Defender XDR roles and their assignments are portal work, outside this inventory.</w:t>
       </w:r>
     </w:p>
     <w:p>
@@ -3007,6 +3224,271 @@
           </w:p>
         </w:tc>
       </w:tr>
+      <w:tr>
+        <w:trPr>
+          <w:cantSplit/>
+        </w:trPr>
+        <w:tc>
+          <w:tcPr>
+            <w:tcW w:type="dxa" w:w="7344"/>
+            <w:shd w:fill="FFFFFF"/>
+            <w:tcMar>
+              <w:top w:w="85" w:type="dxa"/>
+              <w:left w:w="85" w:type="dxa"/>
+              <w:bottom w:w="85" w:type="dxa"/>
+              <w:right w:w="85" w:type="dxa"/>
+            </w:tcMar>
+            <w:vAlign w:val="center"/>
+          </w:tcPr>
+          <w:p>
+            <w:pPr>
+              <w:spacing w:after="0" w:line="252" w:lineRule="auto"/>
+            </w:pPr>
+            <w:r>
+              <w:rPr>
+                <w:sz w:val="18"/>
+              </w:rPr>
+              <w:t>PIM-SG-XDR-Admin</w:t>
+            </w:r>
+          </w:p>
+        </w:tc>
+        <w:tc>
+          <w:tcPr>
+            <w:tcW w:type="dxa" w:w="2592"/>
+            <w:shd w:fill="FFFFFF"/>
+            <w:tcMar>
+              <w:top w:w="85" w:type="dxa"/>
+              <w:left w:w="85" w:type="dxa"/>
+              <w:bottom w:w="85" w:type="dxa"/>
+              <w:right w:w="85" w:type="dxa"/>
+            </w:tcMar>
+            <w:vAlign w:val="center"/>
+          </w:tcPr>
+          <w:p>
+            <w:pPr>
+              <w:spacing w:after="0" w:line="252" w:lineRule="auto"/>
+            </w:pPr>
+            <w:r>
+              <w:rPr>
+                <w:sz w:val="18"/>
+              </w:rPr>
+              <w:t>GroupJITTier0</w:t>
+            </w:r>
+          </w:p>
+        </w:tc>
+      </w:tr>
+      <w:tr>
+        <w:trPr>
+          <w:cantSplit/>
+        </w:trPr>
+        <w:tc>
+          <w:tcPr>
+            <w:tcW w:type="dxa" w:w="7344"/>
+            <w:shd w:fill="FFFFFF"/>
+            <w:tcMar>
+              <w:top w:w="85" w:type="dxa"/>
+              <w:left w:w="85" w:type="dxa"/>
+              <w:bottom w:w="85" w:type="dxa"/>
+              <w:right w:w="85" w:type="dxa"/>
+            </w:tcMar>
+            <w:vAlign w:val="center"/>
+          </w:tcPr>
+          <w:p>
+            <w:pPr>
+              <w:spacing w:after="0" w:line="252" w:lineRule="auto"/>
+            </w:pPr>
+            <w:r>
+              <w:rPr>
+                <w:sz w:val="18"/>
+              </w:rPr>
+              <w:t>PIM-SG-XDR-Operator-T3</w:t>
+            </w:r>
+          </w:p>
+        </w:tc>
+        <w:tc>
+          <w:tcPr>
+            <w:tcW w:type="dxa" w:w="2592"/>
+            <w:shd w:fill="FFFFFF"/>
+            <w:tcMar>
+              <w:top w:w="85" w:type="dxa"/>
+              <w:left w:w="85" w:type="dxa"/>
+              <w:bottom w:w="85" w:type="dxa"/>
+              <w:right w:w="85" w:type="dxa"/>
+            </w:tcMar>
+            <w:vAlign w:val="center"/>
+          </w:tcPr>
+          <w:p>
+            <w:pPr>
+              <w:spacing w:after="0" w:line="252" w:lineRule="auto"/>
+            </w:pPr>
+            <w:r>
+              <w:rPr>
+                <w:sz w:val="18"/>
+              </w:rPr>
+              <w:t>GroupJIT</w:t>
+            </w:r>
+          </w:p>
+        </w:tc>
+      </w:tr>
+      <w:tr>
+        <w:trPr>
+          <w:cantSplit/>
+        </w:trPr>
+        <w:tc>
+          <w:tcPr>
+            <w:tcW w:type="dxa" w:w="7344"/>
+            <w:shd w:fill="FFFFFF"/>
+            <w:tcMar>
+              <w:top w:w="85" w:type="dxa"/>
+              <w:left w:w="85" w:type="dxa"/>
+              <w:bottom w:w="85" w:type="dxa"/>
+              <w:right w:w="85" w:type="dxa"/>
+            </w:tcMar>
+            <w:vAlign w:val="center"/>
+          </w:tcPr>
+          <w:p>
+            <w:pPr>
+              <w:spacing w:after="0" w:line="252" w:lineRule="auto"/>
+            </w:pPr>
+            <w:r>
+              <w:rPr>
+                <w:sz w:val="18"/>
+              </w:rPr>
+              <w:t>PIM-SG-XDR-Operator-T2</w:t>
+            </w:r>
+          </w:p>
+        </w:tc>
+        <w:tc>
+          <w:tcPr>
+            <w:tcW w:type="dxa" w:w="2592"/>
+            <w:shd w:fill="FFFFFF"/>
+            <w:tcMar>
+              <w:top w:w="85" w:type="dxa"/>
+              <w:left w:w="85" w:type="dxa"/>
+              <w:bottom w:w="85" w:type="dxa"/>
+              <w:right w:w="85" w:type="dxa"/>
+            </w:tcMar>
+            <w:vAlign w:val="center"/>
+          </w:tcPr>
+          <w:p>
+            <w:pPr>
+              <w:spacing w:after="0" w:line="252" w:lineRule="auto"/>
+            </w:pPr>
+            <w:r>
+              <w:rPr>
+                <w:sz w:val="18"/>
+              </w:rPr>
+              <w:t>GroupJIT</w:t>
+            </w:r>
+          </w:p>
+        </w:tc>
+      </w:tr>
+      <w:tr>
+        <w:trPr>
+          <w:cantSplit/>
+        </w:trPr>
+        <w:tc>
+          <w:tcPr>
+            <w:tcW w:type="dxa" w:w="7344"/>
+            <w:shd w:fill="FFFFFF"/>
+            <w:tcMar>
+              <w:top w:w="85" w:type="dxa"/>
+              <w:left w:w="85" w:type="dxa"/>
+              <w:bottom w:w="85" w:type="dxa"/>
+              <w:right w:w="85" w:type="dxa"/>
+            </w:tcMar>
+            <w:vAlign w:val="center"/>
+          </w:tcPr>
+          <w:p>
+            <w:pPr>
+              <w:spacing w:after="0" w:line="252" w:lineRule="auto"/>
+            </w:pPr>
+            <w:r>
+              <w:rPr>
+                <w:sz w:val="18"/>
+              </w:rPr>
+              <w:t>PIM-SG-XDR-Operator-T1</w:t>
+            </w:r>
+          </w:p>
+        </w:tc>
+        <w:tc>
+          <w:tcPr>
+            <w:tcW w:type="dxa" w:w="2592"/>
+            <w:shd w:fill="FFFFFF"/>
+            <w:tcMar>
+              <w:top w:w="85" w:type="dxa"/>
+              <w:left w:w="85" w:type="dxa"/>
+              <w:bottom w:w="85" w:type="dxa"/>
+              <w:right w:w="85" w:type="dxa"/>
+            </w:tcMar>
+            <w:vAlign w:val="center"/>
+          </w:tcPr>
+          <w:p>
+            <w:pPr>
+              <w:spacing w:after="0" w:line="252" w:lineRule="auto"/>
+            </w:pPr>
+            <w:r>
+              <w:rPr>
+                <w:sz w:val="18"/>
+              </w:rPr>
+              <w:t>GroupJIT</w:t>
+            </w:r>
+          </w:p>
+        </w:tc>
+      </w:tr>
+      <w:tr>
+        <w:trPr>
+          <w:cantSplit/>
+        </w:trPr>
+        <w:tc>
+          <w:tcPr>
+            <w:tcW w:type="dxa" w:w="7344"/>
+            <w:shd w:fill="FFFFFF"/>
+            <w:tcMar>
+              <w:top w:w="85" w:type="dxa"/>
+              <w:left w:w="85" w:type="dxa"/>
+              <w:bottom w:w="85" w:type="dxa"/>
+              <w:right w:w="85" w:type="dxa"/>
+            </w:tcMar>
+            <w:vAlign w:val="center"/>
+          </w:tcPr>
+          <w:p>
+            <w:pPr>
+              <w:spacing w:after="0" w:line="252" w:lineRule="auto"/>
+            </w:pPr>
+            <w:r>
+              <w:rPr>
+                <w:sz w:val="18"/>
+              </w:rPr>
+              <w:t>PIM-SG-XDR-Reader</w:t>
+            </w:r>
+          </w:p>
+        </w:tc>
+        <w:tc>
+          <w:tcPr>
+            <w:tcW w:type="dxa" w:w="2592"/>
+            <w:shd w:fill="FFFFFF"/>
+            <w:tcMar>
+              <w:top w:w="85" w:type="dxa"/>
+              <w:left w:w="85" w:type="dxa"/>
+              <w:bottom w:w="85" w:type="dxa"/>
+              <w:right w:w="85" w:type="dxa"/>
+            </w:tcMar>
+            <w:vAlign w:val="center"/>
+          </w:tcPr>
+          <w:p>
+            <w:pPr>
+              <w:spacing w:after="0" w:line="252" w:lineRule="auto"/>
+            </w:pPr>
+            <w:r>
+              <w:rPr>
+                <w:sz w:val="18"/>
+              </w:rPr>
+              <w:t>GroupJIT</w:t>
+            </w:r>
+          </w:p>
+        </w:tc>
+      </w:tr>
     </w:tbl>
     <w:p>
       <w:pPr>
@@ -3020,7 +3502,7 @@
     </w:p>
     <w:p>
       <w:r>
-        <w:t>Central PIM catalog total: 27 groups including optional Azure groups. The plain central approval group is additional and is not included in that total. All listed central PIM groups are role assignable; customer memberships and owners must be supplied separately.</w:t>
+        <w:t>Central PIM catalog total: 32 groups including optional Azure groups and the five Defender XDR access groups (framework 2.2; the Admin group activates under GroupJITTier0 with a ticket and approval by the Tier 0 rota). The plain central approval group is additional and is not included in that total. All listed central PIM groups are role assignable; customer memberships and owners must be supplied separately. The Defender XDR roles and their assignments are portal work, outside this inventory.</w:t>
       </w:r>
     </w:p>
     <w:p>
@@ -3688,6 +4170,271 @@
           </w:p>
         </w:tc>
       </w:tr>
+      <w:tr>
+        <w:trPr>
+          <w:cantSplit/>
+        </w:trPr>
+        <w:tc>
+          <w:tcPr>
+            <w:tcW w:type="dxa" w:w="7344"/>
+            <w:shd w:fill="FFFFFF"/>
+            <w:tcMar>
+              <w:top w:w="85" w:type="dxa"/>
+              <w:left w:w="85" w:type="dxa"/>
+              <w:bottom w:w="85" w:type="dxa"/>
+              <w:right w:w="85" w:type="dxa"/>
+            </w:tcMar>
+            <w:vAlign w:val="center"/>
+          </w:tcPr>
+          <w:p>
+            <w:pPr>
+              <w:spacing w:after="0" w:line="252" w:lineRule="auto"/>
+            </w:pPr>
+            <w:r>
+              <w:rPr>
+                <w:sz w:val="18"/>
+              </w:rPr>
+              <w:t>PIM-SG-XDR-Admin</w:t>
+            </w:r>
+          </w:p>
+        </w:tc>
+        <w:tc>
+          <w:tcPr>
+            <w:tcW w:type="dxa" w:w="2592"/>
+            <w:shd w:fill="FFFFFF"/>
+            <w:tcMar>
+              <w:top w:w="85" w:type="dxa"/>
+              <w:left w:w="85" w:type="dxa"/>
+              <w:bottom w:w="85" w:type="dxa"/>
+              <w:right w:w="85" w:type="dxa"/>
+            </w:tcMar>
+            <w:vAlign w:val="center"/>
+          </w:tcPr>
+          <w:p>
+            <w:pPr>
+              <w:spacing w:after="0" w:line="252" w:lineRule="auto"/>
+            </w:pPr>
+            <w:r>
+              <w:rPr>
+                <w:sz w:val="18"/>
+              </w:rPr>
+              <w:t>GroupJITTier0</w:t>
+            </w:r>
+          </w:p>
+        </w:tc>
+      </w:tr>
+      <w:tr>
+        <w:trPr>
+          <w:cantSplit/>
+        </w:trPr>
+        <w:tc>
+          <w:tcPr>
+            <w:tcW w:type="dxa" w:w="7344"/>
+            <w:shd w:fill="FFFFFF"/>
+            <w:tcMar>
+              <w:top w:w="85" w:type="dxa"/>
+              <w:left w:w="85" w:type="dxa"/>
+              <w:bottom w:w="85" w:type="dxa"/>
+              <w:right w:w="85" w:type="dxa"/>
+            </w:tcMar>
+            <w:vAlign w:val="center"/>
+          </w:tcPr>
+          <w:p>
+            <w:pPr>
+              <w:spacing w:after="0" w:line="252" w:lineRule="auto"/>
+            </w:pPr>
+            <w:r>
+              <w:rPr>
+                <w:sz w:val="18"/>
+              </w:rPr>
+              <w:t>PIM-SG-XDR-Operator-T3</w:t>
+            </w:r>
+          </w:p>
+        </w:tc>
+        <w:tc>
+          <w:tcPr>
+            <w:tcW w:type="dxa" w:w="2592"/>
+            <w:shd w:fill="FFFFFF"/>
+            <w:tcMar>
+              <w:top w:w="85" w:type="dxa"/>
+              <w:left w:w="85" w:type="dxa"/>
+              <w:bottom w:w="85" w:type="dxa"/>
+              <w:right w:w="85" w:type="dxa"/>
+            </w:tcMar>
+            <w:vAlign w:val="center"/>
+          </w:tcPr>
+          <w:p>
+            <w:pPr>
+              <w:spacing w:after="0" w:line="252" w:lineRule="auto"/>
+            </w:pPr>
+            <w:r>
+              <w:rPr>
+                <w:sz w:val="18"/>
+              </w:rPr>
+              <w:t>GroupJIT</w:t>
+            </w:r>
+          </w:p>
+        </w:tc>
+      </w:tr>
+      <w:tr>
+        <w:trPr>
+          <w:cantSplit/>
+        </w:trPr>
+        <w:tc>
+          <w:tcPr>
+            <w:tcW w:type="dxa" w:w="7344"/>
+            <w:shd w:fill="FFFFFF"/>
+            <w:tcMar>
+              <w:top w:w="85" w:type="dxa"/>
+              <w:left w:w="85" w:type="dxa"/>
+              <w:bottom w:w="85" w:type="dxa"/>
+              <w:right w:w="85" w:type="dxa"/>
+            </w:tcMar>
+            <w:vAlign w:val="center"/>
+          </w:tcPr>
+          <w:p>
+            <w:pPr>
+              <w:spacing w:after="0" w:line="252" w:lineRule="auto"/>
+            </w:pPr>
+            <w:r>
+              <w:rPr>
+                <w:sz w:val="18"/>
+              </w:rPr>
+              <w:t>PIM-SG-XDR-Operator-T2</w:t>
+            </w:r>
+          </w:p>
+        </w:tc>
+        <w:tc>
+          <w:tcPr>
+            <w:tcW w:type="dxa" w:w="2592"/>
+            <w:shd w:fill="FFFFFF"/>
+            <w:tcMar>
+              <w:top w:w="85" w:type="dxa"/>
+              <w:left w:w="85" w:type="dxa"/>
+              <w:bottom w:w="85" w:type="dxa"/>
+              <w:right w:w="85" w:type="dxa"/>
+            </w:tcMar>
+            <w:vAlign w:val="center"/>
+          </w:tcPr>
+          <w:p>
+            <w:pPr>
+              <w:spacing w:after="0" w:line="252" w:lineRule="auto"/>
+            </w:pPr>
+            <w:r>
+              <w:rPr>
+                <w:sz w:val="18"/>
+              </w:rPr>
+              <w:t>GroupJIT</w:t>
+            </w:r>
+          </w:p>
+        </w:tc>
+      </w:tr>
+      <w:tr>
+        <w:trPr>
+          <w:cantSplit/>
+        </w:trPr>
+        <w:tc>
+          <w:tcPr>
+            <w:tcW w:type="dxa" w:w="7344"/>
+            <w:shd w:fill="FFFFFF"/>
+            <w:tcMar>
+              <w:top w:w="85" w:type="dxa"/>
+              <w:left w:w="85" w:type="dxa"/>
+              <w:bottom w:w="85" w:type="dxa"/>
+              <w:right w:w="85" w:type="dxa"/>
+            </w:tcMar>
+            <w:vAlign w:val="center"/>
+          </w:tcPr>
+          <w:p>
+            <w:pPr>
+              <w:spacing w:after="0" w:line="252" w:lineRule="auto"/>
+            </w:pPr>
+            <w:r>
+              <w:rPr>
+                <w:sz w:val="18"/>
+              </w:rPr>
+              <w:t>PIM-SG-XDR-Operator-T1</w:t>
+            </w:r>
+          </w:p>
+        </w:tc>
+        <w:tc>
+          <w:tcPr>
+            <w:tcW w:type="dxa" w:w="2592"/>
+            <w:shd w:fill="FFFFFF"/>
+            <w:tcMar>
+              <w:top w:w="85" w:type="dxa"/>
+              <w:left w:w="85" w:type="dxa"/>
+              <w:bottom w:w="85" w:type="dxa"/>
+              <w:right w:w="85" w:type="dxa"/>
+            </w:tcMar>
+            <w:vAlign w:val="center"/>
+          </w:tcPr>
+          <w:p>
+            <w:pPr>
+              <w:spacing w:after="0" w:line="252" w:lineRule="auto"/>
+            </w:pPr>
+            <w:r>
+              <w:rPr>
+                <w:sz w:val="18"/>
+              </w:rPr>
+              <w:t>GroupJIT</w:t>
+            </w:r>
+          </w:p>
+        </w:tc>
+      </w:tr>
+      <w:tr>
+        <w:trPr>
+          <w:cantSplit/>
+        </w:trPr>
+        <w:tc>
+          <w:tcPr>
+            <w:tcW w:type="dxa" w:w="7344"/>
+            <w:shd w:fill="FFFFFF"/>
+            <w:tcMar>
+              <w:top w:w="85" w:type="dxa"/>
+              <w:left w:w="85" w:type="dxa"/>
+              <w:bottom w:w="85" w:type="dxa"/>
+              <w:right w:w="85" w:type="dxa"/>
+            </w:tcMar>
+            <w:vAlign w:val="center"/>
+          </w:tcPr>
+          <w:p>
+            <w:pPr>
+              <w:spacing w:after="0" w:line="252" w:lineRule="auto"/>
+            </w:pPr>
+            <w:r>
+              <w:rPr>
+                <w:sz w:val="18"/>
+              </w:rPr>
+              <w:t>PIM-SG-XDR-Reader</w:t>
+            </w:r>
+          </w:p>
+        </w:tc>
+        <w:tc>
+          <w:tcPr>
+            <w:tcW w:type="dxa" w:w="2592"/>
+            <w:shd w:fill="FFFFFF"/>
+            <w:tcMar>
+              <w:top w:w="85" w:type="dxa"/>
+              <w:left w:w="85" w:type="dxa"/>
+              <w:bottom w:w="85" w:type="dxa"/>
+              <w:right w:w="85" w:type="dxa"/>
+            </w:tcMar>
+            <w:vAlign w:val="center"/>
+          </w:tcPr>
+          <w:p>
+            <w:pPr>
+              <w:spacing w:after="0" w:line="252" w:lineRule="auto"/>
+            </w:pPr>
+            <w:r>
+              <w:rPr>
+                <w:sz w:val="18"/>
+              </w:rPr>
+              <w:t>GroupJIT</w:t>
+            </w:r>
+          </w:p>
+        </w:tc>
+      </w:tr>
     </w:tbl>
     <w:p>
       <w:pPr>
@@ -3701,7 +4448,7 @@
     </w:p>
     <w:p>
       <w:r>
-        <w:t>Central PIM catalog total: 23 groups including optional Azure groups. The plain central approval group is additional and is not included in that total. All listed central PIM groups are role assignable; customer memberships and owners must be supplied separately.</w:t>
+        <w:t>Central PIM catalog total: 28 groups including optional Azure groups and the five Defender XDR access groups, which are central only: the region template adds no Defender XDR objects. The plain central approval group is additional and is not included in that total. All listed central PIM groups are role assignable; customer memberships and owners must be supplied separately. The Defender XDR roles and their assignments are portal work, outside this inventory.</w:t>
       </w:r>
     </w:p>
     <w:p>
@@ -12197,6 +12944,131 @@
           </w:p>
         </w:tc>
       </w:tr>
+      <w:tr>
+        <w:trPr>
+          <w:cantSplit/>
+        </w:trPr>
+        <w:tc>
+          <w:tcPr>
+            <w:tcW w:type="dxa" w:w="1728"/>
+            <w:shd w:fill="FFFFFF"/>
+            <w:tcMar>
+              <w:top w:w="85" w:type="dxa"/>
+              <w:left w:w="85" w:type="dxa"/>
+              <w:bottom w:w="85" w:type="dxa"/>
+              <w:right w:w="85" w:type="dxa"/>
+            </w:tcMar>
+            <w:vAlign w:val="center"/>
+          </w:tcPr>
+          <w:p>
+            <w:pPr>
+              <w:spacing w:after="0" w:line="252" w:lineRule="auto"/>
+            </w:pPr>
+            <w:r>
+              <w:rPr>
+                <w:sz w:val="18"/>
+              </w:rPr>
+              <w:t>GroupJITTier0</w:t>
+            </w:r>
+          </w:p>
+        </w:tc>
+        <w:tc>
+          <w:tcPr>
+            <w:tcW w:type="dxa" w:w="1224"/>
+            <w:shd w:fill="FFFFFF"/>
+            <w:tcMar>
+              <w:top w:w="85" w:type="dxa"/>
+              <w:left w:w="85" w:type="dxa"/>
+              <w:bottom w:w="85" w:type="dxa"/>
+              <w:right w:w="85" w:type="dxa"/>
+            </w:tcMar>
+            <w:vAlign w:val="center"/>
+          </w:tcPr>
+          <w:p>
+            <w:pPr>
+              <w:spacing w:after="0" w:line="252" w:lineRule="auto"/>
+            </w:pPr>
+            <w:r>
+              <w:rPr>
+                <w:sz w:val="18"/>
+              </w:rPr>
+              <w:t>2 hours</w:t>
+            </w:r>
+          </w:p>
+        </w:tc>
+        <w:tc>
+          <w:tcPr>
+            <w:tcW w:type="dxa" w:w="3240"/>
+            <w:shd w:fill="FFFFFF"/>
+            <w:tcMar>
+              <w:top w:w="85" w:type="dxa"/>
+              <w:left w:w="85" w:type="dxa"/>
+              <w:bottom w:w="85" w:type="dxa"/>
+              <w:right w:w="85" w:type="dxa"/>
+            </w:tcMar>
+            <w:vAlign w:val="center"/>
+          </w:tcPr>
+          <w:p>
+            <w:pPr>
+              <w:spacing w:after="0" w:line="252" w:lineRule="auto"/>
+            </w:pPr>
+            <w:r>
+              <w:rPr>
+                <w:sz w:val="18"/>
+              </w:rPr>
+              <w:t>Justification</w:t>
+            </w:r>
+          </w:p>
+        </w:tc>
+        <w:tc>
+          <w:tcPr>
+            <w:tcW w:type="dxa" w:w="1080"/>
+            <w:shd w:fill="FFFFFF"/>
+            <w:tcMar>
+              <w:top w:w="85" w:type="dxa"/>
+              <w:left w:w="85" w:type="dxa"/>
+              <w:bottom w:w="85" w:type="dxa"/>
+              <w:right w:w="85" w:type="dxa"/>
+            </w:tcMar>
+            <w:vAlign w:val="center"/>
+          </w:tcPr>
+          <w:p>
+            <w:pPr>
+              <w:spacing w:after="0" w:line="252" w:lineRule="auto"/>
+            </w:pPr>
+            <w:r>
+              <w:rPr>
+                <w:sz w:val="18"/>
+              </w:rPr>
+              <w:t>Yes</w:t>
+            </w:r>
+          </w:p>
+        </w:tc>
+        <w:tc>
+          <w:tcPr>
+            <w:tcW w:type="dxa" w:w="2664"/>
+            <w:shd w:fill="FFFFFF"/>
+            <w:tcMar>
+              <w:top w:w="85" w:type="dxa"/>
+              <w:left w:w="85" w:type="dxa"/>
+              <w:bottom w:w="85" w:type="dxa"/>
+              <w:right w:w="85" w:type="dxa"/>
+            </w:tcMar>
+            <w:vAlign w:val="center"/>
+          </w:tcPr>
+          <w:p>
+            <w:pPr>
+              <w:spacing w:after="0" w:line="252" w:lineRule="auto"/>
+            </w:pPr>
+            <w:r>
+              <w:rPr>
+                <w:sz w:val="18"/>
+              </w:rPr>
+              <w:t>c1</w:t>
+            </w:r>
+          </w:p>
+        </w:tc>
+      </w:tr>
     </w:tbl>
     <w:p>
       <w:pPr>
@@ -13011,6 +13883,131 @@
                 <w:sz w:val="18"/>
               </w:rPr>
               <w:t>GroupJIT</w:t>
+            </w:r>
+          </w:p>
+        </w:tc>
+        <w:tc>
+          <w:tcPr>
+            <w:tcW w:type="dxa" w:w="2016"/>
+            <w:shd w:fill="FFFFFF"/>
+            <w:tcMar>
+              <w:top w:w="85" w:type="dxa"/>
+              <w:left w:w="85" w:type="dxa"/>
+              <w:bottom w:w="85" w:type="dxa"/>
+              <w:right w:w="85" w:type="dxa"/>
+            </w:tcMar>
+            <w:vAlign w:val="center"/>
+          </w:tcPr>
+          <w:p>
+            <w:pPr>
+              <w:spacing w:after="0" w:line="252" w:lineRule="auto"/>
+            </w:pPr>
+            <w:r>
+              <w:rPr>
+                <w:sz w:val="18"/>
+              </w:rPr>
+              <w:t>No</w:t>
+            </w:r>
+          </w:p>
+        </w:tc>
+        <w:tc>
+          <w:tcPr>
+            <w:tcW w:type="dxa" w:w="2016"/>
+            <w:shd w:fill="FFFFFF"/>
+            <w:tcMar>
+              <w:top w:w="85" w:type="dxa"/>
+              <w:left w:w="85" w:type="dxa"/>
+              <w:bottom w:w="85" w:type="dxa"/>
+              <w:right w:w="85" w:type="dxa"/>
+            </w:tcMar>
+            <w:vAlign w:val="center"/>
+          </w:tcPr>
+          <w:p>
+            <w:pPr>
+              <w:spacing w:after="0" w:line="252" w:lineRule="auto"/>
+            </w:pPr>
+            <w:r>
+              <w:rPr>
+                <w:sz w:val="18"/>
+              </w:rPr>
+              <w:t>365 days</w:t>
+            </w:r>
+          </w:p>
+        </w:tc>
+        <w:tc>
+          <w:tcPr>
+            <w:tcW w:type="dxa" w:w="2016"/>
+            <w:shd w:fill="FFFFFF"/>
+            <w:tcMar>
+              <w:top w:w="85" w:type="dxa"/>
+              <w:left w:w="85" w:type="dxa"/>
+              <w:bottom w:w="85" w:type="dxa"/>
+              <w:right w:w="85" w:type="dxa"/>
+            </w:tcMar>
+            <w:vAlign w:val="center"/>
+          </w:tcPr>
+          <w:p>
+            <w:pPr>
+              <w:spacing w:after="0" w:line="252" w:lineRule="auto"/>
+            </w:pPr>
+            <w:r>
+              <w:rPr>
+                <w:sz w:val="18"/>
+              </w:rPr>
+              <w:t>No</w:t>
+            </w:r>
+          </w:p>
+        </w:tc>
+        <w:tc>
+          <w:tcPr>
+            <w:tcW w:type="dxa" w:w="2016"/>
+            <w:shd w:fill="FFFFFF"/>
+            <w:tcMar>
+              <w:top w:w="85" w:type="dxa"/>
+              <w:left w:w="85" w:type="dxa"/>
+              <w:bottom w:w="85" w:type="dxa"/>
+              <w:right w:w="85" w:type="dxa"/>
+            </w:tcMar>
+            <w:vAlign w:val="center"/>
+          </w:tcPr>
+          <w:p>
+            <w:pPr>
+              <w:spacing w:after="0" w:line="252" w:lineRule="auto"/>
+            </w:pPr>
+            <w:r>
+              <w:rPr>
+                <w:sz w:val="18"/>
+              </w:rPr>
+              <w:t>30 days</w:t>
+            </w:r>
+          </w:p>
+        </w:tc>
+      </w:tr>
+      <w:tr>
+        <w:trPr>
+          <w:cantSplit/>
+        </w:trPr>
+        <w:tc>
+          <w:tcPr>
+            <w:tcW w:type="dxa" w:w="1872"/>
+            <w:shd w:fill="FFFFFF"/>
+            <w:tcMar>
+              <w:top w:w="85" w:type="dxa"/>
+              <w:left w:w="85" w:type="dxa"/>
+              <w:bottom w:w="85" w:type="dxa"/>
+              <w:right w:w="85" w:type="dxa"/>
+            </w:tcMar>
+            <w:vAlign w:val="center"/>
+          </w:tcPr>
+          <w:p>
+            <w:pPr>
+              <w:spacing w:after="0" w:line="252" w:lineRule="auto"/>
+            </w:pPr>
+            <w:r>
+              <w:rPr>
+                <w:sz w:val="18"/>
+              </w:rPr>
+              <w:t>GroupJITTier0</w:t>
             </w:r>
           </w:p>
         </w:tc>
@@ -13163,7 +14160,7 @@
     </w:p>
     <w:p>
       <w:r>
-        <w:t>GroupMember has a defensive one hour activation policy with approval if someone is made eligible, but eligible membership is not the intended persona pattern. A 365 day expiry does not schedule or perform an access review.</w:t>
+        <w:t>GroupMember has a defensive one hour activation policy with approval if someone is made eligible, but eligible membership is not the intended persona pattern. A 365 day expiry does not schedule or perform an access review. GroupJITTier0 (framework 2.2) applies the Tier 0 gate to eligible membership of the Defender XDR administrator group, PIM-SG-XDR-Admin: two hours, justification, authentication context c1 and approval; the other four Defender XDR access groups use GroupJIT.</w:t>
       </w:r>
     </w:p>
     <w:p>
@@ -13961,6 +14958,208 @@
                 <w:sz w:val="16"/>
               </w:rPr>
               <w:t>GroupMember</w:t>
+            </w:r>
+          </w:p>
+        </w:tc>
+        <w:tc>
+          <w:tcPr>
+            <w:tcW w:type="dxa" w:w="3024"/>
+            <w:shd w:fill="F0F5F7"/>
+            <w:tcMar>
+              <w:top w:w="85" w:type="dxa"/>
+              <w:left w:w="85" w:type="dxa"/>
+              <w:bottom w:w="85" w:type="dxa"/>
+              <w:right w:w="85" w:type="dxa"/>
+            </w:tcMar>
+            <w:vAlign w:val="center"/>
+          </w:tcPr>
+          <w:p>
+            <w:pPr>
+              <w:spacing w:after="0" w:line="252" w:lineRule="auto"/>
+            </w:pPr>
+            <w:r>
+              <w:rPr>
+                <w:sz w:val="16"/>
+              </w:rPr>
+              <w:t>Approvers</w:t>
+            </w:r>
+          </w:p>
+        </w:tc>
+        <w:tc>
+          <w:tcPr>
+            <w:tcW w:type="dxa" w:w="3384"/>
+            <w:shd w:fill="F0F5F7"/>
+            <w:tcMar>
+              <w:top w:w="85" w:type="dxa"/>
+              <w:left w:w="85" w:type="dxa"/>
+              <w:bottom w:w="85" w:type="dxa"/>
+              <w:right w:w="85" w:type="dxa"/>
+            </w:tcMar>
+            <w:vAlign w:val="center"/>
+          </w:tcPr>
+          <w:p>
+            <w:pPr>
+              <w:spacing w:after="0" w:line="252" w:lineRule="auto"/>
+            </w:pPr>
+            <w:r>
+              <w:rPr>
+                <w:sz w:val="16"/>
+              </w:rPr>
+              <w:t>PIM-SG-Approvers-Tier0</w:t>
+            </w:r>
+          </w:p>
+        </w:tc>
+      </w:tr>
+      <w:tr>
+        <w:trPr>
+          <w:cantSplit/>
+        </w:trPr>
+        <w:tc>
+          <w:tcPr>
+            <w:tcW w:type="dxa" w:w="864"/>
+            <w:shd w:fill="F0F5F7"/>
+            <w:tcMar>
+              <w:top w:w="85" w:type="dxa"/>
+              <w:left w:w="85" w:type="dxa"/>
+              <w:bottom w:w="85" w:type="dxa"/>
+              <w:right w:w="85" w:type="dxa"/>
+            </w:tcMar>
+            <w:vAlign w:val="center"/>
+          </w:tcPr>
+          <w:p>
+            <w:pPr>
+              <w:spacing w:after="0" w:line="252" w:lineRule="auto"/>
+            </w:pPr>
+            <w:r>
+              <w:rPr>
+                <w:sz w:val="16"/>
+              </w:rPr>
+              <w:t>large</w:t>
+            </w:r>
+          </w:p>
+        </w:tc>
+        <w:tc>
+          <w:tcPr>
+            <w:tcW w:type="dxa" w:w="2664"/>
+            <w:shd w:fill="F0F5F7"/>
+            <w:tcMar>
+              <w:top w:w="85" w:type="dxa"/>
+              <w:left w:w="85" w:type="dxa"/>
+              <w:bottom w:w="85" w:type="dxa"/>
+              <w:right w:w="85" w:type="dxa"/>
+            </w:tcMar>
+            <w:vAlign w:val="center"/>
+          </w:tcPr>
+          <w:p>
+            <w:pPr>
+              <w:spacing w:after="0" w:line="252" w:lineRule="auto"/>
+            </w:pPr>
+            <w:r>
+              <w:rPr>
+                <w:sz w:val="16"/>
+              </w:rPr>
+              <w:t>GroupJITTier0</w:t>
+            </w:r>
+          </w:p>
+        </w:tc>
+        <w:tc>
+          <w:tcPr>
+            <w:tcW w:type="dxa" w:w="3024"/>
+            <w:shd w:fill="F0F5F7"/>
+            <w:tcMar>
+              <w:top w:w="85" w:type="dxa"/>
+              <w:left w:w="85" w:type="dxa"/>
+              <w:bottom w:w="85" w:type="dxa"/>
+              <w:right w:w="85" w:type="dxa"/>
+            </w:tcMar>
+            <w:vAlign w:val="center"/>
+          </w:tcPr>
+          <w:p>
+            <w:pPr>
+              <w:spacing w:after="0" w:line="252" w:lineRule="auto"/>
+            </w:pPr>
+            <w:r>
+              <w:rPr>
+                <w:sz w:val="16"/>
+              </w:rPr>
+              <w:t>Activation requirements</w:t>
+            </w:r>
+          </w:p>
+        </w:tc>
+        <w:tc>
+          <w:tcPr>
+            <w:tcW w:type="dxa" w:w="3384"/>
+            <w:shd w:fill="F0F5F7"/>
+            <w:tcMar>
+              <w:top w:w="85" w:type="dxa"/>
+              <w:left w:w="85" w:type="dxa"/>
+              <w:bottom w:w="85" w:type="dxa"/>
+              <w:right w:w="85" w:type="dxa"/>
+            </w:tcMar>
+            <w:vAlign w:val="center"/>
+          </w:tcPr>
+          <w:p>
+            <w:pPr>
+              <w:spacing w:after="0" w:line="252" w:lineRule="auto"/>
+            </w:pPr>
+            <w:r>
+              <w:rPr>
+                <w:sz w:val="16"/>
+              </w:rPr>
+              <w:t>Justification, Ticketing</w:t>
+            </w:r>
+          </w:p>
+        </w:tc>
+      </w:tr>
+      <w:tr>
+        <w:trPr>
+          <w:cantSplit/>
+        </w:trPr>
+        <w:tc>
+          <w:tcPr>
+            <w:tcW w:type="dxa" w:w="864"/>
+            <w:shd w:fill="F0F5F7"/>
+            <w:tcMar>
+              <w:top w:w="85" w:type="dxa"/>
+              <w:left w:w="85" w:type="dxa"/>
+              <w:bottom w:w="85" w:type="dxa"/>
+              <w:right w:w="85" w:type="dxa"/>
+            </w:tcMar>
+            <w:vAlign w:val="center"/>
+          </w:tcPr>
+          <w:p>
+            <w:pPr>
+              <w:spacing w:after="0" w:line="252" w:lineRule="auto"/>
+            </w:pPr>
+            <w:r>
+              <w:rPr>
+                <w:sz w:val="16"/>
+              </w:rPr>
+              <w:t>large</w:t>
+            </w:r>
+          </w:p>
+        </w:tc>
+        <w:tc>
+          <w:tcPr>
+            <w:tcW w:type="dxa" w:w="2664"/>
+            <w:shd w:fill="F0F5F7"/>
+            <w:tcMar>
+              <w:top w:w="85" w:type="dxa"/>
+              <w:left w:w="85" w:type="dxa"/>
+              <w:bottom w:w="85" w:type="dxa"/>
+              <w:right w:w="85" w:type="dxa"/>
+            </w:tcMar>
+            <w:vAlign w:val="center"/>
+          </w:tcPr>
+          <w:p>
+            <w:pPr>
+              <w:spacing w:after="0" w:line="252" w:lineRule="auto"/>
+            </w:pPr>
+            <w:r>
+              <w:rPr>
+                <w:sz w:val="16"/>
+              </w:rPr>
+              <w:t>GroupJITTier0</w:t>
             </w:r>
           </w:p>
         </w:tc>
@@ -14965,7 +16164,7 @@
               <w:rPr>
                 <w:sz w:val="18"/>
               </w:rPr>
-              <w:t>Small Global Administrator; base Tier 0 and GroupMember fallback policies</w:t>
+              <w:t>Small Global Administrator; base Tier 0, GroupMember fallback and GroupJITTier0 (Defender XDR Admin) policies</w:t>
             </w:r>
           </w:p>
         </w:tc>
@@ -15018,7 +16217,7 @@
               <w:rPr>
                 <w:sz w:val="18"/>
               </w:rPr>
-              <w:t>Large model Tier 0 and GroupMember policies; catalog intent is a rota of three</w:t>
+              <w:t>Large model Tier 0, GroupMember and GroupJITTier0 policies; catalog intent is a rota of three</w:t>
             </w:r>
           </w:p>
         </w:tc>
@@ -26875,7 +28074,84 @@
               <w:rPr>
                 <w:sz w:val="18"/>
               </w:rPr>
-              <w:t>Defender XDR and Purview</w:t>
+              <w:t>Defender XDR</w:t>
+            </w:r>
+          </w:p>
+        </w:tc>
+        <w:tc>
+          <w:tcPr>
+            <w:tcW w:type="dxa" w:w="4104"/>
+            <w:shd w:fill="FFFFFF"/>
+            <w:tcMar>
+              <w:top w:w="85" w:type="dxa"/>
+              <w:left w:w="85" w:type="dxa"/>
+              <w:bottom w:w="85" w:type="dxa"/>
+              <w:right w:w="85" w:type="dxa"/>
+            </w:tcMar>
+            <w:vAlign w:val="center"/>
+          </w:tcPr>
+          <w:p>
+            <w:pPr>
+              <w:spacing w:after="0" w:line="252" w:lineRule="auto"/>
+            </w:pPr>
+            <w:r>
+              <w:rPr>
+                <w:sz w:val="18"/>
+              </w:rPr>
+              <w:t>PIM-SG-XDR groups and Member policies in the tenant; roles, assignments and data sources in the Defender portal</w:t>
+            </w:r>
+          </w:p>
+        </w:tc>
+        <w:tc>
+          <w:tcPr>
+            <w:tcW w:type="dxa" w:w="4032"/>
+            <w:shd w:fill="FFFFFF"/>
+            <w:tcMar>
+              <w:top w:w="85" w:type="dxa"/>
+              <w:left w:w="85" w:type="dxa"/>
+              <w:bottom w:w="85" w:type="dxa"/>
+              <w:right w:w="85" w:type="dxa"/>
+            </w:tcMar>
+            <w:vAlign w:val="center"/>
+          </w:tcPr>
+          <w:p>
+            <w:pPr>
+              <w:spacing w:after="0" w:line="252" w:lineRule="auto"/>
+            </w:pPr>
+            <w:r>
+              <w:rPr>
+                <w:sz w:val="18"/>
+              </w:rPr>
+              <w:t>Portal assignment readback naming each group and an activation test</w:t>
+            </w:r>
+          </w:p>
+        </w:tc>
+      </w:tr>
+      <w:tr>
+        <w:trPr>
+          <w:cantSplit/>
+        </w:trPr>
+        <w:tc>
+          <w:tcPr>
+            <w:tcW w:type="dxa" w:w="1800"/>
+            <w:shd w:fill="FFFFFF"/>
+            <w:tcMar>
+              <w:top w:w="85" w:type="dxa"/>
+              <w:left w:w="85" w:type="dxa"/>
+              <w:bottom w:w="85" w:type="dxa"/>
+              <w:right w:w="85" w:type="dxa"/>
+            </w:tcMar>
+            <w:vAlign w:val="center"/>
+          </w:tcPr>
+          <w:p>
+            <w:pPr>
+              <w:spacing w:after="0" w:line="252" w:lineRule="auto"/>
+            </w:pPr>
+            <w:r>
+              <w:rPr>
+                <w:sz w:val="18"/>
+              </w:rPr>
+              <w:t>Purview</w:t>
             </w:r>
           </w:p>
         </w:tc>
@@ -28008,11 +29284,21 @@
     </w:p>
     <w:p>
       <w:r>
-        <w:t>Reference review date: 29 September 2026. Tenant configuration, licensing and supported operations must be checked at implementation time.</w:t>
+        <w:t>M6 Microsoft Defender unified RBAC: custom roles and assignments to Microsoft Entra groups</w:t>
+        <w:br/>
+        <w:t>https://learn.microsoft.com/en-us/defender-xdr/create-custom-rbac-roles</w:t>
+      </w:r>
+    </w:p>
+    <w:p>
+      <w:r>
+        <w:t>Reference review date: 2 October 2026. Tenant configuration, licensing and supported operations must be checked at implementation time.</w:t>
       </w:r>
     </w:p>
     <w:sectPr>
       <w:footerReference w:type="default" r:id="rId9"/>
+      <w:headerReference w:type="default" r:id="rId26"/>
+      <w:footerReference w:type="first" r:id="rId27"/>
+      <w:headerReference w:type="first" r:id="rId28"/>
       <w:pgSz w:w="11952" w:h="16848"/>
       <w:pgMar w:top="936" w:right="1008" w:bottom="936" w:left="1008" w:header="720" w:footer="720" w:gutter="0"/>
       <w:cols w:space="720"/>
@@ -28029,11 +29315,41 @@
       <w:pStyle w:val="Caption"/>
     </w:pPr>
     <w:r>
-      <w:t xml:space="preserve">PimBuddy baseline reference  |  29 September 2026  |  </w:t>
+      <w:t xml:space="preserve">PimBuddy baseline reference  |  2 October 2026  |  </w:t>
     </w:r>
     <w:fldSimple w:instr="PAGE"/>
   </w:p>
 </w:ftr>
+</file>
+
+<file path=word/footer2.xml><?xml version="1.0" encoding="utf-8"?>
+<w:ftr xmlns:m="http://schemas.openxmlformats.org/officeDocument/2006/math" xmlns:mc="http://schemas.openxmlformats.org/markup-compatibility/2006" xmlns:mo="http://schemas.microsoft.com/office/mac/office/2008/main" xmlns:mv="urn:schemas-microsoft-com:mac:vml" xmlns:o="urn:schemas-microsoft-com:office:office" xmlns:r="http://schemas.openxmlformats.org/officeDocument/2006/relationships" xmlns:v="urn:schemas-microsoft-com:vml" xmlns:w10="urn:schemas-microsoft-com:office:word" xmlns:w14="http://schemas.microsoft.com/office/word/2010/wordml" xmlns:w="http://schemas.openxmlformats.org/wordprocessingml/2006/main" xmlns:wne="http://schemas.microsoft.com/office/word/2006/wordml" xmlns:wp14="http://schemas.microsoft.com/office/word/2010/wordprocessingDrawing" xmlns:wp="http://schemas.openxmlformats.org/drawingml/2006/wordprocessingDrawing" xmlns:wpc="http://schemas.microsoft.com/office/word/2010/wordprocessingCanvas" xmlns:wpg="http://schemas.microsoft.com/office/word/2010/wordprocessingGroup" xmlns:wpi="http://schemas.microsoft.com/office/word/2010/wordprocessingInk" xmlns:wps="http://schemas.microsoft.com/office/word/2010/wordprocessingShape" mc:Ignorable="w14 wp14">
+  <w:p>
+    <w:pPr>
+      <w:pStyle w:val="Footer"/>
+    </w:pPr>
+  </w:p>
+</w:ftr>
+</file>
+
+<file path=word/header1.xml><?xml version="1.0" encoding="utf-8"?>
+<w:hdr xmlns:m="http://schemas.openxmlformats.org/officeDocument/2006/math" xmlns:mc="http://schemas.openxmlformats.org/markup-compatibility/2006" xmlns:mo="http://schemas.microsoft.com/office/mac/office/2008/main" xmlns:mv="urn:schemas-microsoft-com:mac:vml" xmlns:o="urn:schemas-microsoft-com:office:office" xmlns:r="http://schemas.openxmlformats.org/officeDocument/2006/relationships" xmlns:v="urn:schemas-microsoft-com:vml" xmlns:w10="urn:schemas-microsoft-com:office:word" xmlns:w14="http://schemas.microsoft.com/office/word/2010/wordml" xmlns:w="http://schemas.openxmlformats.org/wordprocessingml/2006/main" xmlns:wne="http://schemas.microsoft.com/office/word/2006/wordml" xmlns:wp14="http://schemas.microsoft.com/office/word/2010/wordprocessingDrawing" xmlns:wp="http://schemas.openxmlformats.org/drawingml/2006/wordprocessingDrawing" xmlns:wpc="http://schemas.microsoft.com/office/word/2010/wordprocessingCanvas" xmlns:wpg="http://schemas.microsoft.com/office/word/2010/wordprocessingGroup" xmlns:wpi="http://schemas.microsoft.com/office/word/2010/wordprocessingInk" xmlns:wps="http://schemas.microsoft.com/office/word/2010/wordprocessingShape" mc:Ignorable="w14 wp14">
+  <w:p>
+    <w:pPr>
+      <w:pStyle w:val="Header"/>
+    </w:pPr>
+  </w:p>
+</w:hdr>
+</file>
+
+<file path=word/header2.xml><?xml version="1.0" encoding="utf-8"?>
+<w:hdr xmlns:m="http://schemas.openxmlformats.org/officeDocument/2006/math" xmlns:mc="http://schemas.openxmlformats.org/markup-compatibility/2006" xmlns:mo="http://schemas.microsoft.com/office/mac/office/2008/main" xmlns:mv="urn:schemas-microsoft-com:mac:vml" xmlns:o="urn:schemas-microsoft-com:office:office" xmlns:r="http://schemas.openxmlformats.org/officeDocument/2006/relationships" xmlns:v="urn:schemas-microsoft-com:vml" xmlns:w10="urn:schemas-microsoft-com:office:word" xmlns:w14="http://schemas.microsoft.com/office/word/2010/wordml" xmlns:w="http://schemas.openxmlformats.org/wordprocessingml/2006/main" xmlns:wne="http://schemas.microsoft.com/office/word/2006/wordml" xmlns:wp14="http://schemas.microsoft.com/office/word/2010/wordprocessingDrawing" xmlns:wp="http://schemas.openxmlformats.org/drawingml/2006/wordprocessingDrawing" xmlns:wpc="http://schemas.microsoft.com/office/word/2010/wordprocessingCanvas" xmlns:wpg="http://schemas.microsoft.com/office/word/2010/wordprocessingGroup" xmlns:wpi="http://schemas.microsoft.com/office/word/2010/wordprocessingInk" xmlns:wps="http://schemas.microsoft.com/office/word/2010/wordprocessingShape" mc:Ignorable="w14 wp14">
+  <w:p>
+    <w:pPr>
+      <w:pStyle w:val="Header"/>
+    </w:pPr>
+  </w:p>
+</w:hdr>
 </file>
 
 <file path=word/numbering.xml><?xml version="1.0" encoding="utf-8"?>

--- a/docs/handovers/PimBuddy_Baseline_Design_and_Object_Reference.docx
+++ b/docs/handovers/PimBuddy_Baseline_Design_and_Object_Reference.docx
@@ -197,7 +197,7 @@
               <w:rPr>
                 <w:sz w:val="18"/>
               </w:rPr>
-              <w:t>1.2 • 2 October 2026</w:t>
+              <w:t>2.0 • 5 October 2026</w:t>
             </w:r>
           </w:p>
         </w:tc>
@@ -303,7 +303,7 @@
               <w:rPr>
                 <w:sz w:val="18"/>
               </w:rPr>
-              <w:t>Framework 2.2 • catalog revised 2 October 2026</w:t>
+              <w:t>Framework 3.0 • catalog revised 5 October 2026</w:t>
             </w:r>
           </w:p>
         </w:tc>
@@ -356,7 +356,7 @@
               <w:rPr>
                 <w:sz w:val="18"/>
               </w:rPr>
-              <w:t>Build 32434 • Defender XDR access groups, on the build 32431 alignment revision (25015e6)</w:t>
+              <w:t>Build 32436 • framework 3.0: job groups, direct groups and Exchange RBAC access groups</w:t>
             </w:r>
           </w:p>
         </w:tc>
@@ -1576,7 +1576,7 @@
       <w:r>
         <w:drawing>
           <wp:inline xmlns:a="http://schemas.openxmlformats.org/drawingml/2006/main" xmlns:pic="http://schemas.openxmlformats.org/drawingml/2006/picture">
-            <wp:extent cx="6309360" cy="1345997"/>
+            <wp:extent cx="6309360" cy="2356541"/>
             <wp:docPr id="3" name="Picture 3" descr="Entra and Microsoft 365 role activation; Admin account: Active membership of a persona group, normally time bounded.; Persona group: Eligible assignment to one or more Entra roles.; Role activation: Admin activates the required role with its effective policy."/>
             <wp:cNvGraphicFramePr>
               <a:graphicFrameLocks noChangeAspect="1"/>
@@ -1597,7 +1597,7 @@
                   <pic:spPr>
                     <a:xfrm>
                       <a:off x="0" y="0"/>
-                      <a:ext cx="6309360" cy="1345997"/>
+                      <a:ext cx="6309360" cy="2356541"/>
                     </a:xfrm>
                     <a:prstGeom prst="rect"/>
                   </pic:spPr>
@@ -1613,7 +1613,7 @@
         <w:pStyle w:val="Caption"/>
       </w:pPr>
       <w:r>
-        <w:t>Figure 3. Entra and Microsoft 365 role activation</w:t>
+        <w:t>Figure 3. The three activation paths in framework 3.0</w:t>
       </w:r>
     </w:p>
     <w:p>
@@ -1662,12 +1662,17 @@
     </w:p>
     <w:p>
       <w:r>
-        <w:t>These are two different activation patterns. Do not make both the persona membership and its Entra role eligible as the standard design; that would introduce two activation gates. Intune uses group activation because access is granted through an Intune role binding.</w:t>
+        <w:t>Framework 3.0 uses three activation paths. Job groups: administrators are ELIGIBLE members and the group holds every role of the job ACTIVE and permanently, so one activation (GroupJITTier1, four hours) gives the whole job. Direct groups: administrators are ACTIVE members and the group is ELIGIBLE for each role, activated one at a time — used for Tier 0, which is never bundled, and for the Exchange, SharePoint and Purview roles, because Microsoft documents that activation through PIM for Groups can take hours to reach those portals (up to 24 hours for SharePoint). Access groups (Intune, Defender XDR, Exchange RBAC): ELIGIBLE members, the group is a member of the product role. Every role a job group holds allows a permanent active assignment; the gate is the eligible membership. An administrator who is an ACTIVE member of a job group would hold every role of the job standing — do not leave active members in job groups.</w:t>
       </w:r>
     </w:p>
     <w:p>
       <w:r>
         <w:t>Defender XDR follows the Intune pattern since framework 2.2. The five PIM-SG-XDR access groups (Admin, Operator-T3, Operator-T2, Operator-T1 and Reader, after the roles of the customer RBAC baseline document) hold eligible members who activate the group; the Defender XDR roles, their permission sets, the assignments that name the groups and the data sources are configured in the Defender portal and are outside PimBuddy. PimBuddy creates and compares the groups and their Member policies only; it never reads or writes the portal. A persona group never sits in a Defender assignment. [M6]</w:t>
+      </w:r>
+    </w:p>
+    <w:p>
+      <w:r>
+        <w:t>Exchange RBAC follows the same access pattern since framework 3.0: PIM-SG-EXO-Recipients (Recipient Management), PIM-SG-EXO-HelpDesk (Help Desk), PIM-SG-EXO-Hygiene (Hygiene Management) and PIM-SG-EXO-Reader (View-Only Organization Management) have eligible members; each group is added to its Exchange Online role group in Exchange, not through Microsoft Graph. Exchange accepted a role-assignable Entra group as a role group member on cloudfellows.dev (5 October 2026); how long Exchange takes to honour an activation is measured on the first use. Exchange Administrator stays on the direct path for anything above these role groups.</w:t>
       </w:r>
     </w:p>
     <w:p>
@@ -1737,7 +1742,7 @@
       <w:r>
         <w:drawing>
           <wp:inline xmlns:a="http://schemas.openxmlformats.org/drawingml/2006/main" xmlns:pic="http://schemas.openxmlformats.org/drawingml/2006/picture">
-            <wp:extent cx="6309360" cy="1345997"/>
+            <wp:extent cx="6309360" cy="879442"/>
             <wp:docPr id="6" name="Picture 6" descr="Model composition; M365 personas: 4 groups for Entra and workload administration.; Intune access: 2 activation groups plus a standing reader binding.; Azure option: 3 groups; actual ARM role assignments are separate."/>
             <wp:cNvGraphicFramePr>
               <a:graphicFrameLocks noChangeAspect="1"/>
@@ -1758,7 +1763,7 @@
                   <pic:spPr>
                     <a:xfrm>
                       <a:off x="0" y="0"/>
-                      <a:ext cx="6309360" cy="1345997"/>
+                      <a:ext cx="6309360" cy="879442"/>
                     </a:xfrm>
                     <a:prstGeom prst="rect"/>
                   </pic:spPr>
@@ -1902,7 +1907,7 @@
               <w:rPr>
                 <w:sz w:val="18"/>
               </w:rPr>
-              <w:t>GroupMember</w:t>
+              <w:t>GroupMember · direct group: active members</w:t>
             </w:r>
           </w:p>
         </w:tc>
@@ -1914,7 +1919,7 @@
         <w:tc>
           <w:tcPr>
             <w:tcW w:type="dxa" w:w="7344"/>
-            <w:shd w:fill="FFFFFF"/>
+            <w:shd w:fill="F0F5F7"/>
             <w:tcMar>
               <w:top w:w="85" w:type="dxa"/>
               <w:left w:w="85" w:type="dxa"/>
@@ -1938,24 +1943,24 @@
         <w:tc>
           <w:tcPr>
             <w:tcW w:type="dxa" w:w="2592"/>
-            <w:shd w:fill="FFFFFF"/>
-            <w:tcMar>
-              <w:top w:w="85" w:type="dxa"/>
-              <w:left w:w="85" w:type="dxa"/>
-              <w:bottom w:w="85" w:type="dxa"/>
-              <w:right w:w="85" w:type="dxa"/>
-            </w:tcMar>
-            <w:vAlign w:val="center"/>
-          </w:tcPr>
-          <w:p>
-            <w:pPr>
-              <w:spacing w:after="0" w:line="252" w:lineRule="auto"/>
-            </w:pPr>
-            <w:r>
-              <w:rPr>
-                <w:sz w:val="18"/>
-              </w:rPr>
-              <w:t>GroupMember</w:t>
+            <w:shd w:fill="F0F5F7"/>
+            <w:tcMar>
+              <w:top w:w="85" w:type="dxa"/>
+              <w:left w:w="85" w:type="dxa"/>
+              <w:bottom w:w="85" w:type="dxa"/>
+              <w:right w:w="85" w:type="dxa"/>
+            </w:tcMar>
+            <w:vAlign w:val="center"/>
+          </w:tcPr>
+          <w:p>
+            <w:pPr>
+              <w:spacing w:after="0" w:line="252" w:lineRule="auto"/>
+            </w:pPr>
+            <w:r>
+              <w:rPr>
+                <w:sz w:val="18"/>
+              </w:rPr>
+              <w:t>GroupJITTier1 · job group: eligible members</w:t>
             </w:r>
           </w:p>
         </w:tc>
@@ -1984,7 +1989,7 @@
               <w:rPr>
                 <w:sz w:val="18"/>
               </w:rPr>
-              <w:t>PIM-SG-M365-Ops</w:t>
+              <w:t>PIM-SG-M365-SecOps-Direct</w:t>
             </w:r>
           </w:p>
         </w:tc>
@@ -2008,7 +2013,7 @@
               <w:rPr>
                 <w:sz w:val="18"/>
               </w:rPr>
-              <w:t>GroupMember</w:t>
+              <w:t>GroupMember · direct group: active members</w:t>
             </w:r>
           </w:p>
         </w:tc>
@@ -2020,48 +2025,48 @@
         <w:tc>
           <w:tcPr>
             <w:tcW w:type="dxa" w:w="7344"/>
-            <w:shd w:fill="FFFFFF"/>
-            <w:tcMar>
-              <w:top w:w="85" w:type="dxa"/>
-              <w:left w:w="85" w:type="dxa"/>
-              <w:bottom w:w="85" w:type="dxa"/>
-              <w:right w:w="85" w:type="dxa"/>
-            </w:tcMar>
-            <w:vAlign w:val="center"/>
-          </w:tcPr>
-          <w:p>
-            <w:pPr>
-              <w:spacing w:after="0" w:line="252" w:lineRule="auto"/>
-            </w:pPr>
-            <w:r>
-              <w:rPr>
-                <w:sz w:val="18"/>
-              </w:rPr>
-              <w:t>PIM-SG-M365-SecOpsReader</w:t>
+            <w:shd w:fill="F0F5F7"/>
+            <w:tcMar>
+              <w:top w:w="85" w:type="dxa"/>
+              <w:left w:w="85" w:type="dxa"/>
+              <w:bottom w:w="85" w:type="dxa"/>
+              <w:right w:w="85" w:type="dxa"/>
+            </w:tcMar>
+            <w:vAlign w:val="center"/>
+          </w:tcPr>
+          <w:p>
+            <w:pPr>
+              <w:spacing w:after="0" w:line="252" w:lineRule="auto"/>
+            </w:pPr>
+            <w:r>
+              <w:rPr>
+                <w:sz w:val="18"/>
+              </w:rPr>
+              <w:t>PIM-SG-M365-Ops</w:t>
             </w:r>
           </w:p>
         </w:tc>
         <w:tc>
           <w:tcPr>
             <w:tcW w:type="dxa" w:w="2592"/>
-            <w:shd w:fill="FFFFFF"/>
-            <w:tcMar>
-              <w:top w:w="85" w:type="dxa"/>
-              <w:left w:w="85" w:type="dxa"/>
-              <w:bottom w:w="85" w:type="dxa"/>
-              <w:right w:w="85" w:type="dxa"/>
-            </w:tcMar>
-            <w:vAlign w:val="center"/>
-          </w:tcPr>
-          <w:p>
-            <w:pPr>
-              <w:spacing w:after="0" w:line="252" w:lineRule="auto"/>
-            </w:pPr>
-            <w:r>
-              <w:rPr>
-                <w:sz w:val="18"/>
-              </w:rPr>
-              <w:t>GroupMember</w:t>
+            <w:shd w:fill="F0F5F7"/>
+            <w:tcMar>
+              <w:top w:w="85" w:type="dxa"/>
+              <w:left w:w="85" w:type="dxa"/>
+              <w:bottom w:w="85" w:type="dxa"/>
+              <w:right w:w="85" w:type="dxa"/>
+            </w:tcMar>
+            <w:vAlign w:val="center"/>
+          </w:tcPr>
+          <w:p>
+            <w:pPr>
+              <w:spacing w:after="0" w:line="252" w:lineRule="auto"/>
+            </w:pPr>
+            <w:r>
+              <w:rPr>
+                <w:sz w:val="18"/>
+              </w:rPr>
+              <w:t>GroupJITTier1 · job group: eligible members</w:t>
             </w:r>
           </w:p>
         </w:tc>
@@ -2090,7 +2095,7 @@
               <w:rPr>
                 <w:sz w:val="18"/>
               </w:rPr>
-              <w:t>PIM-SG-INT-Ops</w:t>
+              <w:t>PIM-SG-M365-Ops-Direct</w:t>
             </w:r>
           </w:p>
         </w:tc>
@@ -2114,7 +2119,7 @@
               <w:rPr>
                 <w:sz w:val="18"/>
               </w:rPr>
-              <w:t>GroupJIT</w:t>
+              <w:t>GroupMember · direct group: active members</w:t>
             </w:r>
           </w:p>
         </w:tc>
@@ -2126,48 +2131,48 @@
         <w:tc>
           <w:tcPr>
             <w:tcW w:type="dxa" w:w="7344"/>
-            <w:shd w:fill="FFFFFF"/>
-            <w:tcMar>
-              <w:top w:w="85" w:type="dxa"/>
-              <w:left w:w="85" w:type="dxa"/>
-              <w:bottom w:w="85" w:type="dxa"/>
-              <w:right w:w="85" w:type="dxa"/>
-            </w:tcMar>
-            <w:vAlign w:val="center"/>
-          </w:tcPr>
-          <w:p>
-            <w:pPr>
-              <w:spacing w:after="0" w:line="252" w:lineRule="auto"/>
-            </w:pPr>
-            <w:r>
-              <w:rPr>
-                <w:sz w:val="18"/>
-              </w:rPr>
-              <w:t>PIM-SG-INT-SecOps</w:t>
+            <w:shd w:fill="F0F5F7"/>
+            <w:tcMar>
+              <w:top w:w="85" w:type="dxa"/>
+              <w:left w:w="85" w:type="dxa"/>
+              <w:bottom w:w="85" w:type="dxa"/>
+              <w:right w:w="85" w:type="dxa"/>
+            </w:tcMar>
+            <w:vAlign w:val="center"/>
+          </w:tcPr>
+          <w:p>
+            <w:pPr>
+              <w:spacing w:after="0" w:line="252" w:lineRule="auto"/>
+            </w:pPr>
+            <w:r>
+              <w:rPr>
+                <w:sz w:val="18"/>
+              </w:rPr>
+              <w:t>PIM-SG-M365-SecOpsReader</w:t>
             </w:r>
           </w:p>
         </w:tc>
         <w:tc>
           <w:tcPr>
             <w:tcW w:type="dxa" w:w="2592"/>
-            <w:shd w:fill="FFFFFF"/>
-            <w:tcMar>
-              <w:top w:w="85" w:type="dxa"/>
-              <w:left w:w="85" w:type="dxa"/>
-              <w:bottom w:w="85" w:type="dxa"/>
-              <w:right w:w="85" w:type="dxa"/>
-            </w:tcMar>
-            <w:vAlign w:val="center"/>
-          </w:tcPr>
-          <w:p>
-            <w:pPr>
-              <w:spacing w:after="0" w:line="252" w:lineRule="auto"/>
-            </w:pPr>
-            <w:r>
-              <w:rPr>
-                <w:sz w:val="18"/>
-              </w:rPr>
-              <w:t>GroupJIT</w:t>
+            <w:shd w:fill="F0F5F7"/>
+            <w:tcMar>
+              <w:top w:w="85" w:type="dxa"/>
+              <w:left w:w="85" w:type="dxa"/>
+              <w:bottom w:w="85" w:type="dxa"/>
+              <w:right w:w="85" w:type="dxa"/>
+            </w:tcMar>
+            <w:vAlign w:val="center"/>
+          </w:tcPr>
+          <w:p>
+            <w:pPr>
+              <w:spacing w:after="0" w:line="252" w:lineRule="auto"/>
+            </w:pPr>
+            <w:r>
+              <w:rPr>
+                <w:sz w:val="18"/>
+              </w:rPr>
+              <w:t>GroupMember · direct group: active members</w:t>
             </w:r>
           </w:p>
         </w:tc>
@@ -2179,48 +2184,48 @@
         <w:tc>
           <w:tcPr>
             <w:tcW w:type="dxa" w:w="7344"/>
-            <w:shd w:fill="FFFFFF"/>
-            <w:tcMar>
-              <w:top w:w="85" w:type="dxa"/>
-              <w:left w:w="85" w:type="dxa"/>
-              <w:bottom w:w="85" w:type="dxa"/>
-              <w:right w:w="85" w:type="dxa"/>
-            </w:tcMar>
-            <w:vAlign w:val="center"/>
-          </w:tcPr>
-          <w:p>
-            <w:pPr>
-              <w:spacing w:after="0" w:line="252" w:lineRule="auto"/>
-            </w:pPr>
-            <w:r>
-              <w:rPr>
-                <w:sz w:val="18"/>
-              </w:rPr>
-              <w:t>PIM-SG-XDR-Admin</w:t>
+            <w:shd w:fill="F0F5F7"/>
+            <w:tcMar>
+              <w:top w:w="85" w:type="dxa"/>
+              <w:left w:w="85" w:type="dxa"/>
+              <w:bottom w:w="85" w:type="dxa"/>
+              <w:right w:w="85" w:type="dxa"/>
+            </w:tcMar>
+            <w:vAlign w:val="center"/>
+          </w:tcPr>
+          <w:p>
+            <w:pPr>
+              <w:spacing w:after="0" w:line="252" w:lineRule="auto"/>
+            </w:pPr>
+            <w:r>
+              <w:rPr>
+                <w:sz w:val="18"/>
+              </w:rPr>
+              <w:t>PIM-SG-EXO-Recipients</w:t>
             </w:r>
           </w:p>
         </w:tc>
         <w:tc>
           <w:tcPr>
             <w:tcW w:type="dxa" w:w="2592"/>
-            <w:shd w:fill="FFFFFF"/>
-            <w:tcMar>
-              <w:top w:w="85" w:type="dxa"/>
-              <w:left w:w="85" w:type="dxa"/>
-              <w:bottom w:w="85" w:type="dxa"/>
-              <w:right w:w="85" w:type="dxa"/>
-            </w:tcMar>
-            <w:vAlign w:val="center"/>
-          </w:tcPr>
-          <w:p>
-            <w:pPr>
-              <w:spacing w:after="0" w:line="252" w:lineRule="auto"/>
-            </w:pPr>
-            <w:r>
-              <w:rPr>
-                <w:sz w:val="18"/>
-              </w:rPr>
-              <w:t>GroupJITTier0</w:t>
+            <w:shd w:fill="F0F5F7"/>
+            <w:tcMar>
+              <w:top w:w="85" w:type="dxa"/>
+              <w:left w:w="85" w:type="dxa"/>
+              <w:bottom w:w="85" w:type="dxa"/>
+              <w:right w:w="85" w:type="dxa"/>
+            </w:tcMar>
+            <w:vAlign w:val="center"/>
+          </w:tcPr>
+          <w:p>
+            <w:pPr>
+              <w:spacing w:after="0" w:line="252" w:lineRule="auto"/>
+            </w:pPr>
+            <w:r>
+              <w:rPr>
+                <w:sz w:val="18"/>
+              </w:rPr>
+              <w:t>GroupJIT · Exchange RBAC access group</w:t>
             </w:r>
           </w:p>
         </w:tc>
@@ -2232,31 +2237,31 @@
         <w:tc>
           <w:tcPr>
             <w:tcW w:type="dxa" w:w="7344"/>
-            <w:shd w:fill="FFFFFF"/>
-            <w:tcMar>
-              <w:top w:w="85" w:type="dxa"/>
-              <w:left w:w="85" w:type="dxa"/>
-              <w:bottom w:w="85" w:type="dxa"/>
-              <w:right w:w="85" w:type="dxa"/>
-            </w:tcMar>
-            <w:vAlign w:val="center"/>
-          </w:tcPr>
-          <w:p>
-            <w:pPr>
-              <w:spacing w:after="0" w:line="252" w:lineRule="auto"/>
-            </w:pPr>
-            <w:r>
-              <w:rPr>
-                <w:sz w:val="18"/>
-              </w:rPr>
-              <w:t>PIM-SG-XDR-Operator-T3</w:t>
+            <w:shd w:fill="F0F5F7"/>
+            <w:tcMar>
+              <w:top w:w="85" w:type="dxa"/>
+              <w:left w:w="85" w:type="dxa"/>
+              <w:bottom w:w="85" w:type="dxa"/>
+              <w:right w:w="85" w:type="dxa"/>
+            </w:tcMar>
+            <w:vAlign w:val="center"/>
+          </w:tcPr>
+          <w:p>
+            <w:pPr>
+              <w:spacing w:after="0" w:line="252" w:lineRule="auto"/>
+            </w:pPr>
+            <w:r>
+              <w:rPr>
+                <w:sz w:val="18"/>
+              </w:rPr>
+              <w:t>PIM-SG-INT-Ops</w:t>
             </w:r>
           </w:p>
         </w:tc>
         <w:tc>
           <w:tcPr>
             <w:tcW w:type="dxa" w:w="2592"/>
-            <w:shd w:fill="FFFFFF"/>
+            <w:shd w:fill="F0F5F7"/>
             <w:tcMar>
               <w:top w:w="85" w:type="dxa"/>
               <w:left w:w="85" w:type="dxa"/>
@@ -2285,7 +2290,166 @@
         <w:tc>
           <w:tcPr>
             <w:tcW w:type="dxa" w:w="7344"/>
-            <w:shd w:fill="FFFFFF"/>
+            <w:shd w:fill="F0F5F7"/>
+            <w:tcMar>
+              <w:top w:w="85" w:type="dxa"/>
+              <w:left w:w="85" w:type="dxa"/>
+              <w:bottom w:w="85" w:type="dxa"/>
+              <w:right w:w="85" w:type="dxa"/>
+            </w:tcMar>
+            <w:vAlign w:val="center"/>
+          </w:tcPr>
+          <w:p>
+            <w:pPr>
+              <w:spacing w:after="0" w:line="252" w:lineRule="auto"/>
+            </w:pPr>
+            <w:r>
+              <w:rPr>
+                <w:sz w:val="18"/>
+              </w:rPr>
+              <w:t>PIM-SG-INT-SecOps</w:t>
+            </w:r>
+          </w:p>
+        </w:tc>
+        <w:tc>
+          <w:tcPr>
+            <w:tcW w:type="dxa" w:w="2592"/>
+            <w:shd w:fill="F0F5F7"/>
+            <w:tcMar>
+              <w:top w:w="85" w:type="dxa"/>
+              <w:left w:w="85" w:type="dxa"/>
+              <w:bottom w:w="85" w:type="dxa"/>
+              <w:right w:w="85" w:type="dxa"/>
+            </w:tcMar>
+            <w:vAlign w:val="center"/>
+          </w:tcPr>
+          <w:p>
+            <w:pPr>
+              <w:spacing w:after="0" w:line="252" w:lineRule="auto"/>
+            </w:pPr>
+            <w:r>
+              <w:rPr>
+                <w:sz w:val="18"/>
+              </w:rPr>
+              <w:t>GroupJIT</w:t>
+            </w:r>
+          </w:p>
+        </w:tc>
+      </w:tr>
+      <w:tr>
+        <w:trPr>
+          <w:cantSplit/>
+        </w:trPr>
+        <w:tc>
+          <w:tcPr>
+            <w:tcW w:type="dxa" w:w="7344"/>
+            <w:shd w:fill="F0F5F7"/>
+            <w:tcMar>
+              <w:top w:w="85" w:type="dxa"/>
+              <w:left w:w="85" w:type="dxa"/>
+              <w:bottom w:w="85" w:type="dxa"/>
+              <w:right w:w="85" w:type="dxa"/>
+            </w:tcMar>
+            <w:vAlign w:val="center"/>
+          </w:tcPr>
+          <w:p>
+            <w:pPr>
+              <w:spacing w:after="0" w:line="252" w:lineRule="auto"/>
+            </w:pPr>
+            <w:r>
+              <w:rPr>
+                <w:sz w:val="18"/>
+              </w:rPr>
+              <w:t>PIM-SG-XDR-Admin</w:t>
+            </w:r>
+          </w:p>
+        </w:tc>
+        <w:tc>
+          <w:tcPr>
+            <w:tcW w:type="dxa" w:w="2592"/>
+            <w:shd w:fill="F0F5F7"/>
+            <w:tcMar>
+              <w:top w:w="85" w:type="dxa"/>
+              <w:left w:w="85" w:type="dxa"/>
+              <w:bottom w:w="85" w:type="dxa"/>
+              <w:right w:w="85" w:type="dxa"/>
+            </w:tcMar>
+            <w:vAlign w:val="center"/>
+          </w:tcPr>
+          <w:p>
+            <w:pPr>
+              <w:spacing w:after="0" w:line="252" w:lineRule="auto"/>
+            </w:pPr>
+            <w:r>
+              <w:rPr>
+                <w:sz w:val="18"/>
+              </w:rPr>
+              <w:t>GroupJITTier0</w:t>
+            </w:r>
+          </w:p>
+        </w:tc>
+      </w:tr>
+      <w:tr>
+        <w:trPr>
+          <w:cantSplit/>
+        </w:trPr>
+        <w:tc>
+          <w:tcPr>
+            <w:tcW w:type="dxa" w:w="7344"/>
+            <w:shd w:fill="F0F5F7"/>
+            <w:tcMar>
+              <w:top w:w="85" w:type="dxa"/>
+              <w:left w:w="85" w:type="dxa"/>
+              <w:bottom w:w="85" w:type="dxa"/>
+              <w:right w:w="85" w:type="dxa"/>
+            </w:tcMar>
+            <w:vAlign w:val="center"/>
+          </w:tcPr>
+          <w:p>
+            <w:pPr>
+              <w:spacing w:after="0" w:line="252" w:lineRule="auto"/>
+            </w:pPr>
+            <w:r>
+              <w:rPr>
+                <w:sz w:val="18"/>
+              </w:rPr>
+              <w:t>PIM-SG-XDR-Operator-T3</w:t>
+            </w:r>
+          </w:p>
+        </w:tc>
+        <w:tc>
+          <w:tcPr>
+            <w:tcW w:type="dxa" w:w="2592"/>
+            <w:shd w:fill="F0F5F7"/>
+            <w:tcMar>
+              <w:top w:w="85" w:type="dxa"/>
+              <w:left w:w="85" w:type="dxa"/>
+              <w:bottom w:w="85" w:type="dxa"/>
+              <w:right w:w="85" w:type="dxa"/>
+            </w:tcMar>
+            <w:vAlign w:val="center"/>
+          </w:tcPr>
+          <w:p>
+            <w:pPr>
+              <w:spacing w:after="0" w:line="252" w:lineRule="auto"/>
+            </w:pPr>
+            <w:r>
+              <w:rPr>
+                <w:sz w:val="18"/>
+              </w:rPr>
+              <w:t>GroupJIT</w:t>
+            </w:r>
+          </w:p>
+        </w:tc>
+      </w:tr>
+      <w:tr>
+        <w:trPr>
+          <w:cantSplit/>
+        </w:trPr>
+        <w:tc>
+          <w:tcPr>
+            <w:tcW w:type="dxa" w:w="7344"/>
+            <w:shd w:fill="F0F5F7"/>
             <w:tcMar>
               <w:top w:w="85" w:type="dxa"/>
               <w:left w:w="85" w:type="dxa"/>
@@ -2309,7 +2473,7 @@
         <w:tc>
           <w:tcPr>
             <w:tcW w:type="dxa" w:w="2592"/>
-            <w:shd w:fill="FFFFFF"/>
+            <w:shd w:fill="F0F5F7"/>
             <w:tcMar>
               <w:top w:w="85" w:type="dxa"/>
               <w:left w:w="85" w:type="dxa"/>
@@ -2327,6 +2491,165 @@
                 <w:sz w:val="18"/>
               </w:rPr>
               <w:t>GroupJIT</w:t>
+            </w:r>
+          </w:p>
+        </w:tc>
+      </w:tr>
+      <w:tr>
+        <w:trPr>
+          <w:cantSplit/>
+        </w:trPr>
+        <w:tc>
+          <w:tcPr>
+            <w:tcW w:type="dxa" w:w="7344"/>
+            <w:shd w:fill="F0F5F7"/>
+            <w:tcMar>
+              <w:top w:w="85" w:type="dxa"/>
+              <w:left w:w="85" w:type="dxa"/>
+              <w:bottom w:w="85" w:type="dxa"/>
+              <w:right w:w="85" w:type="dxa"/>
+            </w:tcMar>
+            <w:vAlign w:val="center"/>
+          </w:tcPr>
+          <w:p>
+            <w:pPr>
+              <w:spacing w:after="0" w:line="252" w:lineRule="auto"/>
+            </w:pPr>
+            <w:r>
+              <w:rPr>
+                <w:sz w:val="18"/>
+              </w:rPr>
+              <w:t>PIM-SG-AZ-Tenant-Owner</w:t>
+            </w:r>
+          </w:p>
+        </w:tc>
+        <w:tc>
+          <w:tcPr>
+            <w:tcW w:type="dxa" w:w="2592"/>
+            <w:shd w:fill="F0F5F7"/>
+            <w:tcMar>
+              <w:top w:w="85" w:type="dxa"/>
+              <w:left w:w="85" w:type="dxa"/>
+              <w:bottom w:w="85" w:type="dxa"/>
+              <w:right w:w="85" w:type="dxa"/>
+            </w:tcMar>
+            <w:vAlign w:val="center"/>
+          </w:tcPr>
+          <w:p>
+            <w:pPr>
+              <w:spacing w:after="0" w:line="252" w:lineRule="auto"/>
+            </w:pPr>
+            <w:r>
+              <w:rPr>
+                <w:sz w:val="18"/>
+              </w:rPr>
+              <w:t>GroupMember</w:t>
+            </w:r>
+          </w:p>
+        </w:tc>
+      </w:tr>
+      <w:tr>
+        <w:trPr>
+          <w:cantSplit/>
+        </w:trPr>
+        <w:tc>
+          <w:tcPr>
+            <w:tcW w:type="dxa" w:w="7344"/>
+            <w:shd w:fill="F0F5F7"/>
+            <w:tcMar>
+              <w:top w:w="85" w:type="dxa"/>
+              <w:left w:w="85" w:type="dxa"/>
+              <w:bottom w:w="85" w:type="dxa"/>
+              <w:right w:w="85" w:type="dxa"/>
+            </w:tcMar>
+            <w:vAlign w:val="center"/>
+          </w:tcPr>
+          <w:p>
+            <w:pPr>
+              <w:spacing w:after="0" w:line="252" w:lineRule="auto"/>
+            </w:pPr>
+            <w:r>
+              <w:rPr>
+                <w:sz w:val="18"/>
+              </w:rPr>
+              <w:t>PIM-SG-AZ-Sub-Owner</w:t>
+            </w:r>
+          </w:p>
+        </w:tc>
+        <w:tc>
+          <w:tcPr>
+            <w:tcW w:type="dxa" w:w="2592"/>
+            <w:shd w:fill="F0F5F7"/>
+            <w:tcMar>
+              <w:top w:w="85" w:type="dxa"/>
+              <w:left w:w="85" w:type="dxa"/>
+              <w:bottom w:w="85" w:type="dxa"/>
+              <w:right w:w="85" w:type="dxa"/>
+            </w:tcMar>
+            <w:vAlign w:val="center"/>
+          </w:tcPr>
+          <w:p>
+            <w:pPr>
+              <w:spacing w:after="0" w:line="252" w:lineRule="auto"/>
+            </w:pPr>
+            <w:r>
+              <w:rPr>
+                <w:sz w:val="18"/>
+              </w:rPr>
+              <w:t>GroupMember</w:t>
+            </w:r>
+          </w:p>
+        </w:tc>
+      </w:tr>
+      <w:tr>
+        <w:trPr>
+          <w:cantSplit/>
+        </w:trPr>
+        <w:tc>
+          <w:tcPr>
+            <w:tcW w:type="dxa" w:w="7344"/>
+            <w:shd w:fill="F0F5F7"/>
+            <w:tcMar>
+              <w:top w:w="85" w:type="dxa"/>
+              <w:left w:w="85" w:type="dxa"/>
+              <w:bottom w:w="85" w:type="dxa"/>
+              <w:right w:w="85" w:type="dxa"/>
+            </w:tcMar>
+            <w:vAlign w:val="center"/>
+          </w:tcPr>
+          <w:p>
+            <w:pPr>
+              <w:spacing w:after="0" w:line="252" w:lineRule="auto"/>
+            </w:pPr>
+            <w:r>
+              <w:rPr>
+                <w:sz w:val="18"/>
+              </w:rPr>
+              <w:t>PIM-SG-AZ-Sub-Contributor</w:t>
+            </w:r>
+          </w:p>
+        </w:tc>
+        <w:tc>
+          <w:tcPr>
+            <w:tcW w:type="dxa" w:w="2592"/>
+            <w:shd w:fill="F0F5F7"/>
+            <w:tcMar>
+              <w:top w:w="85" w:type="dxa"/>
+              <w:left w:w="85" w:type="dxa"/>
+              <w:bottom w:w="85" w:type="dxa"/>
+              <w:right w:w="85" w:type="dxa"/>
+            </w:tcMar>
+            <w:vAlign w:val="center"/>
+          </w:tcPr>
+          <w:p>
+            <w:pPr>
+              <w:spacing w:after="0" w:line="252" w:lineRule="auto"/>
+            </w:pPr>
+            <w:r>
+              <w:rPr>
+                <w:sz w:val="18"/>
+              </w:rPr>
+              <w:t>GroupMember</w:t>
             </w:r>
           </w:p>
         </w:tc>
@@ -2339,12 +2662,12 @@
     </w:p>
     <w:p>
       <w:r>
-        <w:t>The GlobalAdmin persona also receives Privileged Role Administrator and Privileged Authentication Administrator after profile merging. Global Administrator activates for two hours with approval. The other Tier 0 roles retain c1 and justification but do not require approval. The small model contains no administrative units.</w:t>
+        <w:t>Two job groups (Ops with 22 roles, SecOps) and four direct groups (GlobalAdmin for Global Administrator, Privileged Role Administrator and Privileged Authentication Administrator; SecOps-Direct; Ops-Direct for Exchange and SharePoint; SecOpsReader). Global Administrator activates for two hours with approval. The other Tier 0 roles retain c1 and justification but do not require approval. Job activations alert on critical events only in this model. The small model contains no administrative units.</w:t>
       </w:r>
     </w:p>
     <w:p>
       <w:r>
-        <w:t>Central PIM catalog total: 12 groups including optional Azure groups and the three Defender XDR access groups (framework 2.2: Admin on the Tier 0 gate, Operator-T3 for IT, Reader; Operator-T1 and -T2 fold into Operator-T3 as the desk folds into Ops). The plain central approval group is additional and is not included in that total. All listed central PIM groups are role assignable; customer memberships and owners must be supplied separately. The Defender XDR roles and their assignments are portal work, outside this inventory.</w:t>
+        <w:t>Central PIM catalog total: 15 groups including optional Azure groups, the three Defender XDR access groups (Admin on the Tier 0 gate, Operator-T3 for IT, Reader) and PIM-SG-EXO-Recipients. The plain central approval group is additional and is not included in that total. All listed central PIM groups are role assignable; customer memberships and owners must be supplied separately.</w:t>
       </w:r>
     </w:p>
     <w:p>
@@ -2365,7 +2688,7 @@
       <w:r>
         <w:drawing>
           <wp:inline xmlns:a="http://schemas.openxmlformats.org/drawingml/2006/main" xmlns:pic="http://schemas.openxmlformats.org/drawingml/2006/picture">
-            <wp:extent cx="6309360" cy="1345997"/>
+            <wp:extent cx="6309360" cy="879442"/>
             <wp:docPr id="7" name="Picture 7" descr="Model composition; M365 personas: 11 groups for Entra and workload administration.; Intune access: 3 activation groups plus a standing reader binding.; Azure option: 13 groups; actual ARM role assignments are separate."/>
             <wp:cNvGraphicFramePr>
               <a:graphicFrameLocks noChangeAspect="1"/>
@@ -2386,7 +2709,7 @@
                   <pic:spPr>
                     <a:xfrm>
                       <a:off x="0" y="0"/>
-                      <a:ext cx="6309360" cy="1345997"/>
+                      <a:ext cx="6309360" cy="879442"/>
                     </a:xfrm>
                     <a:prstGeom prst="rect"/>
                   </pic:spPr>
@@ -2530,7 +2853,7 @@
               <w:rPr>
                 <w:sz w:val="18"/>
               </w:rPr>
-              <w:t>GroupMember</w:t>
+              <w:t>GroupMember · direct group: active members</w:t>
             </w:r>
           </w:p>
         </w:tc>
@@ -2542,7 +2865,7 @@
         <w:tc>
           <w:tcPr>
             <w:tcW w:type="dxa" w:w="7344"/>
-            <w:shd w:fill="FFFFFF"/>
+            <w:shd w:fill="F0F5F7"/>
             <w:tcMar>
               <w:top w:w="85" w:type="dxa"/>
               <w:left w:w="85" w:type="dxa"/>
@@ -2566,24 +2889,24 @@
         <w:tc>
           <w:tcPr>
             <w:tcW w:type="dxa" w:w="2592"/>
-            <w:shd w:fill="FFFFFF"/>
-            <w:tcMar>
-              <w:top w:w="85" w:type="dxa"/>
-              <w:left w:w="85" w:type="dxa"/>
-              <w:bottom w:w="85" w:type="dxa"/>
-              <w:right w:w="85" w:type="dxa"/>
-            </w:tcMar>
-            <w:vAlign w:val="center"/>
-          </w:tcPr>
-          <w:p>
-            <w:pPr>
-              <w:spacing w:after="0" w:line="252" w:lineRule="auto"/>
-            </w:pPr>
-            <w:r>
-              <w:rPr>
-                <w:sz w:val="18"/>
-              </w:rPr>
-              <w:t>GroupMember</w:t>
+            <w:shd w:fill="F0F5F7"/>
+            <w:tcMar>
+              <w:top w:w="85" w:type="dxa"/>
+              <w:left w:w="85" w:type="dxa"/>
+              <w:bottom w:w="85" w:type="dxa"/>
+              <w:right w:w="85" w:type="dxa"/>
+            </w:tcMar>
+            <w:vAlign w:val="center"/>
+          </w:tcPr>
+          <w:p>
+            <w:pPr>
+              <w:spacing w:after="0" w:line="252" w:lineRule="auto"/>
+            </w:pPr>
+            <w:r>
+              <w:rPr>
+                <w:sz w:val="18"/>
+              </w:rPr>
+              <w:t>GroupMember · direct group: active members</w:t>
             </w:r>
           </w:p>
         </w:tc>
@@ -2636,7 +2959,7 @@
               <w:rPr>
                 <w:sz w:val="18"/>
               </w:rPr>
-              <w:t>GroupMember</w:t>
+              <w:t>GroupJITTier1 · job group: eligible members</w:t>
             </w:r>
           </w:p>
         </w:tc>
@@ -2648,48 +2971,48 @@
         <w:tc>
           <w:tcPr>
             <w:tcW w:type="dxa" w:w="7344"/>
-            <w:shd w:fill="FFFFFF"/>
-            <w:tcMar>
-              <w:top w:w="85" w:type="dxa"/>
-              <w:left w:w="85" w:type="dxa"/>
-              <w:bottom w:w="85" w:type="dxa"/>
-              <w:right w:w="85" w:type="dxa"/>
-            </w:tcMar>
-            <w:vAlign w:val="center"/>
-          </w:tcPr>
-          <w:p>
-            <w:pPr>
-              <w:spacing w:after="0" w:line="252" w:lineRule="auto"/>
-            </w:pPr>
-            <w:r>
-              <w:rPr>
-                <w:sz w:val="18"/>
-              </w:rPr>
-              <w:t>PIM-SG-M365-SecOpsReader</w:t>
+            <w:shd w:fill="F0F5F7"/>
+            <w:tcMar>
+              <w:top w:w="85" w:type="dxa"/>
+              <w:left w:w="85" w:type="dxa"/>
+              <w:bottom w:w="85" w:type="dxa"/>
+              <w:right w:w="85" w:type="dxa"/>
+            </w:tcMar>
+            <w:vAlign w:val="center"/>
+          </w:tcPr>
+          <w:p>
+            <w:pPr>
+              <w:spacing w:after="0" w:line="252" w:lineRule="auto"/>
+            </w:pPr>
+            <w:r>
+              <w:rPr>
+                <w:sz w:val="18"/>
+              </w:rPr>
+              <w:t>PIM-SG-M365-SecOps-Direct</w:t>
             </w:r>
           </w:p>
         </w:tc>
         <w:tc>
           <w:tcPr>
             <w:tcW w:type="dxa" w:w="2592"/>
-            <w:shd w:fill="FFFFFF"/>
-            <w:tcMar>
-              <w:top w:w="85" w:type="dxa"/>
-              <w:left w:w="85" w:type="dxa"/>
-              <w:bottom w:w="85" w:type="dxa"/>
-              <w:right w:w="85" w:type="dxa"/>
-            </w:tcMar>
-            <w:vAlign w:val="center"/>
-          </w:tcPr>
-          <w:p>
-            <w:pPr>
-              <w:spacing w:after="0" w:line="252" w:lineRule="auto"/>
-            </w:pPr>
-            <w:r>
-              <w:rPr>
-                <w:sz w:val="18"/>
-              </w:rPr>
-              <w:t>GroupMember</w:t>
+            <w:shd w:fill="F0F5F7"/>
+            <w:tcMar>
+              <w:top w:w="85" w:type="dxa"/>
+              <w:left w:w="85" w:type="dxa"/>
+              <w:bottom w:w="85" w:type="dxa"/>
+              <w:right w:w="85" w:type="dxa"/>
+            </w:tcMar>
+            <w:vAlign w:val="center"/>
+          </w:tcPr>
+          <w:p>
+            <w:pPr>
+              <w:spacing w:after="0" w:line="252" w:lineRule="auto"/>
+            </w:pPr>
+            <w:r>
+              <w:rPr>
+                <w:sz w:val="18"/>
+              </w:rPr>
+              <w:t>GroupMember · direct group: active members</w:t>
             </w:r>
           </w:p>
         </w:tc>
@@ -2718,7 +3041,7 @@
               <w:rPr>
                 <w:sz w:val="18"/>
               </w:rPr>
-              <w:t>PIM-SG-M365-Audit</w:t>
+              <w:t>PIM-SG-M365-SecOpsReader</w:t>
             </w:r>
           </w:p>
         </w:tc>
@@ -2742,7 +3065,7 @@
               <w:rPr>
                 <w:sz w:val="18"/>
               </w:rPr>
-              <w:t>GroupMember</w:t>
+              <w:t>GroupMember · direct group: active members</w:t>
             </w:r>
           </w:p>
         </w:tc>
@@ -2754,48 +3077,48 @@
         <w:tc>
           <w:tcPr>
             <w:tcW w:type="dxa" w:w="7344"/>
-            <w:shd w:fill="FFFFFF"/>
-            <w:tcMar>
-              <w:top w:w="85" w:type="dxa"/>
-              <w:left w:w="85" w:type="dxa"/>
-              <w:bottom w:w="85" w:type="dxa"/>
-              <w:right w:w="85" w:type="dxa"/>
-            </w:tcMar>
-            <w:vAlign w:val="center"/>
-          </w:tcPr>
-          <w:p>
-            <w:pPr>
-              <w:spacing w:after="0" w:line="252" w:lineRule="auto"/>
-            </w:pPr>
-            <w:r>
-              <w:rPr>
-                <w:sz w:val="18"/>
-              </w:rPr>
-              <w:t>PIM-SG-M365-Identity</w:t>
+            <w:shd w:fill="F0F5F7"/>
+            <w:tcMar>
+              <w:top w:w="85" w:type="dxa"/>
+              <w:left w:w="85" w:type="dxa"/>
+              <w:bottom w:w="85" w:type="dxa"/>
+              <w:right w:w="85" w:type="dxa"/>
+            </w:tcMar>
+            <w:vAlign w:val="center"/>
+          </w:tcPr>
+          <w:p>
+            <w:pPr>
+              <w:spacing w:after="0" w:line="252" w:lineRule="auto"/>
+            </w:pPr>
+            <w:r>
+              <w:rPr>
+                <w:sz w:val="18"/>
+              </w:rPr>
+              <w:t>PIM-SG-M365-Audit</w:t>
             </w:r>
           </w:p>
         </w:tc>
         <w:tc>
           <w:tcPr>
             <w:tcW w:type="dxa" w:w="2592"/>
-            <w:shd w:fill="FFFFFF"/>
-            <w:tcMar>
-              <w:top w:w="85" w:type="dxa"/>
-              <w:left w:w="85" w:type="dxa"/>
-              <w:bottom w:w="85" w:type="dxa"/>
-              <w:right w:w="85" w:type="dxa"/>
-            </w:tcMar>
-            <w:vAlign w:val="center"/>
-          </w:tcPr>
-          <w:p>
-            <w:pPr>
-              <w:spacing w:after="0" w:line="252" w:lineRule="auto"/>
-            </w:pPr>
-            <w:r>
-              <w:rPr>
-                <w:sz w:val="18"/>
-              </w:rPr>
-              <w:t>GroupMember</w:t>
+            <w:shd w:fill="F0F5F7"/>
+            <w:tcMar>
+              <w:top w:w="85" w:type="dxa"/>
+              <w:left w:w="85" w:type="dxa"/>
+              <w:bottom w:w="85" w:type="dxa"/>
+              <w:right w:w="85" w:type="dxa"/>
+            </w:tcMar>
+            <w:vAlign w:val="center"/>
+          </w:tcPr>
+          <w:p>
+            <w:pPr>
+              <w:spacing w:after="0" w:line="252" w:lineRule="auto"/>
+            </w:pPr>
+            <w:r>
+              <w:rPr>
+                <w:sz w:val="18"/>
+              </w:rPr>
+              <w:t>GroupMember · direct group: active members</w:t>
             </w:r>
           </w:p>
         </w:tc>
@@ -2824,7 +3147,7 @@
               <w:rPr>
                 <w:sz w:val="18"/>
               </w:rPr>
-              <w:t>PIM-SG-M365-Workplace</w:t>
+              <w:t>PIM-SG-M365-Identity</w:t>
             </w:r>
           </w:p>
         </w:tc>
@@ -2848,7 +3171,7 @@
               <w:rPr>
                 <w:sz w:val="18"/>
               </w:rPr>
-              <w:t>GroupMember</w:t>
+              <w:t>GroupJITTier1 · job group: eligible members</w:t>
             </w:r>
           </w:p>
         </w:tc>
@@ -2860,48 +3183,48 @@
         <w:tc>
           <w:tcPr>
             <w:tcW w:type="dxa" w:w="7344"/>
-            <w:shd w:fill="FFFFFF"/>
-            <w:tcMar>
-              <w:top w:w="85" w:type="dxa"/>
-              <w:left w:w="85" w:type="dxa"/>
-              <w:bottom w:w="85" w:type="dxa"/>
-              <w:right w:w="85" w:type="dxa"/>
-            </w:tcMar>
-            <w:vAlign w:val="center"/>
-          </w:tcPr>
-          <w:p>
-            <w:pPr>
-              <w:spacing w:after="0" w:line="252" w:lineRule="auto"/>
-            </w:pPr>
-            <w:r>
-              <w:rPr>
-                <w:sz w:val="18"/>
-              </w:rPr>
-              <w:t>PIM-SG-M365-Collab</w:t>
+            <w:shd w:fill="F0F5F7"/>
+            <w:tcMar>
+              <w:top w:w="85" w:type="dxa"/>
+              <w:left w:w="85" w:type="dxa"/>
+              <w:bottom w:w="85" w:type="dxa"/>
+              <w:right w:w="85" w:type="dxa"/>
+            </w:tcMar>
+            <w:vAlign w:val="center"/>
+          </w:tcPr>
+          <w:p>
+            <w:pPr>
+              <w:spacing w:after="0" w:line="252" w:lineRule="auto"/>
+            </w:pPr>
+            <w:r>
+              <w:rPr>
+                <w:sz w:val="18"/>
+              </w:rPr>
+              <w:t>PIM-SG-M365-Workplace</w:t>
             </w:r>
           </w:p>
         </w:tc>
         <w:tc>
           <w:tcPr>
             <w:tcW w:type="dxa" w:w="2592"/>
-            <w:shd w:fill="FFFFFF"/>
-            <w:tcMar>
-              <w:top w:w="85" w:type="dxa"/>
-              <w:left w:w="85" w:type="dxa"/>
-              <w:bottom w:w="85" w:type="dxa"/>
-              <w:right w:w="85" w:type="dxa"/>
-            </w:tcMar>
-            <w:vAlign w:val="center"/>
-          </w:tcPr>
-          <w:p>
-            <w:pPr>
-              <w:spacing w:after="0" w:line="252" w:lineRule="auto"/>
-            </w:pPr>
-            <w:r>
-              <w:rPr>
-                <w:sz w:val="18"/>
-              </w:rPr>
-              <w:t>GroupMember</w:t>
+            <w:shd w:fill="F0F5F7"/>
+            <w:tcMar>
+              <w:top w:w="85" w:type="dxa"/>
+              <w:left w:w="85" w:type="dxa"/>
+              <w:bottom w:w="85" w:type="dxa"/>
+              <w:right w:w="85" w:type="dxa"/>
+            </w:tcMar>
+            <w:vAlign w:val="center"/>
+          </w:tcPr>
+          <w:p>
+            <w:pPr>
+              <w:spacing w:after="0" w:line="252" w:lineRule="auto"/>
+            </w:pPr>
+            <w:r>
+              <w:rPr>
+                <w:sz w:val="18"/>
+              </w:rPr>
+              <w:t>GroupJITTier1 · job group: eligible members</w:t>
             </w:r>
           </w:p>
         </w:tc>
@@ -2930,7 +3253,7 @@
               <w:rPr>
                 <w:sz w:val="18"/>
               </w:rPr>
-              <w:t>PIM-SG-M365-Apps</w:t>
+              <w:t>PIM-SG-M365-Collab</w:t>
             </w:r>
           </w:p>
         </w:tc>
@@ -2954,7 +3277,7 @@
               <w:rPr>
                 <w:sz w:val="18"/>
               </w:rPr>
-              <w:t>GroupMember</w:t>
+              <w:t>GroupJITTier1 · job group: eligible members</w:t>
             </w:r>
           </w:p>
         </w:tc>
@@ -2966,48 +3289,48 @@
         <w:tc>
           <w:tcPr>
             <w:tcW w:type="dxa" w:w="7344"/>
-            <w:shd w:fill="FFFFFF"/>
-            <w:tcMar>
-              <w:top w:w="85" w:type="dxa"/>
-              <w:left w:w="85" w:type="dxa"/>
-              <w:bottom w:w="85" w:type="dxa"/>
-              <w:right w:w="85" w:type="dxa"/>
-            </w:tcMar>
-            <w:vAlign w:val="center"/>
-          </w:tcPr>
-          <w:p>
-            <w:pPr>
-              <w:spacing w:after="0" w:line="252" w:lineRule="auto"/>
-            </w:pPr>
-            <w:r>
-              <w:rPr>
-                <w:sz w:val="18"/>
-              </w:rPr>
-              <w:t>PIM-SG-M365-ServiceDesk</w:t>
+            <w:shd w:fill="F0F5F7"/>
+            <w:tcMar>
+              <w:top w:w="85" w:type="dxa"/>
+              <w:left w:w="85" w:type="dxa"/>
+              <w:bottom w:w="85" w:type="dxa"/>
+              <w:right w:w="85" w:type="dxa"/>
+            </w:tcMar>
+            <w:vAlign w:val="center"/>
+          </w:tcPr>
+          <w:p>
+            <w:pPr>
+              <w:spacing w:after="0" w:line="252" w:lineRule="auto"/>
+            </w:pPr>
+            <w:r>
+              <w:rPr>
+                <w:sz w:val="18"/>
+              </w:rPr>
+              <w:t>PIM-SG-M365-Collab-Direct</w:t>
             </w:r>
           </w:p>
         </w:tc>
         <w:tc>
           <w:tcPr>
             <w:tcW w:type="dxa" w:w="2592"/>
-            <w:shd w:fill="FFFFFF"/>
-            <w:tcMar>
-              <w:top w:w="85" w:type="dxa"/>
-              <w:left w:w="85" w:type="dxa"/>
-              <w:bottom w:w="85" w:type="dxa"/>
-              <w:right w:w="85" w:type="dxa"/>
-            </w:tcMar>
-            <w:vAlign w:val="center"/>
-          </w:tcPr>
-          <w:p>
-            <w:pPr>
-              <w:spacing w:after="0" w:line="252" w:lineRule="auto"/>
-            </w:pPr>
-            <w:r>
-              <w:rPr>
-                <w:sz w:val="18"/>
-              </w:rPr>
-              <w:t>GroupMember</w:t>
+            <w:shd w:fill="F0F5F7"/>
+            <w:tcMar>
+              <w:top w:w="85" w:type="dxa"/>
+              <w:left w:w="85" w:type="dxa"/>
+              <w:bottom w:w="85" w:type="dxa"/>
+              <w:right w:w="85" w:type="dxa"/>
+            </w:tcMar>
+            <w:vAlign w:val="center"/>
+          </w:tcPr>
+          <w:p>
+            <w:pPr>
+              <w:spacing w:after="0" w:line="252" w:lineRule="auto"/>
+            </w:pPr>
+            <w:r>
+              <w:rPr>
+                <w:sz w:val="18"/>
+              </w:rPr>
+              <w:t>GroupMember · direct group: active members</w:t>
             </w:r>
           </w:p>
         </w:tc>
@@ -3036,7 +3359,7 @@
               <w:rPr>
                 <w:sz w:val="18"/>
               </w:rPr>
-              <w:t>PIM-SG-M365-ServiceDesk-VIP</w:t>
+              <w:t>PIM-SG-EXO-Recipients</w:t>
             </w:r>
           </w:p>
         </w:tc>
@@ -3060,7 +3383,7 @@
               <w:rPr>
                 <w:sz w:val="18"/>
               </w:rPr>
-              <w:t>GroupMember</w:t>
+              <w:t>GroupJIT · Exchange RBAC access group</w:t>
             </w:r>
           </w:p>
         </w:tc>
@@ -3072,48 +3395,48 @@
         <w:tc>
           <w:tcPr>
             <w:tcW w:type="dxa" w:w="7344"/>
-            <w:shd w:fill="FFFFFF"/>
-            <w:tcMar>
-              <w:top w:w="85" w:type="dxa"/>
-              <w:left w:w="85" w:type="dxa"/>
-              <w:bottom w:w="85" w:type="dxa"/>
-              <w:right w:w="85" w:type="dxa"/>
-            </w:tcMar>
-            <w:vAlign w:val="center"/>
-          </w:tcPr>
-          <w:p>
-            <w:pPr>
-              <w:spacing w:after="0" w:line="252" w:lineRule="auto"/>
-            </w:pPr>
-            <w:r>
-              <w:rPr>
-                <w:sz w:val="18"/>
-              </w:rPr>
-              <w:t>PIM-SG-INT-Ops</w:t>
+            <w:shd w:fill="F0F5F7"/>
+            <w:tcMar>
+              <w:top w:w="85" w:type="dxa"/>
+              <w:left w:w="85" w:type="dxa"/>
+              <w:bottom w:w="85" w:type="dxa"/>
+              <w:right w:w="85" w:type="dxa"/>
+            </w:tcMar>
+            <w:vAlign w:val="center"/>
+          </w:tcPr>
+          <w:p>
+            <w:pPr>
+              <w:spacing w:after="0" w:line="252" w:lineRule="auto"/>
+            </w:pPr>
+            <w:r>
+              <w:rPr>
+                <w:sz w:val="18"/>
+              </w:rPr>
+              <w:t>PIM-SG-EXO-HelpDesk</w:t>
             </w:r>
           </w:p>
         </w:tc>
         <w:tc>
           <w:tcPr>
             <w:tcW w:type="dxa" w:w="2592"/>
-            <w:shd w:fill="FFFFFF"/>
-            <w:tcMar>
-              <w:top w:w="85" w:type="dxa"/>
-              <w:left w:w="85" w:type="dxa"/>
-              <w:bottom w:w="85" w:type="dxa"/>
-              <w:right w:w="85" w:type="dxa"/>
-            </w:tcMar>
-            <w:vAlign w:val="center"/>
-          </w:tcPr>
-          <w:p>
-            <w:pPr>
-              <w:spacing w:after="0" w:line="252" w:lineRule="auto"/>
-            </w:pPr>
-            <w:r>
-              <w:rPr>
-                <w:sz w:val="18"/>
-              </w:rPr>
-              <w:t>GroupJIT</w:t>
+            <w:shd w:fill="F0F5F7"/>
+            <w:tcMar>
+              <w:top w:w="85" w:type="dxa"/>
+              <w:left w:w="85" w:type="dxa"/>
+              <w:bottom w:w="85" w:type="dxa"/>
+              <w:right w:w="85" w:type="dxa"/>
+            </w:tcMar>
+            <w:vAlign w:val="center"/>
+          </w:tcPr>
+          <w:p>
+            <w:pPr>
+              <w:spacing w:after="0" w:line="252" w:lineRule="auto"/>
+            </w:pPr>
+            <w:r>
+              <w:rPr>
+                <w:sz w:val="18"/>
+              </w:rPr>
+              <w:t>GroupJIT · Exchange RBAC access group</w:t>
             </w:r>
           </w:p>
         </w:tc>
@@ -3142,7 +3465,7 @@
               <w:rPr>
                 <w:sz w:val="18"/>
               </w:rPr>
-              <w:t>PIM-SG-INT-HelpDesk</w:t>
+              <w:t>PIM-SG-EXO-Hygiene</w:t>
             </w:r>
           </w:p>
         </w:tc>
@@ -3166,7 +3489,7 @@
               <w:rPr>
                 <w:sz w:val="18"/>
               </w:rPr>
-              <w:t>GroupJIT</w:t>
+              <w:t>GroupJIT · Exchange RBAC access group</w:t>
             </w:r>
           </w:p>
         </w:tc>
@@ -3178,48 +3501,48 @@
         <w:tc>
           <w:tcPr>
             <w:tcW w:type="dxa" w:w="7344"/>
-            <w:shd w:fill="FFFFFF"/>
-            <w:tcMar>
-              <w:top w:w="85" w:type="dxa"/>
-              <w:left w:w="85" w:type="dxa"/>
-              <w:bottom w:w="85" w:type="dxa"/>
-              <w:right w:w="85" w:type="dxa"/>
-            </w:tcMar>
-            <w:vAlign w:val="center"/>
-          </w:tcPr>
-          <w:p>
-            <w:pPr>
-              <w:spacing w:after="0" w:line="252" w:lineRule="auto"/>
-            </w:pPr>
-            <w:r>
-              <w:rPr>
-                <w:sz w:val="18"/>
-              </w:rPr>
-              <w:t>PIM-SG-INT-SecOps</w:t>
+            <w:shd w:fill="F0F5F7"/>
+            <w:tcMar>
+              <w:top w:w="85" w:type="dxa"/>
+              <w:left w:w="85" w:type="dxa"/>
+              <w:bottom w:w="85" w:type="dxa"/>
+              <w:right w:w="85" w:type="dxa"/>
+            </w:tcMar>
+            <w:vAlign w:val="center"/>
+          </w:tcPr>
+          <w:p>
+            <w:pPr>
+              <w:spacing w:after="0" w:line="252" w:lineRule="auto"/>
+            </w:pPr>
+            <w:r>
+              <w:rPr>
+                <w:sz w:val="18"/>
+              </w:rPr>
+              <w:t>PIM-SG-EXO-Reader</w:t>
             </w:r>
           </w:p>
         </w:tc>
         <w:tc>
           <w:tcPr>
             <w:tcW w:type="dxa" w:w="2592"/>
-            <w:shd w:fill="FFFFFF"/>
-            <w:tcMar>
-              <w:top w:w="85" w:type="dxa"/>
-              <w:left w:w="85" w:type="dxa"/>
-              <w:bottom w:w="85" w:type="dxa"/>
-              <w:right w:w="85" w:type="dxa"/>
-            </w:tcMar>
-            <w:vAlign w:val="center"/>
-          </w:tcPr>
-          <w:p>
-            <w:pPr>
-              <w:spacing w:after="0" w:line="252" w:lineRule="auto"/>
-            </w:pPr>
-            <w:r>
-              <w:rPr>
-                <w:sz w:val="18"/>
-              </w:rPr>
-              <w:t>GroupJIT</w:t>
+            <w:shd w:fill="F0F5F7"/>
+            <w:tcMar>
+              <w:top w:w="85" w:type="dxa"/>
+              <w:left w:w="85" w:type="dxa"/>
+              <w:bottom w:w="85" w:type="dxa"/>
+              <w:right w:w="85" w:type="dxa"/>
+            </w:tcMar>
+            <w:vAlign w:val="center"/>
+          </w:tcPr>
+          <w:p>
+            <w:pPr>
+              <w:spacing w:after="0" w:line="252" w:lineRule="auto"/>
+            </w:pPr>
+            <w:r>
+              <w:rPr>
+                <w:sz w:val="18"/>
+              </w:rPr>
+              <w:t>GroupJIT · Exchange RBAC access group</w:t>
             </w:r>
           </w:p>
         </w:tc>
@@ -3231,48 +3554,48 @@
         <w:tc>
           <w:tcPr>
             <w:tcW w:type="dxa" w:w="7344"/>
-            <w:shd w:fill="FFFFFF"/>
-            <w:tcMar>
-              <w:top w:w="85" w:type="dxa"/>
-              <w:left w:w="85" w:type="dxa"/>
-              <w:bottom w:w="85" w:type="dxa"/>
-              <w:right w:w="85" w:type="dxa"/>
-            </w:tcMar>
-            <w:vAlign w:val="center"/>
-          </w:tcPr>
-          <w:p>
-            <w:pPr>
-              <w:spacing w:after="0" w:line="252" w:lineRule="auto"/>
-            </w:pPr>
-            <w:r>
-              <w:rPr>
-                <w:sz w:val="18"/>
-              </w:rPr>
-              <w:t>PIM-SG-XDR-Admin</w:t>
+            <w:shd w:fill="F0F5F7"/>
+            <w:tcMar>
+              <w:top w:w="85" w:type="dxa"/>
+              <w:left w:w="85" w:type="dxa"/>
+              <w:bottom w:w="85" w:type="dxa"/>
+              <w:right w:w="85" w:type="dxa"/>
+            </w:tcMar>
+            <w:vAlign w:val="center"/>
+          </w:tcPr>
+          <w:p>
+            <w:pPr>
+              <w:spacing w:after="0" w:line="252" w:lineRule="auto"/>
+            </w:pPr>
+            <w:r>
+              <w:rPr>
+                <w:sz w:val="18"/>
+              </w:rPr>
+              <w:t>PIM-SG-M365-Apps</w:t>
             </w:r>
           </w:p>
         </w:tc>
         <w:tc>
           <w:tcPr>
             <w:tcW w:type="dxa" w:w="2592"/>
-            <w:shd w:fill="FFFFFF"/>
-            <w:tcMar>
-              <w:top w:w="85" w:type="dxa"/>
-              <w:left w:w="85" w:type="dxa"/>
-              <w:bottom w:w="85" w:type="dxa"/>
-              <w:right w:w="85" w:type="dxa"/>
-            </w:tcMar>
-            <w:vAlign w:val="center"/>
-          </w:tcPr>
-          <w:p>
-            <w:pPr>
-              <w:spacing w:after="0" w:line="252" w:lineRule="auto"/>
-            </w:pPr>
-            <w:r>
-              <w:rPr>
-                <w:sz w:val="18"/>
-              </w:rPr>
-              <w:t>GroupJITTier0</w:t>
+            <w:shd w:fill="F0F5F7"/>
+            <w:tcMar>
+              <w:top w:w="85" w:type="dxa"/>
+              <w:left w:w="85" w:type="dxa"/>
+              <w:bottom w:w="85" w:type="dxa"/>
+              <w:right w:w="85" w:type="dxa"/>
+            </w:tcMar>
+            <w:vAlign w:val="center"/>
+          </w:tcPr>
+          <w:p>
+            <w:pPr>
+              <w:spacing w:after="0" w:line="252" w:lineRule="auto"/>
+            </w:pPr>
+            <w:r>
+              <w:rPr>
+                <w:sz w:val="18"/>
+              </w:rPr>
+              <w:t>GroupJITTier1 · job group: eligible members</w:t>
             </w:r>
           </w:p>
         </w:tc>
@@ -3284,48 +3607,48 @@
         <w:tc>
           <w:tcPr>
             <w:tcW w:type="dxa" w:w="7344"/>
-            <w:shd w:fill="FFFFFF"/>
-            <w:tcMar>
-              <w:top w:w="85" w:type="dxa"/>
-              <w:left w:w="85" w:type="dxa"/>
-              <w:bottom w:w="85" w:type="dxa"/>
-              <w:right w:w="85" w:type="dxa"/>
-            </w:tcMar>
-            <w:vAlign w:val="center"/>
-          </w:tcPr>
-          <w:p>
-            <w:pPr>
-              <w:spacing w:after="0" w:line="252" w:lineRule="auto"/>
-            </w:pPr>
-            <w:r>
-              <w:rPr>
-                <w:sz w:val="18"/>
-              </w:rPr>
-              <w:t>PIM-SG-XDR-Operator-T3</w:t>
+            <w:shd w:fill="F0F5F7"/>
+            <w:tcMar>
+              <w:top w:w="85" w:type="dxa"/>
+              <w:left w:w="85" w:type="dxa"/>
+              <w:bottom w:w="85" w:type="dxa"/>
+              <w:right w:w="85" w:type="dxa"/>
+            </w:tcMar>
+            <w:vAlign w:val="center"/>
+          </w:tcPr>
+          <w:p>
+            <w:pPr>
+              <w:spacing w:after="0" w:line="252" w:lineRule="auto"/>
+            </w:pPr>
+            <w:r>
+              <w:rPr>
+                <w:sz w:val="18"/>
+              </w:rPr>
+              <w:t>PIM-SG-M365-ServiceDesk</w:t>
             </w:r>
           </w:p>
         </w:tc>
         <w:tc>
           <w:tcPr>
             <w:tcW w:type="dxa" w:w="2592"/>
-            <w:shd w:fill="FFFFFF"/>
-            <w:tcMar>
-              <w:top w:w="85" w:type="dxa"/>
-              <w:left w:w="85" w:type="dxa"/>
-              <w:bottom w:w="85" w:type="dxa"/>
-              <w:right w:w="85" w:type="dxa"/>
-            </w:tcMar>
-            <w:vAlign w:val="center"/>
-          </w:tcPr>
-          <w:p>
-            <w:pPr>
-              <w:spacing w:after="0" w:line="252" w:lineRule="auto"/>
-            </w:pPr>
-            <w:r>
-              <w:rPr>
-                <w:sz w:val="18"/>
-              </w:rPr>
-              <w:t>GroupJIT</w:t>
+            <w:shd w:fill="F0F5F7"/>
+            <w:tcMar>
+              <w:top w:w="85" w:type="dxa"/>
+              <w:left w:w="85" w:type="dxa"/>
+              <w:bottom w:w="85" w:type="dxa"/>
+              <w:right w:w="85" w:type="dxa"/>
+            </w:tcMar>
+            <w:vAlign w:val="center"/>
+          </w:tcPr>
+          <w:p>
+            <w:pPr>
+              <w:spacing w:after="0" w:line="252" w:lineRule="auto"/>
+            </w:pPr>
+            <w:r>
+              <w:rPr>
+                <w:sz w:val="18"/>
+              </w:rPr>
+              <w:t>GroupJITTier1 · job group: eligible members</w:t>
             </w:r>
           </w:p>
         </w:tc>
@@ -3337,48 +3660,48 @@
         <w:tc>
           <w:tcPr>
             <w:tcW w:type="dxa" w:w="7344"/>
-            <w:shd w:fill="FFFFFF"/>
-            <w:tcMar>
-              <w:top w:w="85" w:type="dxa"/>
-              <w:left w:w="85" w:type="dxa"/>
-              <w:bottom w:w="85" w:type="dxa"/>
-              <w:right w:w="85" w:type="dxa"/>
-            </w:tcMar>
-            <w:vAlign w:val="center"/>
-          </w:tcPr>
-          <w:p>
-            <w:pPr>
-              <w:spacing w:after="0" w:line="252" w:lineRule="auto"/>
-            </w:pPr>
-            <w:r>
-              <w:rPr>
-                <w:sz w:val="18"/>
-              </w:rPr>
-              <w:t>PIM-SG-XDR-Operator-T2</w:t>
+            <w:shd w:fill="F0F5F7"/>
+            <w:tcMar>
+              <w:top w:w="85" w:type="dxa"/>
+              <w:left w:w="85" w:type="dxa"/>
+              <w:bottom w:w="85" w:type="dxa"/>
+              <w:right w:w="85" w:type="dxa"/>
+            </w:tcMar>
+            <w:vAlign w:val="center"/>
+          </w:tcPr>
+          <w:p>
+            <w:pPr>
+              <w:spacing w:after="0" w:line="252" w:lineRule="auto"/>
+            </w:pPr>
+            <w:r>
+              <w:rPr>
+                <w:sz w:val="18"/>
+              </w:rPr>
+              <w:t>PIM-SG-M365-ServiceDesk-VIP</w:t>
             </w:r>
           </w:p>
         </w:tc>
         <w:tc>
           <w:tcPr>
             <w:tcW w:type="dxa" w:w="2592"/>
-            <w:shd w:fill="FFFFFF"/>
-            <w:tcMar>
-              <w:top w:w="85" w:type="dxa"/>
-              <w:left w:w="85" w:type="dxa"/>
-              <w:bottom w:w="85" w:type="dxa"/>
-              <w:right w:w="85" w:type="dxa"/>
-            </w:tcMar>
-            <w:vAlign w:val="center"/>
-          </w:tcPr>
-          <w:p>
-            <w:pPr>
-              <w:spacing w:after="0" w:line="252" w:lineRule="auto"/>
-            </w:pPr>
-            <w:r>
-              <w:rPr>
-                <w:sz w:val="18"/>
-              </w:rPr>
-              <w:t>GroupJIT</w:t>
+            <w:shd w:fill="F0F5F7"/>
+            <w:tcMar>
+              <w:top w:w="85" w:type="dxa"/>
+              <w:left w:w="85" w:type="dxa"/>
+              <w:bottom w:w="85" w:type="dxa"/>
+              <w:right w:w="85" w:type="dxa"/>
+            </w:tcMar>
+            <w:vAlign w:val="center"/>
+          </w:tcPr>
+          <w:p>
+            <w:pPr>
+              <w:spacing w:after="0" w:line="252" w:lineRule="auto"/>
+            </w:pPr>
+            <w:r>
+              <w:rPr>
+                <w:sz w:val="18"/>
+              </w:rPr>
+              <w:t>GroupJITTier1 · job group: eligible members</w:t>
             </w:r>
           </w:p>
         </w:tc>
@@ -3390,31 +3713,31 @@
         <w:tc>
           <w:tcPr>
             <w:tcW w:type="dxa" w:w="7344"/>
-            <w:shd w:fill="FFFFFF"/>
-            <w:tcMar>
-              <w:top w:w="85" w:type="dxa"/>
-              <w:left w:w="85" w:type="dxa"/>
-              <w:bottom w:w="85" w:type="dxa"/>
-              <w:right w:w="85" w:type="dxa"/>
-            </w:tcMar>
-            <w:vAlign w:val="center"/>
-          </w:tcPr>
-          <w:p>
-            <w:pPr>
-              <w:spacing w:after="0" w:line="252" w:lineRule="auto"/>
-            </w:pPr>
-            <w:r>
-              <w:rPr>
-                <w:sz w:val="18"/>
-              </w:rPr>
-              <w:t>PIM-SG-XDR-Operator-T1</w:t>
+            <w:shd w:fill="F0F5F7"/>
+            <w:tcMar>
+              <w:top w:w="85" w:type="dxa"/>
+              <w:left w:w="85" w:type="dxa"/>
+              <w:bottom w:w="85" w:type="dxa"/>
+              <w:right w:w="85" w:type="dxa"/>
+            </w:tcMar>
+            <w:vAlign w:val="center"/>
+          </w:tcPr>
+          <w:p>
+            <w:pPr>
+              <w:spacing w:after="0" w:line="252" w:lineRule="auto"/>
+            </w:pPr>
+            <w:r>
+              <w:rPr>
+                <w:sz w:val="18"/>
+              </w:rPr>
+              <w:t>PIM-SG-INT-Ops</w:t>
             </w:r>
           </w:p>
         </w:tc>
         <w:tc>
           <w:tcPr>
             <w:tcW w:type="dxa" w:w="2592"/>
-            <w:shd w:fill="FFFFFF"/>
+            <w:shd w:fill="F0F5F7"/>
             <w:tcMar>
               <w:top w:w="85" w:type="dxa"/>
               <w:left w:w="85" w:type="dxa"/>
@@ -3443,7 +3766,325 @@
         <w:tc>
           <w:tcPr>
             <w:tcW w:type="dxa" w:w="7344"/>
-            <w:shd w:fill="FFFFFF"/>
+            <w:shd w:fill="F0F5F7"/>
+            <w:tcMar>
+              <w:top w:w="85" w:type="dxa"/>
+              <w:left w:w="85" w:type="dxa"/>
+              <w:bottom w:w="85" w:type="dxa"/>
+              <w:right w:w="85" w:type="dxa"/>
+            </w:tcMar>
+            <w:vAlign w:val="center"/>
+          </w:tcPr>
+          <w:p>
+            <w:pPr>
+              <w:spacing w:after="0" w:line="252" w:lineRule="auto"/>
+            </w:pPr>
+            <w:r>
+              <w:rPr>
+                <w:sz w:val="18"/>
+              </w:rPr>
+              <w:t>PIM-SG-INT-HelpDesk</w:t>
+            </w:r>
+          </w:p>
+        </w:tc>
+        <w:tc>
+          <w:tcPr>
+            <w:tcW w:type="dxa" w:w="2592"/>
+            <w:shd w:fill="F0F5F7"/>
+            <w:tcMar>
+              <w:top w:w="85" w:type="dxa"/>
+              <w:left w:w="85" w:type="dxa"/>
+              <w:bottom w:w="85" w:type="dxa"/>
+              <w:right w:w="85" w:type="dxa"/>
+            </w:tcMar>
+            <w:vAlign w:val="center"/>
+          </w:tcPr>
+          <w:p>
+            <w:pPr>
+              <w:spacing w:after="0" w:line="252" w:lineRule="auto"/>
+            </w:pPr>
+            <w:r>
+              <w:rPr>
+                <w:sz w:val="18"/>
+              </w:rPr>
+              <w:t>GroupJIT</w:t>
+            </w:r>
+          </w:p>
+        </w:tc>
+      </w:tr>
+      <w:tr>
+        <w:trPr>
+          <w:cantSplit/>
+        </w:trPr>
+        <w:tc>
+          <w:tcPr>
+            <w:tcW w:type="dxa" w:w="7344"/>
+            <w:shd w:fill="F0F5F7"/>
+            <w:tcMar>
+              <w:top w:w="85" w:type="dxa"/>
+              <w:left w:w="85" w:type="dxa"/>
+              <w:bottom w:w="85" w:type="dxa"/>
+              <w:right w:w="85" w:type="dxa"/>
+            </w:tcMar>
+            <w:vAlign w:val="center"/>
+          </w:tcPr>
+          <w:p>
+            <w:pPr>
+              <w:spacing w:after="0" w:line="252" w:lineRule="auto"/>
+            </w:pPr>
+            <w:r>
+              <w:rPr>
+                <w:sz w:val="18"/>
+              </w:rPr>
+              <w:t>PIM-SG-INT-SecOps</w:t>
+            </w:r>
+          </w:p>
+        </w:tc>
+        <w:tc>
+          <w:tcPr>
+            <w:tcW w:type="dxa" w:w="2592"/>
+            <w:shd w:fill="F0F5F7"/>
+            <w:tcMar>
+              <w:top w:w="85" w:type="dxa"/>
+              <w:left w:w="85" w:type="dxa"/>
+              <w:bottom w:w="85" w:type="dxa"/>
+              <w:right w:w="85" w:type="dxa"/>
+            </w:tcMar>
+            <w:vAlign w:val="center"/>
+          </w:tcPr>
+          <w:p>
+            <w:pPr>
+              <w:spacing w:after="0" w:line="252" w:lineRule="auto"/>
+            </w:pPr>
+            <w:r>
+              <w:rPr>
+                <w:sz w:val="18"/>
+              </w:rPr>
+              <w:t>GroupJIT</w:t>
+            </w:r>
+          </w:p>
+        </w:tc>
+      </w:tr>
+      <w:tr>
+        <w:trPr>
+          <w:cantSplit/>
+        </w:trPr>
+        <w:tc>
+          <w:tcPr>
+            <w:tcW w:type="dxa" w:w="7344"/>
+            <w:shd w:fill="F0F5F7"/>
+            <w:tcMar>
+              <w:top w:w="85" w:type="dxa"/>
+              <w:left w:w="85" w:type="dxa"/>
+              <w:bottom w:w="85" w:type="dxa"/>
+              <w:right w:w="85" w:type="dxa"/>
+            </w:tcMar>
+            <w:vAlign w:val="center"/>
+          </w:tcPr>
+          <w:p>
+            <w:pPr>
+              <w:spacing w:after="0" w:line="252" w:lineRule="auto"/>
+            </w:pPr>
+            <w:r>
+              <w:rPr>
+                <w:sz w:val="18"/>
+              </w:rPr>
+              <w:t>PIM-SG-XDR-Admin</w:t>
+            </w:r>
+          </w:p>
+        </w:tc>
+        <w:tc>
+          <w:tcPr>
+            <w:tcW w:type="dxa" w:w="2592"/>
+            <w:shd w:fill="F0F5F7"/>
+            <w:tcMar>
+              <w:top w:w="85" w:type="dxa"/>
+              <w:left w:w="85" w:type="dxa"/>
+              <w:bottom w:w="85" w:type="dxa"/>
+              <w:right w:w="85" w:type="dxa"/>
+            </w:tcMar>
+            <w:vAlign w:val="center"/>
+          </w:tcPr>
+          <w:p>
+            <w:pPr>
+              <w:spacing w:after="0" w:line="252" w:lineRule="auto"/>
+            </w:pPr>
+            <w:r>
+              <w:rPr>
+                <w:sz w:val="18"/>
+              </w:rPr>
+              <w:t>GroupJITTier0</w:t>
+            </w:r>
+          </w:p>
+        </w:tc>
+      </w:tr>
+      <w:tr>
+        <w:trPr>
+          <w:cantSplit/>
+        </w:trPr>
+        <w:tc>
+          <w:tcPr>
+            <w:tcW w:type="dxa" w:w="7344"/>
+            <w:shd w:fill="F0F5F7"/>
+            <w:tcMar>
+              <w:top w:w="85" w:type="dxa"/>
+              <w:left w:w="85" w:type="dxa"/>
+              <w:bottom w:w="85" w:type="dxa"/>
+              <w:right w:w="85" w:type="dxa"/>
+            </w:tcMar>
+            <w:vAlign w:val="center"/>
+          </w:tcPr>
+          <w:p>
+            <w:pPr>
+              <w:spacing w:after="0" w:line="252" w:lineRule="auto"/>
+            </w:pPr>
+            <w:r>
+              <w:rPr>
+                <w:sz w:val="18"/>
+              </w:rPr>
+              <w:t>PIM-SG-XDR-Operator-T3</w:t>
+            </w:r>
+          </w:p>
+        </w:tc>
+        <w:tc>
+          <w:tcPr>
+            <w:tcW w:type="dxa" w:w="2592"/>
+            <w:shd w:fill="F0F5F7"/>
+            <w:tcMar>
+              <w:top w:w="85" w:type="dxa"/>
+              <w:left w:w="85" w:type="dxa"/>
+              <w:bottom w:w="85" w:type="dxa"/>
+              <w:right w:w="85" w:type="dxa"/>
+            </w:tcMar>
+            <w:vAlign w:val="center"/>
+          </w:tcPr>
+          <w:p>
+            <w:pPr>
+              <w:spacing w:after="0" w:line="252" w:lineRule="auto"/>
+            </w:pPr>
+            <w:r>
+              <w:rPr>
+                <w:sz w:val="18"/>
+              </w:rPr>
+              <w:t>GroupJIT</w:t>
+            </w:r>
+          </w:p>
+        </w:tc>
+      </w:tr>
+      <w:tr>
+        <w:trPr>
+          <w:cantSplit/>
+        </w:trPr>
+        <w:tc>
+          <w:tcPr>
+            <w:tcW w:type="dxa" w:w="7344"/>
+            <w:shd w:fill="F0F5F7"/>
+            <w:tcMar>
+              <w:top w:w="85" w:type="dxa"/>
+              <w:left w:w="85" w:type="dxa"/>
+              <w:bottom w:w="85" w:type="dxa"/>
+              <w:right w:w="85" w:type="dxa"/>
+            </w:tcMar>
+            <w:vAlign w:val="center"/>
+          </w:tcPr>
+          <w:p>
+            <w:pPr>
+              <w:spacing w:after="0" w:line="252" w:lineRule="auto"/>
+            </w:pPr>
+            <w:r>
+              <w:rPr>
+                <w:sz w:val="18"/>
+              </w:rPr>
+              <w:t>PIM-SG-XDR-Operator-T2</w:t>
+            </w:r>
+          </w:p>
+        </w:tc>
+        <w:tc>
+          <w:tcPr>
+            <w:tcW w:type="dxa" w:w="2592"/>
+            <w:shd w:fill="F0F5F7"/>
+            <w:tcMar>
+              <w:top w:w="85" w:type="dxa"/>
+              <w:left w:w="85" w:type="dxa"/>
+              <w:bottom w:w="85" w:type="dxa"/>
+              <w:right w:w="85" w:type="dxa"/>
+            </w:tcMar>
+            <w:vAlign w:val="center"/>
+          </w:tcPr>
+          <w:p>
+            <w:pPr>
+              <w:spacing w:after="0" w:line="252" w:lineRule="auto"/>
+            </w:pPr>
+            <w:r>
+              <w:rPr>
+                <w:sz w:val="18"/>
+              </w:rPr>
+              <w:t>GroupJIT</w:t>
+            </w:r>
+          </w:p>
+        </w:tc>
+      </w:tr>
+      <w:tr>
+        <w:trPr>
+          <w:cantSplit/>
+        </w:trPr>
+        <w:tc>
+          <w:tcPr>
+            <w:tcW w:type="dxa" w:w="7344"/>
+            <w:shd w:fill="F0F5F7"/>
+            <w:tcMar>
+              <w:top w:w="85" w:type="dxa"/>
+              <w:left w:w="85" w:type="dxa"/>
+              <w:bottom w:w="85" w:type="dxa"/>
+              <w:right w:w="85" w:type="dxa"/>
+            </w:tcMar>
+            <w:vAlign w:val="center"/>
+          </w:tcPr>
+          <w:p>
+            <w:pPr>
+              <w:spacing w:after="0" w:line="252" w:lineRule="auto"/>
+            </w:pPr>
+            <w:r>
+              <w:rPr>
+                <w:sz w:val="18"/>
+              </w:rPr>
+              <w:t>PIM-SG-XDR-Operator-T1</w:t>
+            </w:r>
+          </w:p>
+        </w:tc>
+        <w:tc>
+          <w:tcPr>
+            <w:tcW w:type="dxa" w:w="2592"/>
+            <w:shd w:fill="F0F5F7"/>
+            <w:tcMar>
+              <w:top w:w="85" w:type="dxa"/>
+              <w:left w:w="85" w:type="dxa"/>
+              <w:bottom w:w="85" w:type="dxa"/>
+              <w:right w:w="85" w:type="dxa"/>
+            </w:tcMar>
+            <w:vAlign w:val="center"/>
+          </w:tcPr>
+          <w:p>
+            <w:pPr>
+              <w:spacing w:after="0" w:line="252" w:lineRule="auto"/>
+            </w:pPr>
+            <w:r>
+              <w:rPr>
+                <w:sz w:val="18"/>
+              </w:rPr>
+              <w:t>GroupJIT</w:t>
+            </w:r>
+          </w:p>
+        </w:tc>
+      </w:tr>
+      <w:tr>
+        <w:trPr>
+          <w:cantSplit/>
+        </w:trPr>
+        <w:tc>
+          <w:tcPr>
+            <w:tcW w:type="dxa" w:w="7344"/>
+            <w:shd w:fill="F0F5F7"/>
             <w:tcMar>
               <w:top w:w="85" w:type="dxa"/>
               <w:left w:w="85" w:type="dxa"/>
@@ -3467,7 +4108,7 @@
         <w:tc>
           <w:tcPr>
             <w:tcW w:type="dxa" w:w="2592"/>
-            <w:shd w:fill="FFFFFF"/>
+            <w:shd w:fill="F0F5F7"/>
             <w:tcMar>
               <w:top w:w="85" w:type="dxa"/>
               <w:left w:w="85" w:type="dxa"/>
@@ -3485,6 +4126,695 @@
                 <w:sz w:val="18"/>
               </w:rPr>
               <w:t>GroupJIT</w:t>
+            </w:r>
+          </w:p>
+        </w:tc>
+      </w:tr>
+      <w:tr>
+        <w:trPr>
+          <w:cantSplit/>
+        </w:trPr>
+        <w:tc>
+          <w:tcPr>
+            <w:tcW w:type="dxa" w:w="7344"/>
+            <w:shd w:fill="F0F5F7"/>
+            <w:tcMar>
+              <w:top w:w="85" w:type="dxa"/>
+              <w:left w:w="85" w:type="dxa"/>
+              <w:bottom w:w="85" w:type="dxa"/>
+              <w:right w:w="85" w:type="dxa"/>
+            </w:tcMar>
+            <w:vAlign w:val="center"/>
+          </w:tcPr>
+          <w:p>
+            <w:pPr>
+              <w:spacing w:after="0" w:line="252" w:lineRule="auto"/>
+            </w:pPr>
+            <w:r>
+              <w:rPr>
+                <w:sz w:val="18"/>
+              </w:rPr>
+              <w:t>PIM-SG-AZ-Tenant-Owner</w:t>
+            </w:r>
+          </w:p>
+        </w:tc>
+        <w:tc>
+          <w:tcPr>
+            <w:tcW w:type="dxa" w:w="2592"/>
+            <w:shd w:fill="F0F5F7"/>
+            <w:tcMar>
+              <w:top w:w="85" w:type="dxa"/>
+              <w:left w:w="85" w:type="dxa"/>
+              <w:bottom w:w="85" w:type="dxa"/>
+              <w:right w:w="85" w:type="dxa"/>
+            </w:tcMar>
+            <w:vAlign w:val="center"/>
+          </w:tcPr>
+          <w:p>
+            <w:pPr>
+              <w:spacing w:after="0" w:line="252" w:lineRule="auto"/>
+            </w:pPr>
+            <w:r>
+              <w:rPr>
+                <w:sz w:val="18"/>
+              </w:rPr>
+              <w:t>GroupMember</w:t>
+            </w:r>
+          </w:p>
+        </w:tc>
+      </w:tr>
+      <w:tr>
+        <w:trPr>
+          <w:cantSplit/>
+        </w:trPr>
+        <w:tc>
+          <w:tcPr>
+            <w:tcW w:type="dxa" w:w="7344"/>
+            <w:shd w:fill="F0F5F7"/>
+            <w:tcMar>
+              <w:top w:w="85" w:type="dxa"/>
+              <w:left w:w="85" w:type="dxa"/>
+              <w:bottom w:w="85" w:type="dxa"/>
+              <w:right w:w="85" w:type="dxa"/>
+            </w:tcMar>
+            <w:vAlign w:val="center"/>
+          </w:tcPr>
+          <w:p>
+            <w:pPr>
+              <w:spacing w:after="0" w:line="252" w:lineRule="auto"/>
+            </w:pPr>
+            <w:r>
+              <w:rPr>
+                <w:sz w:val="18"/>
+              </w:rPr>
+              <w:t>PIM-SG-AZ-Platform-Owner</w:t>
+            </w:r>
+          </w:p>
+        </w:tc>
+        <w:tc>
+          <w:tcPr>
+            <w:tcW w:type="dxa" w:w="2592"/>
+            <w:shd w:fill="F0F5F7"/>
+            <w:tcMar>
+              <w:top w:w="85" w:type="dxa"/>
+              <w:left w:w="85" w:type="dxa"/>
+              <w:bottom w:w="85" w:type="dxa"/>
+              <w:right w:w="85" w:type="dxa"/>
+            </w:tcMar>
+            <w:vAlign w:val="center"/>
+          </w:tcPr>
+          <w:p>
+            <w:pPr>
+              <w:spacing w:after="0" w:line="252" w:lineRule="auto"/>
+            </w:pPr>
+            <w:r>
+              <w:rPr>
+                <w:sz w:val="18"/>
+              </w:rPr>
+              <w:t>GroupMember</w:t>
+            </w:r>
+          </w:p>
+        </w:tc>
+      </w:tr>
+      <w:tr>
+        <w:trPr>
+          <w:cantSplit/>
+        </w:trPr>
+        <w:tc>
+          <w:tcPr>
+            <w:tcW w:type="dxa" w:w="7344"/>
+            <w:shd w:fill="F0F5F7"/>
+            <w:tcMar>
+              <w:top w:w="85" w:type="dxa"/>
+              <w:left w:w="85" w:type="dxa"/>
+              <w:bottom w:w="85" w:type="dxa"/>
+              <w:right w:w="85" w:type="dxa"/>
+            </w:tcMar>
+            <w:vAlign w:val="center"/>
+          </w:tcPr>
+          <w:p>
+            <w:pPr>
+              <w:spacing w:after="0" w:line="252" w:lineRule="auto"/>
+            </w:pPr>
+            <w:r>
+              <w:rPr>
+                <w:sz w:val="18"/>
+              </w:rPr>
+              <w:t>PIM-SG-AZ-Platform-Contributor</w:t>
+            </w:r>
+          </w:p>
+        </w:tc>
+        <w:tc>
+          <w:tcPr>
+            <w:tcW w:type="dxa" w:w="2592"/>
+            <w:shd w:fill="F0F5F7"/>
+            <w:tcMar>
+              <w:top w:w="85" w:type="dxa"/>
+              <w:left w:w="85" w:type="dxa"/>
+              <w:bottom w:w="85" w:type="dxa"/>
+              <w:right w:w="85" w:type="dxa"/>
+            </w:tcMar>
+            <w:vAlign w:val="center"/>
+          </w:tcPr>
+          <w:p>
+            <w:pPr>
+              <w:spacing w:after="0" w:line="252" w:lineRule="auto"/>
+            </w:pPr>
+            <w:r>
+              <w:rPr>
+                <w:sz w:val="18"/>
+              </w:rPr>
+              <w:t>GroupMember</w:t>
+            </w:r>
+          </w:p>
+        </w:tc>
+      </w:tr>
+      <w:tr>
+        <w:trPr>
+          <w:cantSplit/>
+        </w:trPr>
+        <w:tc>
+          <w:tcPr>
+            <w:tcW w:type="dxa" w:w="7344"/>
+            <w:shd w:fill="F0F5F7"/>
+            <w:tcMar>
+              <w:top w:w="85" w:type="dxa"/>
+              <w:left w:w="85" w:type="dxa"/>
+              <w:bottom w:w="85" w:type="dxa"/>
+              <w:right w:w="85" w:type="dxa"/>
+            </w:tcMar>
+            <w:vAlign w:val="center"/>
+          </w:tcPr>
+          <w:p>
+            <w:pPr>
+              <w:spacing w:after="0" w:line="252" w:lineRule="auto"/>
+            </w:pPr>
+            <w:r>
+              <w:rPr>
+                <w:sz w:val="18"/>
+              </w:rPr>
+              <w:t>PIM-SG-AZ-Connectivity-Owner</w:t>
+            </w:r>
+          </w:p>
+        </w:tc>
+        <w:tc>
+          <w:tcPr>
+            <w:tcW w:type="dxa" w:w="2592"/>
+            <w:shd w:fill="F0F5F7"/>
+            <w:tcMar>
+              <w:top w:w="85" w:type="dxa"/>
+              <w:left w:w="85" w:type="dxa"/>
+              <w:bottom w:w="85" w:type="dxa"/>
+              <w:right w:w="85" w:type="dxa"/>
+            </w:tcMar>
+            <w:vAlign w:val="center"/>
+          </w:tcPr>
+          <w:p>
+            <w:pPr>
+              <w:spacing w:after="0" w:line="252" w:lineRule="auto"/>
+            </w:pPr>
+            <w:r>
+              <w:rPr>
+                <w:sz w:val="18"/>
+              </w:rPr>
+              <w:t>GroupMember</w:t>
+            </w:r>
+          </w:p>
+        </w:tc>
+      </w:tr>
+      <w:tr>
+        <w:trPr>
+          <w:cantSplit/>
+        </w:trPr>
+        <w:tc>
+          <w:tcPr>
+            <w:tcW w:type="dxa" w:w="7344"/>
+            <w:shd w:fill="F0F5F7"/>
+            <w:tcMar>
+              <w:top w:w="85" w:type="dxa"/>
+              <w:left w:w="85" w:type="dxa"/>
+              <w:bottom w:w="85" w:type="dxa"/>
+              <w:right w:w="85" w:type="dxa"/>
+            </w:tcMar>
+            <w:vAlign w:val="center"/>
+          </w:tcPr>
+          <w:p>
+            <w:pPr>
+              <w:spacing w:after="0" w:line="252" w:lineRule="auto"/>
+            </w:pPr>
+            <w:r>
+              <w:rPr>
+                <w:sz w:val="18"/>
+              </w:rPr>
+              <w:t>PIM-SG-AZ-Connectivity-Contributor</w:t>
+            </w:r>
+          </w:p>
+        </w:tc>
+        <w:tc>
+          <w:tcPr>
+            <w:tcW w:type="dxa" w:w="2592"/>
+            <w:shd w:fill="F0F5F7"/>
+            <w:tcMar>
+              <w:top w:w="85" w:type="dxa"/>
+              <w:left w:w="85" w:type="dxa"/>
+              <w:bottom w:w="85" w:type="dxa"/>
+              <w:right w:w="85" w:type="dxa"/>
+            </w:tcMar>
+            <w:vAlign w:val="center"/>
+          </w:tcPr>
+          <w:p>
+            <w:pPr>
+              <w:spacing w:after="0" w:line="252" w:lineRule="auto"/>
+            </w:pPr>
+            <w:r>
+              <w:rPr>
+                <w:sz w:val="18"/>
+              </w:rPr>
+              <w:t>GroupMember</w:t>
+            </w:r>
+          </w:p>
+        </w:tc>
+      </w:tr>
+      <w:tr>
+        <w:trPr>
+          <w:cantSplit/>
+        </w:trPr>
+        <w:tc>
+          <w:tcPr>
+            <w:tcW w:type="dxa" w:w="7344"/>
+            <w:shd w:fill="F0F5F7"/>
+            <w:tcMar>
+              <w:top w:w="85" w:type="dxa"/>
+              <w:left w:w="85" w:type="dxa"/>
+              <w:bottom w:w="85" w:type="dxa"/>
+              <w:right w:w="85" w:type="dxa"/>
+            </w:tcMar>
+            <w:vAlign w:val="center"/>
+          </w:tcPr>
+          <w:p>
+            <w:pPr>
+              <w:spacing w:after="0" w:line="252" w:lineRule="auto"/>
+            </w:pPr>
+            <w:r>
+              <w:rPr>
+                <w:sz w:val="18"/>
+              </w:rPr>
+              <w:t>PIM-SG-AZ-Management-Owner</w:t>
+            </w:r>
+          </w:p>
+        </w:tc>
+        <w:tc>
+          <w:tcPr>
+            <w:tcW w:type="dxa" w:w="2592"/>
+            <w:shd w:fill="F0F5F7"/>
+            <w:tcMar>
+              <w:top w:w="85" w:type="dxa"/>
+              <w:left w:w="85" w:type="dxa"/>
+              <w:bottom w:w="85" w:type="dxa"/>
+              <w:right w:w="85" w:type="dxa"/>
+            </w:tcMar>
+            <w:vAlign w:val="center"/>
+          </w:tcPr>
+          <w:p>
+            <w:pPr>
+              <w:spacing w:after="0" w:line="252" w:lineRule="auto"/>
+            </w:pPr>
+            <w:r>
+              <w:rPr>
+                <w:sz w:val="18"/>
+              </w:rPr>
+              <w:t>GroupMember</w:t>
+            </w:r>
+          </w:p>
+        </w:tc>
+      </w:tr>
+      <w:tr>
+        <w:trPr>
+          <w:cantSplit/>
+        </w:trPr>
+        <w:tc>
+          <w:tcPr>
+            <w:tcW w:type="dxa" w:w="7344"/>
+            <w:shd w:fill="F0F5F7"/>
+            <w:tcMar>
+              <w:top w:w="85" w:type="dxa"/>
+              <w:left w:w="85" w:type="dxa"/>
+              <w:bottom w:w="85" w:type="dxa"/>
+              <w:right w:w="85" w:type="dxa"/>
+            </w:tcMar>
+            <w:vAlign w:val="center"/>
+          </w:tcPr>
+          <w:p>
+            <w:pPr>
+              <w:spacing w:after="0" w:line="252" w:lineRule="auto"/>
+            </w:pPr>
+            <w:r>
+              <w:rPr>
+                <w:sz w:val="18"/>
+              </w:rPr>
+              <w:t>PIM-SG-AZ-Management-Contributor</w:t>
+            </w:r>
+          </w:p>
+        </w:tc>
+        <w:tc>
+          <w:tcPr>
+            <w:tcW w:type="dxa" w:w="2592"/>
+            <w:shd w:fill="F0F5F7"/>
+            <w:tcMar>
+              <w:top w:w="85" w:type="dxa"/>
+              <w:left w:w="85" w:type="dxa"/>
+              <w:bottom w:w="85" w:type="dxa"/>
+              <w:right w:w="85" w:type="dxa"/>
+            </w:tcMar>
+            <w:vAlign w:val="center"/>
+          </w:tcPr>
+          <w:p>
+            <w:pPr>
+              <w:spacing w:after="0" w:line="252" w:lineRule="auto"/>
+            </w:pPr>
+            <w:r>
+              <w:rPr>
+                <w:sz w:val="18"/>
+              </w:rPr>
+              <w:t>GroupMember</w:t>
+            </w:r>
+          </w:p>
+        </w:tc>
+      </w:tr>
+      <w:tr>
+        <w:trPr>
+          <w:cantSplit/>
+        </w:trPr>
+        <w:tc>
+          <w:tcPr>
+            <w:tcW w:type="dxa" w:w="7344"/>
+            <w:shd w:fill="F0F5F7"/>
+            <w:tcMar>
+              <w:top w:w="85" w:type="dxa"/>
+              <w:left w:w="85" w:type="dxa"/>
+              <w:bottom w:w="85" w:type="dxa"/>
+              <w:right w:w="85" w:type="dxa"/>
+            </w:tcMar>
+            <w:vAlign w:val="center"/>
+          </w:tcPr>
+          <w:p>
+            <w:pPr>
+              <w:spacing w:after="0" w:line="252" w:lineRule="auto"/>
+            </w:pPr>
+            <w:r>
+              <w:rPr>
+                <w:sz w:val="18"/>
+              </w:rPr>
+              <w:t>PIM-SG-AZ-LandingZone-Owner</w:t>
+            </w:r>
+          </w:p>
+        </w:tc>
+        <w:tc>
+          <w:tcPr>
+            <w:tcW w:type="dxa" w:w="2592"/>
+            <w:shd w:fill="F0F5F7"/>
+            <w:tcMar>
+              <w:top w:w="85" w:type="dxa"/>
+              <w:left w:w="85" w:type="dxa"/>
+              <w:bottom w:w="85" w:type="dxa"/>
+              <w:right w:w="85" w:type="dxa"/>
+            </w:tcMar>
+            <w:vAlign w:val="center"/>
+          </w:tcPr>
+          <w:p>
+            <w:pPr>
+              <w:spacing w:after="0" w:line="252" w:lineRule="auto"/>
+            </w:pPr>
+            <w:r>
+              <w:rPr>
+                <w:sz w:val="18"/>
+              </w:rPr>
+              <w:t>GroupMember</w:t>
+            </w:r>
+          </w:p>
+        </w:tc>
+      </w:tr>
+      <w:tr>
+        <w:trPr>
+          <w:cantSplit/>
+        </w:trPr>
+        <w:tc>
+          <w:tcPr>
+            <w:tcW w:type="dxa" w:w="7344"/>
+            <w:shd w:fill="F0F5F7"/>
+            <w:tcMar>
+              <w:top w:w="85" w:type="dxa"/>
+              <w:left w:w="85" w:type="dxa"/>
+              <w:bottom w:w="85" w:type="dxa"/>
+              <w:right w:w="85" w:type="dxa"/>
+            </w:tcMar>
+            <w:vAlign w:val="center"/>
+          </w:tcPr>
+          <w:p>
+            <w:pPr>
+              <w:spacing w:after="0" w:line="252" w:lineRule="auto"/>
+            </w:pPr>
+            <w:r>
+              <w:rPr>
+                <w:sz w:val="18"/>
+              </w:rPr>
+              <w:t>PIM-SG-AZ-LandingZone-Contributor</w:t>
+            </w:r>
+          </w:p>
+        </w:tc>
+        <w:tc>
+          <w:tcPr>
+            <w:tcW w:type="dxa" w:w="2592"/>
+            <w:shd w:fill="F0F5F7"/>
+            <w:tcMar>
+              <w:top w:w="85" w:type="dxa"/>
+              <w:left w:w="85" w:type="dxa"/>
+              <w:bottom w:w="85" w:type="dxa"/>
+              <w:right w:w="85" w:type="dxa"/>
+            </w:tcMar>
+            <w:vAlign w:val="center"/>
+          </w:tcPr>
+          <w:p>
+            <w:pPr>
+              <w:spacing w:after="0" w:line="252" w:lineRule="auto"/>
+            </w:pPr>
+            <w:r>
+              <w:rPr>
+                <w:sz w:val="18"/>
+              </w:rPr>
+              <w:t>GroupMember</w:t>
+            </w:r>
+          </w:p>
+        </w:tc>
+      </w:tr>
+      <w:tr>
+        <w:trPr>
+          <w:cantSplit/>
+        </w:trPr>
+        <w:tc>
+          <w:tcPr>
+            <w:tcW w:type="dxa" w:w="7344"/>
+            <w:shd w:fill="F0F5F7"/>
+            <w:tcMar>
+              <w:top w:w="85" w:type="dxa"/>
+              <w:left w:w="85" w:type="dxa"/>
+              <w:bottom w:w="85" w:type="dxa"/>
+              <w:right w:w="85" w:type="dxa"/>
+            </w:tcMar>
+            <w:vAlign w:val="center"/>
+          </w:tcPr>
+          <w:p>
+            <w:pPr>
+              <w:spacing w:after="0" w:line="252" w:lineRule="auto"/>
+            </w:pPr>
+            <w:r>
+              <w:rPr>
+                <w:sz w:val="18"/>
+              </w:rPr>
+              <w:t>PIM-SG-AZ-Corp-Owner</w:t>
+            </w:r>
+          </w:p>
+        </w:tc>
+        <w:tc>
+          <w:tcPr>
+            <w:tcW w:type="dxa" w:w="2592"/>
+            <w:shd w:fill="F0F5F7"/>
+            <w:tcMar>
+              <w:top w:w="85" w:type="dxa"/>
+              <w:left w:w="85" w:type="dxa"/>
+              <w:bottom w:w="85" w:type="dxa"/>
+              <w:right w:w="85" w:type="dxa"/>
+            </w:tcMar>
+            <w:vAlign w:val="center"/>
+          </w:tcPr>
+          <w:p>
+            <w:pPr>
+              <w:spacing w:after="0" w:line="252" w:lineRule="auto"/>
+            </w:pPr>
+            <w:r>
+              <w:rPr>
+                <w:sz w:val="18"/>
+              </w:rPr>
+              <w:t>GroupMember</w:t>
+            </w:r>
+          </w:p>
+        </w:tc>
+      </w:tr>
+      <w:tr>
+        <w:trPr>
+          <w:cantSplit/>
+        </w:trPr>
+        <w:tc>
+          <w:tcPr>
+            <w:tcW w:type="dxa" w:w="7344"/>
+            <w:shd w:fill="F0F5F7"/>
+            <w:tcMar>
+              <w:top w:w="85" w:type="dxa"/>
+              <w:left w:w="85" w:type="dxa"/>
+              <w:bottom w:w="85" w:type="dxa"/>
+              <w:right w:w="85" w:type="dxa"/>
+            </w:tcMar>
+            <w:vAlign w:val="center"/>
+          </w:tcPr>
+          <w:p>
+            <w:pPr>
+              <w:spacing w:after="0" w:line="252" w:lineRule="auto"/>
+            </w:pPr>
+            <w:r>
+              <w:rPr>
+                <w:sz w:val="18"/>
+              </w:rPr>
+              <w:t>PIM-SG-AZ-Corp-Contributor</w:t>
+            </w:r>
+          </w:p>
+        </w:tc>
+        <w:tc>
+          <w:tcPr>
+            <w:tcW w:type="dxa" w:w="2592"/>
+            <w:shd w:fill="F0F5F7"/>
+            <w:tcMar>
+              <w:top w:w="85" w:type="dxa"/>
+              <w:left w:w="85" w:type="dxa"/>
+              <w:bottom w:w="85" w:type="dxa"/>
+              <w:right w:w="85" w:type="dxa"/>
+            </w:tcMar>
+            <w:vAlign w:val="center"/>
+          </w:tcPr>
+          <w:p>
+            <w:pPr>
+              <w:spacing w:after="0" w:line="252" w:lineRule="auto"/>
+            </w:pPr>
+            <w:r>
+              <w:rPr>
+                <w:sz w:val="18"/>
+              </w:rPr>
+              <w:t>GroupMember</w:t>
+            </w:r>
+          </w:p>
+        </w:tc>
+      </w:tr>
+      <w:tr>
+        <w:trPr>
+          <w:cantSplit/>
+        </w:trPr>
+        <w:tc>
+          <w:tcPr>
+            <w:tcW w:type="dxa" w:w="7344"/>
+            <w:shd w:fill="F0F5F7"/>
+            <w:tcMar>
+              <w:top w:w="85" w:type="dxa"/>
+              <w:left w:w="85" w:type="dxa"/>
+              <w:bottom w:w="85" w:type="dxa"/>
+              <w:right w:w="85" w:type="dxa"/>
+            </w:tcMar>
+            <w:vAlign w:val="center"/>
+          </w:tcPr>
+          <w:p>
+            <w:pPr>
+              <w:spacing w:after="0" w:line="252" w:lineRule="auto"/>
+            </w:pPr>
+            <w:r>
+              <w:rPr>
+                <w:sz w:val="18"/>
+              </w:rPr>
+              <w:t>PIM-SG-AZ-Online-Owner</w:t>
+            </w:r>
+          </w:p>
+        </w:tc>
+        <w:tc>
+          <w:tcPr>
+            <w:tcW w:type="dxa" w:w="2592"/>
+            <w:shd w:fill="F0F5F7"/>
+            <w:tcMar>
+              <w:top w:w="85" w:type="dxa"/>
+              <w:left w:w="85" w:type="dxa"/>
+              <w:bottom w:w="85" w:type="dxa"/>
+              <w:right w:w="85" w:type="dxa"/>
+            </w:tcMar>
+            <w:vAlign w:val="center"/>
+          </w:tcPr>
+          <w:p>
+            <w:pPr>
+              <w:spacing w:after="0" w:line="252" w:lineRule="auto"/>
+            </w:pPr>
+            <w:r>
+              <w:rPr>
+                <w:sz w:val="18"/>
+              </w:rPr>
+              <w:t>GroupMember</w:t>
+            </w:r>
+          </w:p>
+        </w:tc>
+      </w:tr>
+      <w:tr>
+        <w:trPr>
+          <w:cantSplit/>
+        </w:trPr>
+        <w:tc>
+          <w:tcPr>
+            <w:tcW w:type="dxa" w:w="7344"/>
+            <w:shd w:fill="F0F5F7"/>
+            <w:tcMar>
+              <w:top w:w="85" w:type="dxa"/>
+              <w:left w:w="85" w:type="dxa"/>
+              <w:bottom w:w="85" w:type="dxa"/>
+              <w:right w:w="85" w:type="dxa"/>
+            </w:tcMar>
+            <w:vAlign w:val="center"/>
+          </w:tcPr>
+          <w:p>
+            <w:pPr>
+              <w:spacing w:after="0" w:line="252" w:lineRule="auto"/>
+            </w:pPr>
+            <w:r>
+              <w:rPr>
+                <w:sz w:val="18"/>
+              </w:rPr>
+              <w:t>PIM-SG-AZ-Online-Contributor</w:t>
+            </w:r>
+          </w:p>
+        </w:tc>
+        <w:tc>
+          <w:tcPr>
+            <w:tcW w:type="dxa" w:w="2592"/>
+            <w:shd w:fill="F0F5F7"/>
+            <w:tcMar>
+              <w:top w:w="85" w:type="dxa"/>
+              <w:left w:w="85" w:type="dxa"/>
+              <w:bottom w:w="85" w:type="dxa"/>
+              <w:right w:w="85" w:type="dxa"/>
+            </w:tcMar>
+            <w:vAlign w:val="center"/>
+          </w:tcPr>
+          <w:p>
+            <w:pPr>
+              <w:spacing w:after="0" w:line="252" w:lineRule="auto"/>
+            </w:pPr>
+            <w:r>
+              <w:rPr>
+                <w:sz w:val="18"/>
+              </w:rPr>
+              <w:t>GroupMember</w:t>
             </w:r>
           </w:p>
         </w:tc>
@@ -3497,12 +4827,12 @@
     </w:p>
     <w:p>
       <w:r>
-        <w:t>Dedicated Identity, Workplace, Collab, Apps and ServiceDesk teams replace broad Ops and AppOps personas. ServiceDesk-VIP is used only for scoped executive access. Tier 0 and Tier 1 require ticket information. The optional executive restricted unit is detailed in section 19.</w:t>
+        <w:t>Seven job groups (Identity, Workplace, Collab, Apps, SecOps, ServiceDesk and ServiceDesk-VIP) and six direct groups (GlobalAdmin, Tier0, SecOps-Direct, Collab-Direct for Exchange and SharePoint, Audit, SecOpsReader). ServiceDesk-VIP holds its desk roles actively at AU-RM-Executives only. Tier 0, Tier 1 and job activations require ticket information. The optional executive restricted unit is detailed in section 19.</w:t>
       </w:r>
     </w:p>
     <w:p>
       <w:r>
-        <w:t>Central PIM catalog total: 32 groups including optional Azure groups and the five Defender XDR access groups (framework 2.2; the Admin group activates under GroupJITTier0 with a ticket and approval by the Tier 0 rota). The plain central approval group is additional and is not included in that total. All listed central PIM groups are role assignable; customer memberships and owners must be supplied separately. The Defender XDR roles and their assignments are portal work, outside this inventory.</w:t>
+        <w:t>Central PIM catalog total: 38 groups including optional Azure groups, the five Defender XDR access groups (the Admin group activates under GroupJITTier0 with a ticket and approval by the Tier 0 rota) and the four Exchange RBAC access groups. The plain central approval group is additional and is not included in that total. All listed central PIM groups are role assignable; customer memberships and owners must be supplied separately.</w:t>
       </w:r>
     </w:p>
     <w:p>
@@ -3523,7 +4853,7 @@
       <w:r>
         <w:drawing>
           <wp:inline xmlns:a="http://schemas.openxmlformats.org/drawingml/2006/main" xmlns:pic="http://schemas.openxmlformats.org/drawingml/2006/picture">
-            <wp:extent cx="6309360" cy="1345997"/>
+            <wp:extent cx="6309360" cy="879442"/>
             <wp:docPr id="8" name="Picture 8" descr="Model composition; M365 personas: 7 groups for Entra and workload administration.; Intune access: 3 activation groups plus a standing reader binding.; Azure option: 13 groups; actual ARM role assignments are separate."/>
             <wp:cNvGraphicFramePr>
               <a:graphicFrameLocks noChangeAspect="1"/>
@@ -3544,7 +4874,7 @@
                   <pic:spPr>
                     <a:xfrm>
                       <a:off x="0" y="0"/>
-                      <a:ext cx="6309360" cy="1345997"/>
+                      <a:ext cx="6309360" cy="879442"/>
                     </a:xfrm>
                     <a:prstGeom prst="rect"/>
                   </pic:spPr>
@@ -3688,7 +5018,7 @@
               <w:rPr>
                 <w:sz w:val="18"/>
               </w:rPr>
-              <w:t>GroupMember</w:t>
+              <w:t>GroupMember · direct group: active members</w:t>
             </w:r>
           </w:p>
         </w:tc>
@@ -3700,7 +5030,7 @@
         <w:tc>
           <w:tcPr>
             <w:tcW w:type="dxa" w:w="7344"/>
-            <w:shd w:fill="FFFFFF"/>
+            <w:shd w:fill="F0F5F7"/>
             <w:tcMar>
               <w:top w:w="85" w:type="dxa"/>
               <w:left w:w="85" w:type="dxa"/>
@@ -3724,24 +5054,24 @@
         <w:tc>
           <w:tcPr>
             <w:tcW w:type="dxa" w:w="2592"/>
-            <w:shd w:fill="FFFFFF"/>
-            <w:tcMar>
-              <w:top w:w="85" w:type="dxa"/>
-              <w:left w:w="85" w:type="dxa"/>
-              <w:bottom w:w="85" w:type="dxa"/>
-              <w:right w:w="85" w:type="dxa"/>
-            </w:tcMar>
-            <w:vAlign w:val="center"/>
-          </w:tcPr>
-          <w:p>
-            <w:pPr>
-              <w:spacing w:after="0" w:line="252" w:lineRule="auto"/>
-            </w:pPr>
-            <w:r>
-              <w:rPr>
-                <w:sz w:val="18"/>
-              </w:rPr>
-              <w:t>GroupMember</w:t>
+            <w:shd w:fill="F0F5F7"/>
+            <w:tcMar>
+              <w:top w:w="85" w:type="dxa"/>
+              <w:left w:w="85" w:type="dxa"/>
+              <w:bottom w:w="85" w:type="dxa"/>
+              <w:right w:w="85" w:type="dxa"/>
+            </w:tcMar>
+            <w:vAlign w:val="center"/>
+          </w:tcPr>
+          <w:p>
+            <w:pPr>
+              <w:spacing w:after="0" w:line="252" w:lineRule="auto"/>
+            </w:pPr>
+            <w:r>
+              <w:rPr>
+                <w:sz w:val="18"/>
+              </w:rPr>
+              <w:t>GroupMember · direct group: active members</w:t>
             </w:r>
           </w:p>
         </w:tc>
@@ -3794,7 +5124,7 @@
               <w:rPr>
                 <w:sz w:val="18"/>
               </w:rPr>
-              <w:t>GroupMember</w:t>
+              <w:t>GroupJITTier1 · job group: eligible members</w:t>
             </w:r>
           </w:p>
         </w:tc>
@@ -3806,7 +5136,7 @@
         <w:tc>
           <w:tcPr>
             <w:tcW w:type="dxa" w:w="7344"/>
-            <w:shd w:fill="FFFFFF"/>
+            <w:shd w:fill="F0F5F7"/>
             <w:tcMar>
               <w:top w:w="85" w:type="dxa"/>
               <w:left w:w="85" w:type="dxa"/>
@@ -3830,24 +5160,24 @@
         <w:tc>
           <w:tcPr>
             <w:tcW w:type="dxa" w:w="2592"/>
-            <w:shd w:fill="FFFFFF"/>
-            <w:tcMar>
-              <w:top w:w="85" w:type="dxa"/>
-              <w:left w:w="85" w:type="dxa"/>
-              <w:bottom w:w="85" w:type="dxa"/>
-              <w:right w:w="85" w:type="dxa"/>
-            </w:tcMar>
-            <w:vAlign w:val="center"/>
-          </w:tcPr>
-          <w:p>
-            <w:pPr>
-              <w:spacing w:after="0" w:line="252" w:lineRule="auto"/>
-            </w:pPr>
-            <w:r>
-              <w:rPr>
-                <w:sz w:val="18"/>
-              </w:rPr>
-              <w:t>GroupMember</w:t>
+            <w:shd w:fill="F0F5F7"/>
+            <w:tcMar>
+              <w:top w:w="85" w:type="dxa"/>
+              <w:left w:w="85" w:type="dxa"/>
+              <w:bottom w:w="85" w:type="dxa"/>
+              <w:right w:w="85" w:type="dxa"/>
+            </w:tcMar>
+            <w:vAlign w:val="center"/>
+          </w:tcPr>
+          <w:p>
+            <w:pPr>
+              <w:spacing w:after="0" w:line="252" w:lineRule="auto"/>
+            </w:pPr>
+            <w:r>
+              <w:rPr>
+                <w:sz w:val="18"/>
+              </w:rPr>
+              <w:t>GroupMember · direct group: active members</w:t>
             </w:r>
           </w:p>
         </w:tc>
@@ -3900,7 +5230,7 @@
               <w:rPr>
                 <w:sz w:val="18"/>
               </w:rPr>
-              <w:t>GroupMember</w:t>
+              <w:t>GroupJITTier1 · job group: eligible members</w:t>
             </w:r>
           </w:p>
         </w:tc>
@@ -3912,7 +5242,7 @@
         <w:tc>
           <w:tcPr>
             <w:tcW w:type="dxa" w:w="7344"/>
-            <w:shd w:fill="FFFFFF"/>
+            <w:shd w:fill="F0F5F7"/>
             <w:tcMar>
               <w:top w:w="85" w:type="dxa"/>
               <w:left w:w="85" w:type="dxa"/>
@@ -3936,24 +5266,24 @@
         <w:tc>
           <w:tcPr>
             <w:tcW w:type="dxa" w:w="2592"/>
-            <w:shd w:fill="FFFFFF"/>
-            <w:tcMar>
-              <w:top w:w="85" w:type="dxa"/>
-              <w:left w:w="85" w:type="dxa"/>
-              <w:bottom w:w="85" w:type="dxa"/>
-              <w:right w:w="85" w:type="dxa"/>
-            </w:tcMar>
-            <w:vAlign w:val="center"/>
-          </w:tcPr>
-          <w:p>
-            <w:pPr>
-              <w:spacing w:after="0" w:line="252" w:lineRule="auto"/>
-            </w:pPr>
-            <w:r>
-              <w:rPr>
-                <w:sz w:val="18"/>
-              </w:rPr>
-              <w:t>GroupMember</w:t>
+            <w:shd w:fill="F0F5F7"/>
+            <w:tcMar>
+              <w:top w:w="85" w:type="dxa"/>
+              <w:left w:w="85" w:type="dxa"/>
+              <w:bottom w:w="85" w:type="dxa"/>
+              <w:right w:w="85" w:type="dxa"/>
+            </w:tcMar>
+            <w:vAlign w:val="center"/>
+          </w:tcPr>
+          <w:p>
+            <w:pPr>
+              <w:spacing w:after="0" w:line="252" w:lineRule="auto"/>
+            </w:pPr>
+            <w:r>
+              <w:rPr>
+                <w:sz w:val="18"/>
+              </w:rPr>
+              <w:t>GroupJITTier1 · job group: eligible members</w:t>
             </w:r>
           </w:p>
         </w:tc>
@@ -4006,7 +5336,7 @@
               <w:rPr>
                 <w:sz w:val="18"/>
               </w:rPr>
-              <w:t>GroupMember</w:t>
+              <w:t>GroupJITTier1 · job group: eligible members</w:t>
             </w:r>
           </w:p>
         </w:tc>
@@ -4018,48 +5348,48 @@
         <w:tc>
           <w:tcPr>
             <w:tcW w:type="dxa" w:w="7344"/>
-            <w:shd w:fill="FFFFFF"/>
-            <w:tcMar>
-              <w:top w:w="85" w:type="dxa"/>
-              <w:left w:w="85" w:type="dxa"/>
-              <w:bottom w:w="85" w:type="dxa"/>
-              <w:right w:w="85" w:type="dxa"/>
-            </w:tcMar>
-            <w:vAlign w:val="center"/>
-          </w:tcPr>
-          <w:p>
-            <w:pPr>
-              <w:spacing w:after="0" w:line="252" w:lineRule="auto"/>
-            </w:pPr>
-            <w:r>
-              <w:rPr>
-                <w:sz w:val="18"/>
-              </w:rPr>
-              <w:t>PIM-SG-INT-Ops</w:t>
+            <w:shd w:fill="F0F5F7"/>
+            <w:tcMar>
+              <w:top w:w="85" w:type="dxa"/>
+              <w:left w:w="85" w:type="dxa"/>
+              <w:bottom w:w="85" w:type="dxa"/>
+              <w:right w:w="85" w:type="dxa"/>
+            </w:tcMar>
+            <w:vAlign w:val="center"/>
+          </w:tcPr>
+          <w:p>
+            <w:pPr>
+              <w:spacing w:after="0" w:line="252" w:lineRule="auto"/>
+            </w:pPr>
+            <w:r>
+              <w:rPr>
+                <w:sz w:val="18"/>
+              </w:rPr>
+              <w:t>PIM-SG-M365-SecOps-Direct</w:t>
             </w:r>
           </w:p>
         </w:tc>
         <w:tc>
           <w:tcPr>
             <w:tcW w:type="dxa" w:w="2592"/>
-            <w:shd w:fill="FFFFFF"/>
-            <w:tcMar>
-              <w:top w:w="85" w:type="dxa"/>
-              <w:left w:w="85" w:type="dxa"/>
-              <w:bottom w:w="85" w:type="dxa"/>
-              <w:right w:w="85" w:type="dxa"/>
-            </w:tcMar>
-            <w:vAlign w:val="center"/>
-          </w:tcPr>
-          <w:p>
-            <w:pPr>
-              <w:spacing w:after="0" w:line="252" w:lineRule="auto"/>
-            </w:pPr>
-            <w:r>
-              <w:rPr>
-                <w:sz w:val="18"/>
-              </w:rPr>
-              <w:t>GroupJIT</w:t>
+            <w:shd w:fill="F0F5F7"/>
+            <w:tcMar>
+              <w:top w:w="85" w:type="dxa"/>
+              <w:left w:w="85" w:type="dxa"/>
+              <w:bottom w:w="85" w:type="dxa"/>
+              <w:right w:w="85" w:type="dxa"/>
+            </w:tcMar>
+            <w:vAlign w:val="center"/>
+          </w:tcPr>
+          <w:p>
+            <w:pPr>
+              <w:spacing w:after="0" w:line="252" w:lineRule="auto"/>
+            </w:pPr>
+            <w:r>
+              <w:rPr>
+                <w:sz w:val="18"/>
+              </w:rPr>
+              <w:t>GroupMember · direct group: active members</w:t>
             </w:r>
           </w:p>
         </w:tc>
@@ -4088,7 +5418,7 @@
               <w:rPr>
                 <w:sz w:val="18"/>
               </w:rPr>
-              <w:t>PIM-SG-INT-HelpDesk</w:t>
+              <w:t>PIM-SG-M365-Ops-Direct</w:t>
             </w:r>
           </w:p>
         </w:tc>
@@ -4112,7 +5442,7 @@
               <w:rPr>
                 <w:sz w:val="18"/>
               </w:rPr>
-              <w:t>GroupJIT</w:t>
+              <w:t>GroupMember · direct group: active members</w:t>
             </w:r>
           </w:p>
         </w:tc>
@@ -4124,48 +5454,48 @@
         <w:tc>
           <w:tcPr>
             <w:tcW w:type="dxa" w:w="7344"/>
-            <w:shd w:fill="FFFFFF"/>
-            <w:tcMar>
-              <w:top w:w="85" w:type="dxa"/>
-              <w:left w:w="85" w:type="dxa"/>
-              <w:bottom w:w="85" w:type="dxa"/>
-              <w:right w:w="85" w:type="dxa"/>
-            </w:tcMar>
-            <w:vAlign w:val="center"/>
-          </w:tcPr>
-          <w:p>
-            <w:pPr>
-              <w:spacing w:after="0" w:line="252" w:lineRule="auto"/>
-            </w:pPr>
-            <w:r>
-              <w:rPr>
-                <w:sz w:val="18"/>
-              </w:rPr>
-              <w:t>PIM-SG-INT-SecOps</w:t>
+            <w:shd w:fill="F0F5F7"/>
+            <w:tcMar>
+              <w:top w:w="85" w:type="dxa"/>
+              <w:left w:w="85" w:type="dxa"/>
+              <w:bottom w:w="85" w:type="dxa"/>
+              <w:right w:w="85" w:type="dxa"/>
+            </w:tcMar>
+            <w:vAlign w:val="center"/>
+          </w:tcPr>
+          <w:p>
+            <w:pPr>
+              <w:spacing w:after="0" w:line="252" w:lineRule="auto"/>
+            </w:pPr>
+            <w:r>
+              <w:rPr>
+                <w:sz w:val="18"/>
+              </w:rPr>
+              <w:t>PIM-SG-M365-AppOps-Direct</w:t>
             </w:r>
           </w:p>
         </w:tc>
         <w:tc>
           <w:tcPr>
             <w:tcW w:type="dxa" w:w="2592"/>
-            <w:shd w:fill="FFFFFF"/>
-            <w:tcMar>
-              <w:top w:w="85" w:type="dxa"/>
-              <w:left w:w="85" w:type="dxa"/>
-              <w:bottom w:w="85" w:type="dxa"/>
-              <w:right w:w="85" w:type="dxa"/>
-            </w:tcMar>
-            <w:vAlign w:val="center"/>
-          </w:tcPr>
-          <w:p>
-            <w:pPr>
-              <w:spacing w:after="0" w:line="252" w:lineRule="auto"/>
-            </w:pPr>
-            <w:r>
-              <w:rPr>
-                <w:sz w:val="18"/>
-              </w:rPr>
-              <w:t>GroupJIT</w:t>
+            <w:shd w:fill="F0F5F7"/>
+            <w:tcMar>
+              <w:top w:w="85" w:type="dxa"/>
+              <w:left w:w="85" w:type="dxa"/>
+              <w:bottom w:w="85" w:type="dxa"/>
+              <w:right w:w="85" w:type="dxa"/>
+            </w:tcMar>
+            <w:vAlign w:val="center"/>
+          </w:tcPr>
+          <w:p>
+            <w:pPr>
+              <w:spacing w:after="0" w:line="252" w:lineRule="auto"/>
+            </w:pPr>
+            <w:r>
+              <w:rPr>
+                <w:sz w:val="18"/>
+              </w:rPr>
+              <w:t>GroupMember · direct group: active members</w:t>
             </w:r>
           </w:p>
         </w:tc>
@@ -4177,48 +5507,48 @@
         <w:tc>
           <w:tcPr>
             <w:tcW w:type="dxa" w:w="7344"/>
-            <w:shd w:fill="FFFFFF"/>
-            <w:tcMar>
-              <w:top w:w="85" w:type="dxa"/>
-              <w:left w:w="85" w:type="dxa"/>
-              <w:bottom w:w="85" w:type="dxa"/>
-              <w:right w:w="85" w:type="dxa"/>
-            </w:tcMar>
-            <w:vAlign w:val="center"/>
-          </w:tcPr>
-          <w:p>
-            <w:pPr>
-              <w:spacing w:after="0" w:line="252" w:lineRule="auto"/>
-            </w:pPr>
-            <w:r>
-              <w:rPr>
-                <w:sz w:val="18"/>
-              </w:rPr>
-              <w:t>PIM-SG-XDR-Admin</w:t>
+            <w:shd w:fill="F0F5F7"/>
+            <w:tcMar>
+              <w:top w:w="85" w:type="dxa"/>
+              <w:left w:w="85" w:type="dxa"/>
+              <w:bottom w:w="85" w:type="dxa"/>
+              <w:right w:w="85" w:type="dxa"/>
+            </w:tcMar>
+            <w:vAlign w:val="center"/>
+          </w:tcPr>
+          <w:p>
+            <w:pPr>
+              <w:spacing w:after="0" w:line="252" w:lineRule="auto"/>
+            </w:pPr>
+            <w:r>
+              <w:rPr>
+                <w:sz w:val="18"/>
+              </w:rPr>
+              <w:t>PIM-SG-INT-Ops</w:t>
             </w:r>
           </w:p>
         </w:tc>
         <w:tc>
           <w:tcPr>
             <w:tcW w:type="dxa" w:w="2592"/>
-            <w:shd w:fill="FFFFFF"/>
-            <w:tcMar>
-              <w:top w:w="85" w:type="dxa"/>
-              <w:left w:w="85" w:type="dxa"/>
-              <w:bottom w:w="85" w:type="dxa"/>
-              <w:right w:w="85" w:type="dxa"/>
-            </w:tcMar>
-            <w:vAlign w:val="center"/>
-          </w:tcPr>
-          <w:p>
-            <w:pPr>
-              <w:spacing w:after="0" w:line="252" w:lineRule="auto"/>
-            </w:pPr>
-            <w:r>
-              <w:rPr>
-                <w:sz w:val="18"/>
-              </w:rPr>
-              <w:t>GroupJITTier0</w:t>
+            <w:shd w:fill="F0F5F7"/>
+            <w:tcMar>
+              <w:top w:w="85" w:type="dxa"/>
+              <w:left w:w="85" w:type="dxa"/>
+              <w:bottom w:w="85" w:type="dxa"/>
+              <w:right w:w="85" w:type="dxa"/>
+            </w:tcMar>
+            <w:vAlign w:val="center"/>
+          </w:tcPr>
+          <w:p>
+            <w:pPr>
+              <w:spacing w:after="0" w:line="252" w:lineRule="auto"/>
+            </w:pPr>
+            <w:r>
+              <w:rPr>
+                <w:sz w:val="18"/>
+              </w:rPr>
+              <w:t>GroupJIT</w:t>
             </w:r>
           </w:p>
         </w:tc>
@@ -4230,31 +5560,31 @@
         <w:tc>
           <w:tcPr>
             <w:tcW w:type="dxa" w:w="7344"/>
-            <w:shd w:fill="FFFFFF"/>
-            <w:tcMar>
-              <w:top w:w="85" w:type="dxa"/>
-              <w:left w:w="85" w:type="dxa"/>
-              <w:bottom w:w="85" w:type="dxa"/>
-              <w:right w:w="85" w:type="dxa"/>
-            </w:tcMar>
-            <w:vAlign w:val="center"/>
-          </w:tcPr>
-          <w:p>
-            <w:pPr>
-              <w:spacing w:after="0" w:line="252" w:lineRule="auto"/>
-            </w:pPr>
-            <w:r>
-              <w:rPr>
-                <w:sz w:val="18"/>
-              </w:rPr>
-              <w:t>PIM-SG-XDR-Operator-T3</w:t>
+            <w:shd w:fill="F0F5F7"/>
+            <w:tcMar>
+              <w:top w:w="85" w:type="dxa"/>
+              <w:left w:w="85" w:type="dxa"/>
+              <w:bottom w:w="85" w:type="dxa"/>
+              <w:right w:w="85" w:type="dxa"/>
+            </w:tcMar>
+            <w:vAlign w:val="center"/>
+          </w:tcPr>
+          <w:p>
+            <w:pPr>
+              <w:spacing w:after="0" w:line="252" w:lineRule="auto"/>
+            </w:pPr>
+            <w:r>
+              <w:rPr>
+                <w:sz w:val="18"/>
+              </w:rPr>
+              <w:t>PIM-SG-INT-HelpDesk</w:t>
             </w:r>
           </w:p>
         </w:tc>
         <w:tc>
           <w:tcPr>
             <w:tcW w:type="dxa" w:w="2592"/>
-            <w:shd w:fill="FFFFFF"/>
+            <w:shd w:fill="F0F5F7"/>
             <w:tcMar>
               <w:top w:w="85" w:type="dxa"/>
               <w:left w:w="85" w:type="dxa"/>
@@ -4283,31 +5613,31 @@
         <w:tc>
           <w:tcPr>
             <w:tcW w:type="dxa" w:w="7344"/>
-            <w:shd w:fill="FFFFFF"/>
-            <w:tcMar>
-              <w:top w:w="85" w:type="dxa"/>
-              <w:left w:w="85" w:type="dxa"/>
-              <w:bottom w:w="85" w:type="dxa"/>
-              <w:right w:w="85" w:type="dxa"/>
-            </w:tcMar>
-            <w:vAlign w:val="center"/>
-          </w:tcPr>
-          <w:p>
-            <w:pPr>
-              <w:spacing w:after="0" w:line="252" w:lineRule="auto"/>
-            </w:pPr>
-            <w:r>
-              <w:rPr>
-                <w:sz w:val="18"/>
-              </w:rPr>
-              <w:t>PIM-SG-XDR-Operator-T2</w:t>
+            <w:shd w:fill="F0F5F7"/>
+            <w:tcMar>
+              <w:top w:w="85" w:type="dxa"/>
+              <w:left w:w="85" w:type="dxa"/>
+              <w:bottom w:w="85" w:type="dxa"/>
+              <w:right w:w="85" w:type="dxa"/>
+            </w:tcMar>
+            <w:vAlign w:val="center"/>
+          </w:tcPr>
+          <w:p>
+            <w:pPr>
+              <w:spacing w:after="0" w:line="252" w:lineRule="auto"/>
+            </w:pPr>
+            <w:r>
+              <w:rPr>
+                <w:sz w:val="18"/>
+              </w:rPr>
+              <w:t>PIM-SG-INT-SecOps</w:t>
             </w:r>
           </w:p>
         </w:tc>
         <w:tc>
           <w:tcPr>
             <w:tcW w:type="dxa" w:w="2592"/>
-            <w:shd w:fill="FFFFFF"/>
+            <w:shd w:fill="F0F5F7"/>
             <w:tcMar>
               <w:top w:w="85" w:type="dxa"/>
               <w:left w:w="85" w:type="dxa"/>
@@ -4336,48 +5666,48 @@
         <w:tc>
           <w:tcPr>
             <w:tcW w:type="dxa" w:w="7344"/>
-            <w:shd w:fill="FFFFFF"/>
-            <w:tcMar>
-              <w:top w:w="85" w:type="dxa"/>
-              <w:left w:w="85" w:type="dxa"/>
-              <w:bottom w:w="85" w:type="dxa"/>
-              <w:right w:w="85" w:type="dxa"/>
-            </w:tcMar>
-            <w:vAlign w:val="center"/>
-          </w:tcPr>
-          <w:p>
-            <w:pPr>
-              <w:spacing w:after="0" w:line="252" w:lineRule="auto"/>
-            </w:pPr>
-            <w:r>
-              <w:rPr>
-                <w:sz w:val="18"/>
-              </w:rPr>
-              <w:t>PIM-SG-XDR-Operator-T1</w:t>
+            <w:shd w:fill="F0F5F7"/>
+            <w:tcMar>
+              <w:top w:w="85" w:type="dxa"/>
+              <w:left w:w="85" w:type="dxa"/>
+              <w:bottom w:w="85" w:type="dxa"/>
+              <w:right w:w="85" w:type="dxa"/>
+            </w:tcMar>
+            <w:vAlign w:val="center"/>
+          </w:tcPr>
+          <w:p>
+            <w:pPr>
+              <w:spacing w:after="0" w:line="252" w:lineRule="auto"/>
+            </w:pPr>
+            <w:r>
+              <w:rPr>
+                <w:sz w:val="18"/>
+              </w:rPr>
+              <w:t>PIM-SG-XDR-Admin</w:t>
             </w:r>
           </w:p>
         </w:tc>
         <w:tc>
           <w:tcPr>
             <w:tcW w:type="dxa" w:w="2592"/>
-            <w:shd w:fill="FFFFFF"/>
-            <w:tcMar>
-              <w:top w:w="85" w:type="dxa"/>
-              <w:left w:w="85" w:type="dxa"/>
-              <w:bottom w:w="85" w:type="dxa"/>
-              <w:right w:w="85" w:type="dxa"/>
-            </w:tcMar>
-            <w:vAlign w:val="center"/>
-          </w:tcPr>
-          <w:p>
-            <w:pPr>
-              <w:spacing w:after="0" w:line="252" w:lineRule="auto"/>
-            </w:pPr>
-            <w:r>
-              <w:rPr>
-                <w:sz w:val="18"/>
-              </w:rPr>
-              <w:t>GroupJIT</w:t>
+            <w:shd w:fill="F0F5F7"/>
+            <w:tcMar>
+              <w:top w:w="85" w:type="dxa"/>
+              <w:left w:w="85" w:type="dxa"/>
+              <w:bottom w:w="85" w:type="dxa"/>
+              <w:right w:w="85" w:type="dxa"/>
+            </w:tcMar>
+            <w:vAlign w:val="center"/>
+          </w:tcPr>
+          <w:p>
+            <w:pPr>
+              <w:spacing w:after="0" w:line="252" w:lineRule="auto"/>
+            </w:pPr>
+            <w:r>
+              <w:rPr>
+                <w:sz w:val="18"/>
+              </w:rPr>
+              <w:t>GroupJITTier0</w:t>
             </w:r>
           </w:p>
         </w:tc>
@@ -4389,7 +5719,166 @@
         <w:tc>
           <w:tcPr>
             <w:tcW w:type="dxa" w:w="7344"/>
-            <w:shd w:fill="FFFFFF"/>
+            <w:shd w:fill="F0F5F7"/>
+            <w:tcMar>
+              <w:top w:w="85" w:type="dxa"/>
+              <w:left w:w="85" w:type="dxa"/>
+              <w:bottom w:w="85" w:type="dxa"/>
+              <w:right w:w="85" w:type="dxa"/>
+            </w:tcMar>
+            <w:vAlign w:val="center"/>
+          </w:tcPr>
+          <w:p>
+            <w:pPr>
+              <w:spacing w:after="0" w:line="252" w:lineRule="auto"/>
+            </w:pPr>
+            <w:r>
+              <w:rPr>
+                <w:sz w:val="18"/>
+              </w:rPr>
+              <w:t>PIM-SG-XDR-Operator-T3</w:t>
+            </w:r>
+          </w:p>
+        </w:tc>
+        <w:tc>
+          <w:tcPr>
+            <w:tcW w:type="dxa" w:w="2592"/>
+            <w:shd w:fill="F0F5F7"/>
+            <w:tcMar>
+              <w:top w:w="85" w:type="dxa"/>
+              <w:left w:w="85" w:type="dxa"/>
+              <w:bottom w:w="85" w:type="dxa"/>
+              <w:right w:w="85" w:type="dxa"/>
+            </w:tcMar>
+            <w:vAlign w:val="center"/>
+          </w:tcPr>
+          <w:p>
+            <w:pPr>
+              <w:spacing w:after="0" w:line="252" w:lineRule="auto"/>
+            </w:pPr>
+            <w:r>
+              <w:rPr>
+                <w:sz w:val="18"/>
+              </w:rPr>
+              <w:t>GroupJIT</w:t>
+            </w:r>
+          </w:p>
+        </w:tc>
+      </w:tr>
+      <w:tr>
+        <w:trPr>
+          <w:cantSplit/>
+        </w:trPr>
+        <w:tc>
+          <w:tcPr>
+            <w:tcW w:type="dxa" w:w="7344"/>
+            <w:shd w:fill="F0F5F7"/>
+            <w:tcMar>
+              <w:top w:w="85" w:type="dxa"/>
+              <w:left w:w="85" w:type="dxa"/>
+              <w:bottom w:w="85" w:type="dxa"/>
+              <w:right w:w="85" w:type="dxa"/>
+            </w:tcMar>
+            <w:vAlign w:val="center"/>
+          </w:tcPr>
+          <w:p>
+            <w:pPr>
+              <w:spacing w:after="0" w:line="252" w:lineRule="auto"/>
+            </w:pPr>
+            <w:r>
+              <w:rPr>
+                <w:sz w:val="18"/>
+              </w:rPr>
+              <w:t>PIM-SG-XDR-Operator-T2</w:t>
+            </w:r>
+          </w:p>
+        </w:tc>
+        <w:tc>
+          <w:tcPr>
+            <w:tcW w:type="dxa" w:w="2592"/>
+            <w:shd w:fill="F0F5F7"/>
+            <w:tcMar>
+              <w:top w:w="85" w:type="dxa"/>
+              <w:left w:w="85" w:type="dxa"/>
+              <w:bottom w:w="85" w:type="dxa"/>
+              <w:right w:w="85" w:type="dxa"/>
+            </w:tcMar>
+            <w:vAlign w:val="center"/>
+          </w:tcPr>
+          <w:p>
+            <w:pPr>
+              <w:spacing w:after="0" w:line="252" w:lineRule="auto"/>
+            </w:pPr>
+            <w:r>
+              <w:rPr>
+                <w:sz w:val="18"/>
+              </w:rPr>
+              <w:t>GroupJIT</w:t>
+            </w:r>
+          </w:p>
+        </w:tc>
+      </w:tr>
+      <w:tr>
+        <w:trPr>
+          <w:cantSplit/>
+        </w:trPr>
+        <w:tc>
+          <w:tcPr>
+            <w:tcW w:type="dxa" w:w="7344"/>
+            <w:shd w:fill="F0F5F7"/>
+            <w:tcMar>
+              <w:top w:w="85" w:type="dxa"/>
+              <w:left w:w="85" w:type="dxa"/>
+              <w:bottom w:w="85" w:type="dxa"/>
+              <w:right w:w="85" w:type="dxa"/>
+            </w:tcMar>
+            <w:vAlign w:val="center"/>
+          </w:tcPr>
+          <w:p>
+            <w:pPr>
+              <w:spacing w:after="0" w:line="252" w:lineRule="auto"/>
+            </w:pPr>
+            <w:r>
+              <w:rPr>
+                <w:sz w:val="18"/>
+              </w:rPr>
+              <w:t>PIM-SG-XDR-Operator-T1</w:t>
+            </w:r>
+          </w:p>
+        </w:tc>
+        <w:tc>
+          <w:tcPr>
+            <w:tcW w:type="dxa" w:w="2592"/>
+            <w:shd w:fill="F0F5F7"/>
+            <w:tcMar>
+              <w:top w:w="85" w:type="dxa"/>
+              <w:left w:w="85" w:type="dxa"/>
+              <w:bottom w:w="85" w:type="dxa"/>
+              <w:right w:w="85" w:type="dxa"/>
+            </w:tcMar>
+            <w:vAlign w:val="center"/>
+          </w:tcPr>
+          <w:p>
+            <w:pPr>
+              <w:spacing w:after="0" w:line="252" w:lineRule="auto"/>
+            </w:pPr>
+            <w:r>
+              <w:rPr>
+                <w:sz w:val="18"/>
+              </w:rPr>
+              <w:t>GroupJIT</w:t>
+            </w:r>
+          </w:p>
+        </w:tc>
+      </w:tr>
+      <w:tr>
+        <w:trPr>
+          <w:cantSplit/>
+        </w:trPr>
+        <w:tc>
+          <w:tcPr>
+            <w:tcW w:type="dxa" w:w="7344"/>
+            <w:shd w:fill="F0F5F7"/>
             <w:tcMar>
               <w:top w:w="85" w:type="dxa"/>
               <w:left w:w="85" w:type="dxa"/>
@@ -4413,7 +5902,7 @@
         <w:tc>
           <w:tcPr>
             <w:tcW w:type="dxa" w:w="2592"/>
-            <w:shd w:fill="FFFFFF"/>
+            <w:shd w:fill="F0F5F7"/>
             <w:tcMar>
               <w:top w:w="85" w:type="dxa"/>
               <w:left w:w="85" w:type="dxa"/>
@@ -4431,6 +5920,907 @@
                 <w:sz w:val="18"/>
               </w:rPr>
               <w:t>GroupJIT</w:t>
+            </w:r>
+          </w:p>
+        </w:tc>
+      </w:tr>
+      <w:tr>
+        <w:trPr>
+          <w:cantSplit/>
+        </w:trPr>
+        <w:tc>
+          <w:tcPr>
+            <w:tcW w:type="dxa" w:w="7344"/>
+            <w:shd w:fill="F0F5F7"/>
+            <w:tcMar>
+              <w:top w:w="85" w:type="dxa"/>
+              <w:left w:w="85" w:type="dxa"/>
+              <w:bottom w:w="85" w:type="dxa"/>
+              <w:right w:w="85" w:type="dxa"/>
+            </w:tcMar>
+            <w:vAlign w:val="center"/>
+          </w:tcPr>
+          <w:p>
+            <w:pPr>
+              <w:spacing w:after="0" w:line="252" w:lineRule="auto"/>
+            </w:pPr>
+            <w:r>
+              <w:rPr>
+                <w:sz w:val="18"/>
+              </w:rPr>
+              <w:t>PIM-SG-EXO-Recipients</w:t>
+            </w:r>
+          </w:p>
+        </w:tc>
+        <w:tc>
+          <w:tcPr>
+            <w:tcW w:type="dxa" w:w="2592"/>
+            <w:shd w:fill="F0F5F7"/>
+            <w:tcMar>
+              <w:top w:w="85" w:type="dxa"/>
+              <w:left w:w="85" w:type="dxa"/>
+              <w:bottom w:w="85" w:type="dxa"/>
+              <w:right w:w="85" w:type="dxa"/>
+            </w:tcMar>
+            <w:vAlign w:val="center"/>
+          </w:tcPr>
+          <w:p>
+            <w:pPr>
+              <w:spacing w:after="0" w:line="252" w:lineRule="auto"/>
+            </w:pPr>
+            <w:r>
+              <w:rPr>
+                <w:sz w:val="18"/>
+              </w:rPr>
+              <w:t>GroupJIT · Exchange RBAC access group</w:t>
+            </w:r>
+          </w:p>
+        </w:tc>
+      </w:tr>
+      <w:tr>
+        <w:trPr>
+          <w:cantSplit/>
+        </w:trPr>
+        <w:tc>
+          <w:tcPr>
+            <w:tcW w:type="dxa" w:w="7344"/>
+            <w:shd w:fill="F0F5F7"/>
+            <w:tcMar>
+              <w:top w:w="85" w:type="dxa"/>
+              <w:left w:w="85" w:type="dxa"/>
+              <w:bottom w:w="85" w:type="dxa"/>
+              <w:right w:w="85" w:type="dxa"/>
+            </w:tcMar>
+            <w:vAlign w:val="center"/>
+          </w:tcPr>
+          <w:p>
+            <w:pPr>
+              <w:spacing w:after="0" w:line="252" w:lineRule="auto"/>
+            </w:pPr>
+            <w:r>
+              <w:rPr>
+                <w:sz w:val="18"/>
+              </w:rPr>
+              <w:t>PIM-SG-EXO-HelpDesk</w:t>
+            </w:r>
+          </w:p>
+        </w:tc>
+        <w:tc>
+          <w:tcPr>
+            <w:tcW w:type="dxa" w:w="2592"/>
+            <w:shd w:fill="F0F5F7"/>
+            <w:tcMar>
+              <w:top w:w="85" w:type="dxa"/>
+              <w:left w:w="85" w:type="dxa"/>
+              <w:bottom w:w="85" w:type="dxa"/>
+              <w:right w:w="85" w:type="dxa"/>
+            </w:tcMar>
+            <w:vAlign w:val="center"/>
+          </w:tcPr>
+          <w:p>
+            <w:pPr>
+              <w:spacing w:after="0" w:line="252" w:lineRule="auto"/>
+            </w:pPr>
+            <w:r>
+              <w:rPr>
+                <w:sz w:val="18"/>
+              </w:rPr>
+              <w:t>GroupJIT · Exchange RBAC access group</w:t>
+            </w:r>
+          </w:p>
+        </w:tc>
+      </w:tr>
+      <w:tr>
+        <w:trPr>
+          <w:cantSplit/>
+        </w:trPr>
+        <w:tc>
+          <w:tcPr>
+            <w:tcW w:type="dxa" w:w="7344"/>
+            <w:shd w:fill="F0F5F7"/>
+            <w:tcMar>
+              <w:top w:w="85" w:type="dxa"/>
+              <w:left w:w="85" w:type="dxa"/>
+              <w:bottom w:w="85" w:type="dxa"/>
+              <w:right w:w="85" w:type="dxa"/>
+            </w:tcMar>
+            <w:vAlign w:val="center"/>
+          </w:tcPr>
+          <w:p>
+            <w:pPr>
+              <w:spacing w:after="0" w:line="252" w:lineRule="auto"/>
+            </w:pPr>
+            <w:r>
+              <w:rPr>
+                <w:sz w:val="18"/>
+              </w:rPr>
+              <w:t>PIM-SG-EXO-Hygiene</w:t>
+            </w:r>
+          </w:p>
+        </w:tc>
+        <w:tc>
+          <w:tcPr>
+            <w:tcW w:type="dxa" w:w="2592"/>
+            <w:shd w:fill="F0F5F7"/>
+            <w:tcMar>
+              <w:top w:w="85" w:type="dxa"/>
+              <w:left w:w="85" w:type="dxa"/>
+              <w:bottom w:w="85" w:type="dxa"/>
+              <w:right w:w="85" w:type="dxa"/>
+            </w:tcMar>
+            <w:vAlign w:val="center"/>
+          </w:tcPr>
+          <w:p>
+            <w:pPr>
+              <w:spacing w:after="0" w:line="252" w:lineRule="auto"/>
+            </w:pPr>
+            <w:r>
+              <w:rPr>
+                <w:sz w:val="18"/>
+              </w:rPr>
+              <w:t>GroupJIT · Exchange RBAC access group</w:t>
+            </w:r>
+          </w:p>
+        </w:tc>
+      </w:tr>
+      <w:tr>
+        <w:trPr>
+          <w:cantSplit/>
+        </w:trPr>
+        <w:tc>
+          <w:tcPr>
+            <w:tcW w:type="dxa" w:w="7344"/>
+            <w:shd w:fill="F0F5F7"/>
+            <w:tcMar>
+              <w:top w:w="85" w:type="dxa"/>
+              <w:left w:w="85" w:type="dxa"/>
+              <w:bottom w:w="85" w:type="dxa"/>
+              <w:right w:w="85" w:type="dxa"/>
+            </w:tcMar>
+            <w:vAlign w:val="center"/>
+          </w:tcPr>
+          <w:p>
+            <w:pPr>
+              <w:spacing w:after="0" w:line="252" w:lineRule="auto"/>
+            </w:pPr>
+            <w:r>
+              <w:rPr>
+                <w:sz w:val="18"/>
+              </w:rPr>
+              <w:t>PIM-SG-EXO-Reader</w:t>
+            </w:r>
+          </w:p>
+        </w:tc>
+        <w:tc>
+          <w:tcPr>
+            <w:tcW w:type="dxa" w:w="2592"/>
+            <w:shd w:fill="F0F5F7"/>
+            <w:tcMar>
+              <w:top w:w="85" w:type="dxa"/>
+              <w:left w:w="85" w:type="dxa"/>
+              <w:bottom w:w="85" w:type="dxa"/>
+              <w:right w:w="85" w:type="dxa"/>
+            </w:tcMar>
+            <w:vAlign w:val="center"/>
+          </w:tcPr>
+          <w:p>
+            <w:pPr>
+              <w:spacing w:after="0" w:line="252" w:lineRule="auto"/>
+            </w:pPr>
+            <w:r>
+              <w:rPr>
+                <w:sz w:val="18"/>
+              </w:rPr>
+              <w:t>GroupJIT · Exchange RBAC access group</w:t>
+            </w:r>
+          </w:p>
+        </w:tc>
+      </w:tr>
+      <w:tr>
+        <w:trPr>
+          <w:cantSplit/>
+        </w:trPr>
+        <w:tc>
+          <w:tcPr>
+            <w:tcW w:type="dxa" w:w="7344"/>
+            <w:shd w:fill="F0F5F7"/>
+            <w:tcMar>
+              <w:top w:w="85" w:type="dxa"/>
+              <w:left w:w="85" w:type="dxa"/>
+              <w:bottom w:w="85" w:type="dxa"/>
+              <w:right w:w="85" w:type="dxa"/>
+            </w:tcMar>
+            <w:vAlign w:val="center"/>
+          </w:tcPr>
+          <w:p>
+            <w:pPr>
+              <w:spacing w:after="0" w:line="252" w:lineRule="auto"/>
+            </w:pPr>
+            <w:r>
+              <w:rPr>
+                <w:sz w:val="18"/>
+              </w:rPr>
+              <w:t>PIM-SG-AZ-Tenant-Owner</w:t>
+            </w:r>
+          </w:p>
+        </w:tc>
+        <w:tc>
+          <w:tcPr>
+            <w:tcW w:type="dxa" w:w="2592"/>
+            <w:shd w:fill="F0F5F7"/>
+            <w:tcMar>
+              <w:top w:w="85" w:type="dxa"/>
+              <w:left w:w="85" w:type="dxa"/>
+              <w:bottom w:w="85" w:type="dxa"/>
+              <w:right w:w="85" w:type="dxa"/>
+            </w:tcMar>
+            <w:vAlign w:val="center"/>
+          </w:tcPr>
+          <w:p>
+            <w:pPr>
+              <w:spacing w:after="0" w:line="252" w:lineRule="auto"/>
+            </w:pPr>
+            <w:r>
+              <w:rPr>
+                <w:sz w:val="18"/>
+              </w:rPr>
+              <w:t>GroupMember</w:t>
+            </w:r>
+          </w:p>
+        </w:tc>
+      </w:tr>
+      <w:tr>
+        <w:trPr>
+          <w:cantSplit/>
+        </w:trPr>
+        <w:tc>
+          <w:tcPr>
+            <w:tcW w:type="dxa" w:w="7344"/>
+            <w:shd w:fill="F0F5F7"/>
+            <w:tcMar>
+              <w:top w:w="85" w:type="dxa"/>
+              <w:left w:w="85" w:type="dxa"/>
+              <w:bottom w:w="85" w:type="dxa"/>
+              <w:right w:w="85" w:type="dxa"/>
+            </w:tcMar>
+            <w:vAlign w:val="center"/>
+          </w:tcPr>
+          <w:p>
+            <w:pPr>
+              <w:spacing w:after="0" w:line="252" w:lineRule="auto"/>
+            </w:pPr>
+            <w:r>
+              <w:rPr>
+                <w:sz w:val="18"/>
+              </w:rPr>
+              <w:t>PIM-SG-AZ-Platform-Owner</w:t>
+            </w:r>
+          </w:p>
+        </w:tc>
+        <w:tc>
+          <w:tcPr>
+            <w:tcW w:type="dxa" w:w="2592"/>
+            <w:shd w:fill="F0F5F7"/>
+            <w:tcMar>
+              <w:top w:w="85" w:type="dxa"/>
+              <w:left w:w="85" w:type="dxa"/>
+              <w:bottom w:w="85" w:type="dxa"/>
+              <w:right w:w="85" w:type="dxa"/>
+            </w:tcMar>
+            <w:vAlign w:val="center"/>
+          </w:tcPr>
+          <w:p>
+            <w:pPr>
+              <w:spacing w:after="0" w:line="252" w:lineRule="auto"/>
+            </w:pPr>
+            <w:r>
+              <w:rPr>
+                <w:sz w:val="18"/>
+              </w:rPr>
+              <w:t>GroupMember</w:t>
+            </w:r>
+          </w:p>
+        </w:tc>
+      </w:tr>
+      <w:tr>
+        <w:trPr>
+          <w:cantSplit/>
+        </w:trPr>
+        <w:tc>
+          <w:tcPr>
+            <w:tcW w:type="dxa" w:w="7344"/>
+            <w:shd w:fill="F0F5F7"/>
+            <w:tcMar>
+              <w:top w:w="85" w:type="dxa"/>
+              <w:left w:w="85" w:type="dxa"/>
+              <w:bottom w:w="85" w:type="dxa"/>
+              <w:right w:w="85" w:type="dxa"/>
+            </w:tcMar>
+            <w:vAlign w:val="center"/>
+          </w:tcPr>
+          <w:p>
+            <w:pPr>
+              <w:spacing w:after="0" w:line="252" w:lineRule="auto"/>
+            </w:pPr>
+            <w:r>
+              <w:rPr>
+                <w:sz w:val="18"/>
+              </w:rPr>
+              <w:t>PIM-SG-AZ-Platform-Contributor</w:t>
+            </w:r>
+          </w:p>
+        </w:tc>
+        <w:tc>
+          <w:tcPr>
+            <w:tcW w:type="dxa" w:w="2592"/>
+            <w:shd w:fill="F0F5F7"/>
+            <w:tcMar>
+              <w:top w:w="85" w:type="dxa"/>
+              <w:left w:w="85" w:type="dxa"/>
+              <w:bottom w:w="85" w:type="dxa"/>
+              <w:right w:w="85" w:type="dxa"/>
+            </w:tcMar>
+            <w:vAlign w:val="center"/>
+          </w:tcPr>
+          <w:p>
+            <w:pPr>
+              <w:spacing w:after="0" w:line="252" w:lineRule="auto"/>
+            </w:pPr>
+            <w:r>
+              <w:rPr>
+                <w:sz w:val="18"/>
+              </w:rPr>
+              <w:t>GroupMember</w:t>
+            </w:r>
+          </w:p>
+        </w:tc>
+      </w:tr>
+      <w:tr>
+        <w:trPr>
+          <w:cantSplit/>
+        </w:trPr>
+        <w:tc>
+          <w:tcPr>
+            <w:tcW w:type="dxa" w:w="7344"/>
+            <w:shd w:fill="F0F5F7"/>
+            <w:tcMar>
+              <w:top w:w="85" w:type="dxa"/>
+              <w:left w:w="85" w:type="dxa"/>
+              <w:bottom w:w="85" w:type="dxa"/>
+              <w:right w:w="85" w:type="dxa"/>
+            </w:tcMar>
+            <w:vAlign w:val="center"/>
+          </w:tcPr>
+          <w:p>
+            <w:pPr>
+              <w:spacing w:after="0" w:line="252" w:lineRule="auto"/>
+            </w:pPr>
+            <w:r>
+              <w:rPr>
+                <w:sz w:val="18"/>
+              </w:rPr>
+              <w:t>PIM-SG-AZ-Connectivity-Owner</w:t>
+            </w:r>
+          </w:p>
+        </w:tc>
+        <w:tc>
+          <w:tcPr>
+            <w:tcW w:type="dxa" w:w="2592"/>
+            <w:shd w:fill="F0F5F7"/>
+            <w:tcMar>
+              <w:top w:w="85" w:type="dxa"/>
+              <w:left w:w="85" w:type="dxa"/>
+              <w:bottom w:w="85" w:type="dxa"/>
+              <w:right w:w="85" w:type="dxa"/>
+            </w:tcMar>
+            <w:vAlign w:val="center"/>
+          </w:tcPr>
+          <w:p>
+            <w:pPr>
+              <w:spacing w:after="0" w:line="252" w:lineRule="auto"/>
+            </w:pPr>
+            <w:r>
+              <w:rPr>
+                <w:sz w:val="18"/>
+              </w:rPr>
+              <w:t>GroupMember</w:t>
+            </w:r>
+          </w:p>
+        </w:tc>
+      </w:tr>
+      <w:tr>
+        <w:trPr>
+          <w:cantSplit/>
+        </w:trPr>
+        <w:tc>
+          <w:tcPr>
+            <w:tcW w:type="dxa" w:w="7344"/>
+            <w:shd w:fill="F0F5F7"/>
+            <w:tcMar>
+              <w:top w:w="85" w:type="dxa"/>
+              <w:left w:w="85" w:type="dxa"/>
+              <w:bottom w:w="85" w:type="dxa"/>
+              <w:right w:w="85" w:type="dxa"/>
+            </w:tcMar>
+            <w:vAlign w:val="center"/>
+          </w:tcPr>
+          <w:p>
+            <w:pPr>
+              <w:spacing w:after="0" w:line="252" w:lineRule="auto"/>
+            </w:pPr>
+            <w:r>
+              <w:rPr>
+                <w:sz w:val="18"/>
+              </w:rPr>
+              <w:t>PIM-SG-AZ-Connectivity-Contributor</w:t>
+            </w:r>
+          </w:p>
+        </w:tc>
+        <w:tc>
+          <w:tcPr>
+            <w:tcW w:type="dxa" w:w="2592"/>
+            <w:shd w:fill="F0F5F7"/>
+            <w:tcMar>
+              <w:top w:w="85" w:type="dxa"/>
+              <w:left w:w="85" w:type="dxa"/>
+              <w:bottom w:w="85" w:type="dxa"/>
+              <w:right w:w="85" w:type="dxa"/>
+            </w:tcMar>
+            <w:vAlign w:val="center"/>
+          </w:tcPr>
+          <w:p>
+            <w:pPr>
+              <w:spacing w:after="0" w:line="252" w:lineRule="auto"/>
+            </w:pPr>
+            <w:r>
+              <w:rPr>
+                <w:sz w:val="18"/>
+              </w:rPr>
+              <w:t>GroupMember</w:t>
+            </w:r>
+          </w:p>
+        </w:tc>
+      </w:tr>
+      <w:tr>
+        <w:trPr>
+          <w:cantSplit/>
+        </w:trPr>
+        <w:tc>
+          <w:tcPr>
+            <w:tcW w:type="dxa" w:w="7344"/>
+            <w:shd w:fill="F0F5F7"/>
+            <w:tcMar>
+              <w:top w:w="85" w:type="dxa"/>
+              <w:left w:w="85" w:type="dxa"/>
+              <w:bottom w:w="85" w:type="dxa"/>
+              <w:right w:w="85" w:type="dxa"/>
+            </w:tcMar>
+            <w:vAlign w:val="center"/>
+          </w:tcPr>
+          <w:p>
+            <w:pPr>
+              <w:spacing w:after="0" w:line="252" w:lineRule="auto"/>
+            </w:pPr>
+            <w:r>
+              <w:rPr>
+                <w:sz w:val="18"/>
+              </w:rPr>
+              <w:t>PIM-SG-AZ-Management-Owner</w:t>
+            </w:r>
+          </w:p>
+        </w:tc>
+        <w:tc>
+          <w:tcPr>
+            <w:tcW w:type="dxa" w:w="2592"/>
+            <w:shd w:fill="F0F5F7"/>
+            <w:tcMar>
+              <w:top w:w="85" w:type="dxa"/>
+              <w:left w:w="85" w:type="dxa"/>
+              <w:bottom w:w="85" w:type="dxa"/>
+              <w:right w:w="85" w:type="dxa"/>
+            </w:tcMar>
+            <w:vAlign w:val="center"/>
+          </w:tcPr>
+          <w:p>
+            <w:pPr>
+              <w:spacing w:after="0" w:line="252" w:lineRule="auto"/>
+            </w:pPr>
+            <w:r>
+              <w:rPr>
+                <w:sz w:val="18"/>
+              </w:rPr>
+              <w:t>GroupMember</w:t>
+            </w:r>
+          </w:p>
+        </w:tc>
+      </w:tr>
+      <w:tr>
+        <w:trPr>
+          <w:cantSplit/>
+        </w:trPr>
+        <w:tc>
+          <w:tcPr>
+            <w:tcW w:type="dxa" w:w="7344"/>
+            <w:shd w:fill="F0F5F7"/>
+            <w:tcMar>
+              <w:top w:w="85" w:type="dxa"/>
+              <w:left w:w="85" w:type="dxa"/>
+              <w:bottom w:w="85" w:type="dxa"/>
+              <w:right w:w="85" w:type="dxa"/>
+            </w:tcMar>
+            <w:vAlign w:val="center"/>
+          </w:tcPr>
+          <w:p>
+            <w:pPr>
+              <w:spacing w:after="0" w:line="252" w:lineRule="auto"/>
+            </w:pPr>
+            <w:r>
+              <w:rPr>
+                <w:sz w:val="18"/>
+              </w:rPr>
+              <w:t>PIM-SG-AZ-Management-Contributor</w:t>
+            </w:r>
+          </w:p>
+        </w:tc>
+        <w:tc>
+          <w:tcPr>
+            <w:tcW w:type="dxa" w:w="2592"/>
+            <w:shd w:fill="F0F5F7"/>
+            <w:tcMar>
+              <w:top w:w="85" w:type="dxa"/>
+              <w:left w:w="85" w:type="dxa"/>
+              <w:bottom w:w="85" w:type="dxa"/>
+              <w:right w:w="85" w:type="dxa"/>
+            </w:tcMar>
+            <w:vAlign w:val="center"/>
+          </w:tcPr>
+          <w:p>
+            <w:pPr>
+              <w:spacing w:after="0" w:line="252" w:lineRule="auto"/>
+            </w:pPr>
+            <w:r>
+              <w:rPr>
+                <w:sz w:val="18"/>
+              </w:rPr>
+              <w:t>GroupMember</w:t>
+            </w:r>
+          </w:p>
+        </w:tc>
+      </w:tr>
+      <w:tr>
+        <w:trPr>
+          <w:cantSplit/>
+        </w:trPr>
+        <w:tc>
+          <w:tcPr>
+            <w:tcW w:type="dxa" w:w="7344"/>
+            <w:shd w:fill="F0F5F7"/>
+            <w:tcMar>
+              <w:top w:w="85" w:type="dxa"/>
+              <w:left w:w="85" w:type="dxa"/>
+              <w:bottom w:w="85" w:type="dxa"/>
+              <w:right w:w="85" w:type="dxa"/>
+            </w:tcMar>
+            <w:vAlign w:val="center"/>
+          </w:tcPr>
+          <w:p>
+            <w:pPr>
+              <w:spacing w:after="0" w:line="252" w:lineRule="auto"/>
+            </w:pPr>
+            <w:r>
+              <w:rPr>
+                <w:sz w:val="18"/>
+              </w:rPr>
+              <w:t>PIM-SG-AZ-LandingZone-Owner</w:t>
+            </w:r>
+          </w:p>
+        </w:tc>
+        <w:tc>
+          <w:tcPr>
+            <w:tcW w:type="dxa" w:w="2592"/>
+            <w:shd w:fill="F0F5F7"/>
+            <w:tcMar>
+              <w:top w:w="85" w:type="dxa"/>
+              <w:left w:w="85" w:type="dxa"/>
+              <w:bottom w:w="85" w:type="dxa"/>
+              <w:right w:w="85" w:type="dxa"/>
+            </w:tcMar>
+            <w:vAlign w:val="center"/>
+          </w:tcPr>
+          <w:p>
+            <w:pPr>
+              <w:spacing w:after="0" w:line="252" w:lineRule="auto"/>
+            </w:pPr>
+            <w:r>
+              <w:rPr>
+                <w:sz w:val="18"/>
+              </w:rPr>
+              <w:t>GroupMember</w:t>
+            </w:r>
+          </w:p>
+        </w:tc>
+      </w:tr>
+      <w:tr>
+        <w:trPr>
+          <w:cantSplit/>
+        </w:trPr>
+        <w:tc>
+          <w:tcPr>
+            <w:tcW w:type="dxa" w:w="7344"/>
+            <w:shd w:fill="F0F5F7"/>
+            <w:tcMar>
+              <w:top w:w="85" w:type="dxa"/>
+              <w:left w:w="85" w:type="dxa"/>
+              <w:bottom w:w="85" w:type="dxa"/>
+              <w:right w:w="85" w:type="dxa"/>
+            </w:tcMar>
+            <w:vAlign w:val="center"/>
+          </w:tcPr>
+          <w:p>
+            <w:pPr>
+              <w:spacing w:after="0" w:line="252" w:lineRule="auto"/>
+            </w:pPr>
+            <w:r>
+              <w:rPr>
+                <w:sz w:val="18"/>
+              </w:rPr>
+              <w:t>PIM-SG-AZ-LandingZone-Contributor</w:t>
+            </w:r>
+          </w:p>
+        </w:tc>
+        <w:tc>
+          <w:tcPr>
+            <w:tcW w:type="dxa" w:w="2592"/>
+            <w:shd w:fill="F0F5F7"/>
+            <w:tcMar>
+              <w:top w:w="85" w:type="dxa"/>
+              <w:left w:w="85" w:type="dxa"/>
+              <w:bottom w:w="85" w:type="dxa"/>
+              <w:right w:w="85" w:type="dxa"/>
+            </w:tcMar>
+            <w:vAlign w:val="center"/>
+          </w:tcPr>
+          <w:p>
+            <w:pPr>
+              <w:spacing w:after="0" w:line="252" w:lineRule="auto"/>
+            </w:pPr>
+            <w:r>
+              <w:rPr>
+                <w:sz w:val="18"/>
+              </w:rPr>
+              <w:t>GroupMember</w:t>
+            </w:r>
+          </w:p>
+        </w:tc>
+      </w:tr>
+      <w:tr>
+        <w:trPr>
+          <w:cantSplit/>
+        </w:trPr>
+        <w:tc>
+          <w:tcPr>
+            <w:tcW w:type="dxa" w:w="7344"/>
+            <w:shd w:fill="F0F5F7"/>
+            <w:tcMar>
+              <w:top w:w="85" w:type="dxa"/>
+              <w:left w:w="85" w:type="dxa"/>
+              <w:bottom w:w="85" w:type="dxa"/>
+              <w:right w:w="85" w:type="dxa"/>
+            </w:tcMar>
+            <w:vAlign w:val="center"/>
+          </w:tcPr>
+          <w:p>
+            <w:pPr>
+              <w:spacing w:after="0" w:line="252" w:lineRule="auto"/>
+            </w:pPr>
+            <w:r>
+              <w:rPr>
+                <w:sz w:val="18"/>
+              </w:rPr>
+              <w:t>PIM-SG-AZ-Corp-Owner</w:t>
+            </w:r>
+          </w:p>
+        </w:tc>
+        <w:tc>
+          <w:tcPr>
+            <w:tcW w:type="dxa" w:w="2592"/>
+            <w:shd w:fill="F0F5F7"/>
+            <w:tcMar>
+              <w:top w:w="85" w:type="dxa"/>
+              <w:left w:w="85" w:type="dxa"/>
+              <w:bottom w:w="85" w:type="dxa"/>
+              <w:right w:w="85" w:type="dxa"/>
+            </w:tcMar>
+            <w:vAlign w:val="center"/>
+          </w:tcPr>
+          <w:p>
+            <w:pPr>
+              <w:spacing w:after="0" w:line="252" w:lineRule="auto"/>
+            </w:pPr>
+            <w:r>
+              <w:rPr>
+                <w:sz w:val="18"/>
+              </w:rPr>
+              <w:t>GroupMember</w:t>
+            </w:r>
+          </w:p>
+        </w:tc>
+      </w:tr>
+      <w:tr>
+        <w:trPr>
+          <w:cantSplit/>
+        </w:trPr>
+        <w:tc>
+          <w:tcPr>
+            <w:tcW w:type="dxa" w:w="7344"/>
+            <w:shd w:fill="F0F5F7"/>
+            <w:tcMar>
+              <w:top w:w="85" w:type="dxa"/>
+              <w:left w:w="85" w:type="dxa"/>
+              <w:bottom w:w="85" w:type="dxa"/>
+              <w:right w:w="85" w:type="dxa"/>
+            </w:tcMar>
+            <w:vAlign w:val="center"/>
+          </w:tcPr>
+          <w:p>
+            <w:pPr>
+              <w:spacing w:after="0" w:line="252" w:lineRule="auto"/>
+            </w:pPr>
+            <w:r>
+              <w:rPr>
+                <w:sz w:val="18"/>
+              </w:rPr>
+              <w:t>PIM-SG-AZ-Corp-Contributor</w:t>
+            </w:r>
+          </w:p>
+        </w:tc>
+        <w:tc>
+          <w:tcPr>
+            <w:tcW w:type="dxa" w:w="2592"/>
+            <w:shd w:fill="F0F5F7"/>
+            <w:tcMar>
+              <w:top w:w="85" w:type="dxa"/>
+              <w:left w:w="85" w:type="dxa"/>
+              <w:bottom w:w="85" w:type="dxa"/>
+              <w:right w:w="85" w:type="dxa"/>
+            </w:tcMar>
+            <w:vAlign w:val="center"/>
+          </w:tcPr>
+          <w:p>
+            <w:pPr>
+              <w:spacing w:after="0" w:line="252" w:lineRule="auto"/>
+            </w:pPr>
+            <w:r>
+              <w:rPr>
+                <w:sz w:val="18"/>
+              </w:rPr>
+              <w:t>GroupMember</w:t>
+            </w:r>
+          </w:p>
+        </w:tc>
+      </w:tr>
+      <w:tr>
+        <w:trPr>
+          <w:cantSplit/>
+        </w:trPr>
+        <w:tc>
+          <w:tcPr>
+            <w:tcW w:type="dxa" w:w="7344"/>
+            <w:shd w:fill="F0F5F7"/>
+            <w:tcMar>
+              <w:top w:w="85" w:type="dxa"/>
+              <w:left w:w="85" w:type="dxa"/>
+              <w:bottom w:w="85" w:type="dxa"/>
+              <w:right w:w="85" w:type="dxa"/>
+            </w:tcMar>
+            <w:vAlign w:val="center"/>
+          </w:tcPr>
+          <w:p>
+            <w:pPr>
+              <w:spacing w:after="0" w:line="252" w:lineRule="auto"/>
+            </w:pPr>
+            <w:r>
+              <w:rPr>
+                <w:sz w:val="18"/>
+              </w:rPr>
+              <w:t>PIM-SG-AZ-Online-Owner</w:t>
+            </w:r>
+          </w:p>
+        </w:tc>
+        <w:tc>
+          <w:tcPr>
+            <w:tcW w:type="dxa" w:w="2592"/>
+            <w:shd w:fill="F0F5F7"/>
+            <w:tcMar>
+              <w:top w:w="85" w:type="dxa"/>
+              <w:left w:w="85" w:type="dxa"/>
+              <w:bottom w:w="85" w:type="dxa"/>
+              <w:right w:w="85" w:type="dxa"/>
+            </w:tcMar>
+            <w:vAlign w:val="center"/>
+          </w:tcPr>
+          <w:p>
+            <w:pPr>
+              <w:spacing w:after="0" w:line="252" w:lineRule="auto"/>
+            </w:pPr>
+            <w:r>
+              <w:rPr>
+                <w:sz w:val="18"/>
+              </w:rPr>
+              <w:t>GroupMember</w:t>
+            </w:r>
+          </w:p>
+        </w:tc>
+      </w:tr>
+      <w:tr>
+        <w:trPr>
+          <w:cantSplit/>
+        </w:trPr>
+        <w:tc>
+          <w:tcPr>
+            <w:tcW w:type="dxa" w:w="7344"/>
+            <w:shd w:fill="F0F5F7"/>
+            <w:tcMar>
+              <w:top w:w="85" w:type="dxa"/>
+              <w:left w:w="85" w:type="dxa"/>
+              <w:bottom w:w="85" w:type="dxa"/>
+              <w:right w:w="85" w:type="dxa"/>
+            </w:tcMar>
+            <w:vAlign w:val="center"/>
+          </w:tcPr>
+          <w:p>
+            <w:pPr>
+              <w:spacing w:after="0" w:line="252" w:lineRule="auto"/>
+            </w:pPr>
+            <w:r>
+              <w:rPr>
+                <w:sz w:val="18"/>
+              </w:rPr>
+              <w:t>PIM-SG-AZ-Online-Contributor</w:t>
+            </w:r>
+          </w:p>
+        </w:tc>
+        <w:tc>
+          <w:tcPr>
+            <w:tcW w:type="dxa" w:w="2592"/>
+            <w:shd w:fill="F0F5F7"/>
+            <w:tcMar>
+              <w:top w:w="85" w:type="dxa"/>
+              <w:left w:w="85" w:type="dxa"/>
+              <w:bottom w:w="85" w:type="dxa"/>
+              <w:right w:w="85" w:type="dxa"/>
+            </w:tcMar>
+            <w:vAlign w:val="center"/>
+          </w:tcPr>
+          <w:p>
+            <w:pPr>
+              <w:spacing w:after="0" w:line="252" w:lineRule="auto"/>
+            </w:pPr>
+            <w:r>
+              <w:rPr>
+                <w:sz w:val="18"/>
+              </w:rPr>
+              <w:t>GroupMember</w:t>
             </w:r>
           </w:p>
         </w:tc>
@@ -4443,12 +6833,12 @@
     </w:p>
     <w:p>
       <w:r>
-        <w:t>Central teams retain the broad persona model. Each customer region adds seven groups, three administrative units, eight scoped Entra role mappings, one scope tag and two Intune role bindings. The effective multi-region profile has no preconfigured executive restricted unit.</w:t>
+        <w:t>Two levels of IT: central IT first, then regional IT. Centrally, four job groups (Ops, Helpdesk, AppOps, SecOps) and six direct groups (GlobalAdmin, Tier0, SecOps-Direct, Ops-Direct, AppOps-Direct, SecOpsReader). Each customer region adds seven groups — the regional Helpdesk and Ops are job groups that hold their roles actively at the region’s own units — three administrative units, eight scoped Entra role bindings, one scope tag and two Intune role bindings. The effective multi-region profile has no preconfigured executive restricted unit.</w:t>
       </w:r>
     </w:p>
     <w:p>
       <w:r>
-        <w:t>Central PIM catalog total: 28 groups including optional Azure groups and the five Defender XDR access groups, which are central only: the region template adds no Defender XDR objects. The plain central approval group is additional and is not included in that total. All listed central PIM groups are role assignable; customer memberships and owners must be supplied separately. The Defender XDR roles and their assignments are portal work, outside this inventory.</w:t>
+        <w:t>Central PIM catalog total: 35 groups including optional Azure groups, the five Defender XDR access groups and the four Exchange RBAC access groups, all central only: the region template adds no Defender XDR or Exchange objects. The plain central approval group is additional and is not included in that total. All listed central PIM groups are role assignable; customer memberships and owners must be supplied separately.</w:t>
       </w:r>
     </w:p>
     <w:p>
@@ -4695,7 +7085,7 @@
               <w:rPr>
                 <w:sz w:val="17"/>
               </w:rPr>
-              <w:t>GlobalAdmin</w:t>
+              <w:t>GlobalAdmin (eligible)</w:t>
             </w:r>
           </w:p>
         </w:tc>
@@ -4719,7 +7109,7 @@
               <w:rPr>
                 <w:sz w:val="17"/>
               </w:rPr>
-              <w:t>GlobalAdmin</w:t>
+              <w:t>GlobalAdmin (eligible)</w:t>
             </w:r>
           </w:p>
         </w:tc>
@@ -4743,7 +7133,7 @@
               <w:rPr>
                 <w:sz w:val="17"/>
               </w:rPr>
-              <w:t>GlobalAdmin</w:t>
+              <w:t>GlobalAdmin (eligible)</w:t>
             </w:r>
           </w:p>
         </w:tc>
@@ -4755,7 +7145,7 @@
         <w:tc>
           <w:tcPr>
             <w:tcW w:type="dxa" w:w="3384"/>
-            <w:shd w:fill="FFFFFF"/>
+            <w:shd w:fill="F0F5F7"/>
             <w:tcMar>
               <w:top w:w="85" w:type="dxa"/>
               <w:left w:w="85" w:type="dxa"/>
@@ -4779,7 +7169,7 @@
         <w:tc>
           <w:tcPr>
             <w:tcW w:type="dxa" w:w="864"/>
-            <w:shd w:fill="FFFFFF"/>
+            <w:shd w:fill="F0F5F7"/>
             <w:tcMar>
               <w:top w:w="85" w:type="dxa"/>
               <w:left w:w="85" w:type="dxa"/>
@@ -4803,7 +7193,7 @@
         <w:tc>
           <w:tcPr>
             <w:tcW w:type="dxa" w:w="1656"/>
-            <w:shd w:fill="FFFFFF"/>
+            <w:shd w:fill="F0F5F7"/>
             <w:tcMar>
               <w:top w:w="85" w:type="dxa"/>
               <w:left w:w="85" w:type="dxa"/>
@@ -4820,14 +7210,14 @@
               <w:rPr>
                 <w:sz w:val="17"/>
               </w:rPr>
-              <w:t>GlobalAdmin</w:t>
+              <w:t>GlobalAdmin (eligible)</w:t>
             </w:r>
           </w:p>
         </w:tc>
         <w:tc>
           <w:tcPr>
             <w:tcW w:type="dxa" w:w="2160"/>
-            <w:shd w:fill="FFFFFF"/>
+            <w:shd w:fill="F0F5F7"/>
             <w:tcMar>
               <w:top w:w="85" w:type="dxa"/>
               <w:left w:w="85" w:type="dxa"/>
@@ -4844,14 +7234,14 @@
               <w:rPr>
                 <w:sz w:val="17"/>
               </w:rPr>
-              <w:t>Tier0</w:t>
+              <w:t>Tier0 (eligible)</w:t>
             </w:r>
           </w:p>
         </w:tc>
         <w:tc>
           <w:tcPr>
             <w:tcW w:type="dxa" w:w="1872"/>
-            <w:shd w:fill="FFFFFF"/>
+            <w:shd w:fill="F0F5F7"/>
             <w:tcMar>
               <w:top w:w="85" w:type="dxa"/>
               <w:left w:w="85" w:type="dxa"/>
@@ -4868,7 +7258,7 @@
               <w:rPr>
                 <w:sz w:val="17"/>
               </w:rPr>
-              <w:t>Tier0</w:t>
+              <w:t>Tier0 (eligible)</w:t>
             </w:r>
           </w:p>
         </w:tc>
@@ -4945,7 +7335,7 @@
               <w:rPr>
                 <w:sz w:val="17"/>
               </w:rPr>
-              <w:t>GlobalAdmin</w:t>
+              <w:t>GlobalAdmin (eligible)</w:t>
             </w:r>
           </w:p>
         </w:tc>
@@ -4969,7 +7359,7 @@
               <w:rPr>
                 <w:sz w:val="17"/>
               </w:rPr>
-              <w:t>Tier0</w:t>
+              <w:t>Tier0 (eligible)</w:t>
             </w:r>
           </w:p>
         </w:tc>
@@ -4993,7 +7383,7 @@
               <w:rPr>
                 <w:sz w:val="17"/>
               </w:rPr>
-              <w:t>Tier0</w:t>
+              <w:t>Tier0 (eligible)</w:t>
             </w:r>
           </w:p>
         </w:tc>
@@ -5005,7 +7395,7 @@
         <w:tc>
           <w:tcPr>
             <w:tcW w:type="dxa" w:w="3384"/>
-            <w:shd w:fill="FFFFFF"/>
+            <w:shd w:fill="F0F5F7"/>
             <w:tcMar>
               <w:top w:w="85" w:type="dxa"/>
               <w:left w:w="85" w:type="dxa"/>
@@ -5029,7 +7419,7 @@
         <w:tc>
           <w:tcPr>
             <w:tcW w:type="dxa" w:w="864"/>
-            <w:shd w:fill="FFFFFF"/>
+            <w:shd w:fill="F0F5F7"/>
             <w:tcMar>
               <w:top w:w="85" w:type="dxa"/>
               <w:left w:w="85" w:type="dxa"/>
@@ -5053,7 +7443,7 @@
         <w:tc>
           <w:tcPr>
             <w:tcW w:type="dxa" w:w="1656"/>
-            <w:shd w:fill="FFFFFF"/>
+            <w:shd w:fill="F0F5F7"/>
             <w:tcMar>
               <w:top w:w="85" w:type="dxa"/>
               <w:left w:w="85" w:type="dxa"/>
@@ -5070,14 +7460,14 @@
               <w:rPr>
                 <w:sz w:val="17"/>
               </w:rPr>
-              <w:t>SecOps</w:t>
+              <w:t>SecOps-Direct (eligible)</w:t>
             </w:r>
           </w:p>
         </w:tc>
         <w:tc>
           <w:tcPr>
             <w:tcW w:type="dxa" w:w="2160"/>
-            <w:shd w:fill="FFFFFF"/>
+            <w:shd w:fill="F0F5F7"/>
             <w:tcMar>
               <w:top w:w="85" w:type="dxa"/>
               <w:left w:w="85" w:type="dxa"/>
@@ -5094,14 +7484,14 @@
               <w:rPr>
                 <w:sz w:val="17"/>
               </w:rPr>
-              <w:t>SecOps</w:t>
+              <w:t>SecOps-Direct (eligible)</w:t>
             </w:r>
           </w:p>
         </w:tc>
         <w:tc>
           <w:tcPr>
             <w:tcW w:type="dxa" w:w="1872"/>
-            <w:shd w:fill="FFFFFF"/>
+            <w:shd w:fill="F0F5F7"/>
             <w:tcMar>
               <w:top w:w="85" w:type="dxa"/>
               <w:left w:w="85" w:type="dxa"/>
@@ -5118,7 +7508,7 @@
               <w:rPr>
                 <w:sz w:val="17"/>
               </w:rPr>
-              <w:t>SecOps</w:t>
+              <w:t>SecOps-Direct (eligible)</w:t>
             </w:r>
           </w:p>
         </w:tc>
@@ -5195,7 +7585,7 @@
               <w:rPr>
                 <w:sz w:val="17"/>
               </w:rPr>
-              <w:t>SecOps</w:t>
+              <w:t>SecOps-Direct (eligible)</w:t>
             </w:r>
           </w:p>
         </w:tc>
@@ -5219,7 +7609,7 @@
               <w:rPr>
                 <w:sz w:val="17"/>
               </w:rPr>
-              <w:t>SecOps</w:t>
+              <w:t>SecOps-Direct (eligible)</w:t>
             </w:r>
           </w:p>
         </w:tc>
@@ -5243,7 +7633,7 @@
               <w:rPr>
                 <w:sz w:val="17"/>
               </w:rPr>
-              <w:t>SecOps</w:t>
+              <w:t>SecOps-Direct (eligible)</w:t>
             </w:r>
           </w:p>
         </w:tc>
@@ -5255,7 +7645,7 @@
         <w:tc>
           <w:tcPr>
             <w:tcW w:type="dxa" w:w="3384"/>
-            <w:shd w:fill="FFFFFF"/>
+            <w:shd w:fill="F0F5F7"/>
             <w:tcMar>
               <w:top w:w="85" w:type="dxa"/>
               <w:left w:w="85" w:type="dxa"/>
@@ -5279,7 +7669,7 @@
         <w:tc>
           <w:tcPr>
             <w:tcW w:type="dxa" w:w="864"/>
-            <w:shd w:fill="FFFFFF"/>
+            <w:shd w:fill="F0F5F7"/>
             <w:tcMar>
               <w:top w:w="85" w:type="dxa"/>
               <w:left w:w="85" w:type="dxa"/>
@@ -5303,7 +7693,7 @@
         <w:tc>
           <w:tcPr>
             <w:tcW w:type="dxa" w:w="1656"/>
-            <w:shd w:fill="FFFFFF"/>
+            <w:shd w:fill="F0F5F7"/>
             <w:tcMar>
               <w:top w:w="85" w:type="dxa"/>
               <w:left w:w="85" w:type="dxa"/>
@@ -5320,14 +7710,14 @@
               <w:rPr>
                 <w:sz w:val="17"/>
               </w:rPr>
-              <w:t>Ops</w:t>
+              <w:t>Ops-Direct (eligible)</w:t>
             </w:r>
           </w:p>
         </w:tc>
         <w:tc>
           <w:tcPr>
             <w:tcW w:type="dxa" w:w="2160"/>
-            <w:shd w:fill="FFFFFF"/>
+            <w:shd w:fill="F0F5F7"/>
             <w:tcMar>
               <w:top w:w="85" w:type="dxa"/>
               <w:left w:w="85" w:type="dxa"/>
@@ -5344,14 +7734,14 @@
               <w:rPr>
                 <w:sz w:val="17"/>
               </w:rPr>
-              <w:t>Collab</w:t>
+              <w:t>Collab-Direct (eligible)</w:t>
             </w:r>
           </w:p>
         </w:tc>
         <w:tc>
           <w:tcPr>
             <w:tcW w:type="dxa" w:w="1872"/>
-            <w:shd w:fill="FFFFFF"/>
+            <w:shd w:fill="F0F5F7"/>
             <w:tcMar>
               <w:top w:w="85" w:type="dxa"/>
               <w:left w:w="85" w:type="dxa"/>
@@ -5368,7 +7758,7 @@
               <w:rPr>
                 <w:sz w:val="17"/>
               </w:rPr>
-              <w:t>AppOps, Ops</w:t>
+              <w:t>AppOps-Direct (eligible), Ops-Direct (eligible)</w:t>
             </w:r>
           </w:p>
         </w:tc>
@@ -5445,7 +7835,7 @@
               <w:rPr>
                 <w:sz w:val="17"/>
               </w:rPr>
-              <w:t>Ops</w:t>
+              <w:t>Ops-Direct (eligible)</w:t>
             </w:r>
           </w:p>
         </w:tc>
@@ -5469,7 +7859,7 @@
               <w:rPr>
                 <w:sz w:val="17"/>
               </w:rPr>
-              <w:t>Collab</w:t>
+              <w:t>Collab-Direct (eligible)</w:t>
             </w:r>
           </w:p>
         </w:tc>
@@ -5493,7 +7883,7 @@
               <w:rPr>
                 <w:sz w:val="17"/>
               </w:rPr>
-              <w:t>AppOps, Ops</w:t>
+              <w:t>AppOps-Direct (eligible), Ops-Direct (eligible)</w:t>
             </w:r>
           </w:p>
         </w:tc>
@@ -5505,7 +7895,7 @@
         <w:tc>
           <w:tcPr>
             <w:tcW w:type="dxa" w:w="3384"/>
-            <w:shd w:fill="FFFFFF"/>
+            <w:shd w:fill="F0F5F7"/>
             <w:tcMar>
               <w:top w:w="85" w:type="dxa"/>
               <w:left w:w="85" w:type="dxa"/>
@@ -5529,7 +7919,7 @@
         <w:tc>
           <w:tcPr>
             <w:tcW w:type="dxa" w:w="864"/>
-            <w:shd w:fill="FFFFFF"/>
+            <w:shd w:fill="F0F5F7"/>
             <w:tcMar>
               <w:top w:w="85" w:type="dxa"/>
               <w:left w:w="85" w:type="dxa"/>
@@ -5553,7 +7943,7 @@
         <w:tc>
           <w:tcPr>
             <w:tcW w:type="dxa" w:w="1656"/>
-            <w:shd w:fill="FFFFFF"/>
+            <w:shd w:fill="F0F5F7"/>
             <w:tcMar>
               <w:top w:w="85" w:type="dxa"/>
               <w:left w:w="85" w:type="dxa"/>
@@ -5570,14 +7960,14 @@
               <w:rPr>
                 <w:sz w:val="17"/>
               </w:rPr>
-              <w:t>Ops</w:t>
+              <w:t>Ops (active)</w:t>
             </w:r>
           </w:p>
         </w:tc>
         <w:tc>
           <w:tcPr>
             <w:tcW w:type="dxa" w:w="2160"/>
-            <w:shd w:fill="FFFFFF"/>
+            <w:shd w:fill="F0F5F7"/>
             <w:tcMar>
               <w:top w:w="85" w:type="dxa"/>
               <w:left w:w="85" w:type="dxa"/>
@@ -5594,14 +7984,14 @@
               <w:rPr>
                 <w:sz w:val="17"/>
               </w:rPr>
-              <w:t>Collab</w:t>
+              <w:t>Collab (active)</w:t>
             </w:r>
           </w:p>
         </w:tc>
         <w:tc>
           <w:tcPr>
             <w:tcW w:type="dxa" w:w="1872"/>
-            <w:shd w:fill="FFFFFF"/>
+            <w:shd w:fill="F0F5F7"/>
             <w:tcMar>
               <w:top w:w="85" w:type="dxa"/>
               <w:left w:w="85" w:type="dxa"/>
@@ -5618,7 +8008,7 @@
               <w:rPr>
                 <w:sz w:val="17"/>
               </w:rPr>
-              <w:t>Ops</w:t>
+              <w:t>Ops (active)</w:t>
             </w:r>
           </w:p>
         </w:tc>
@@ -5695,7 +8085,7 @@
               <w:rPr>
                 <w:sz w:val="17"/>
               </w:rPr>
-              <w:t>Ops</w:t>
+              <w:t>Ops (active)</w:t>
             </w:r>
           </w:p>
         </w:tc>
@@ -5719,7 +8109,7 @@
               <w:rPr>
                 <w:sz w:val="17"/>
               </w:rPr>
-              <w:t>Workplace</w:t>
+              <w:t>Workplace (active)</w:t>
             </w:r>
           </w:p>
         </w:tc>
@@ -5743,7 +8133,7 @@
               <w:rPr>
                 <w:sz w:val="17"/>
               </w:rPr>
-              <w:t>Ops</w:t>
+              <w:t>Ops (active)</w:t>
             </w:r>
           </w:p>
         </w:tc>
@@ -5755,7 +8145,7 @@
         <w:tc>
           <w:tcPr>
             <w:tcW w:type="dxa" w:w="3384"/>
-            <w:shd w:fill="FFFFFF"/>
+            <w:shd w:fill="F0F5F7"/>
             <w:tcMar>
               <w:top w:w="85" w:type="dxa"/>
               <w:left w:w="85" w:type="dxa"/>
@@ -5779,7 +8169,7 @@
         <w:tc>
           <w:tcPr>
             <w:tcW w:type="dxa" w:w="864"/>
-            <w:shd w:fill="FFFFFF"/>
+            <w:shd w:fill="F0F5F7"/>
             <w:tcMar>
               <w:top w:w="85" w:type="dxa"/>
               <w:left w:w="85" w:type="dxa"/>
@@ -5803,7 +8193,7 @@
         <w:tc>
           <w:tcPr>
             <w:tcW w:type="dxa" w:w="1656"/>
-            <w:shd w:fill="FFFFFF"/>
+            <w:shd w:fill="F0F5F7"/>
             <w:tcMar>
               <w:top w:w="85" w:type="dxa"/>
               <w:left w:w="85" w:type="dxa"/>
@@ -5820,14 +8210,14 @@
               <w:rPr>
                 <w:sz w:val="17"/>
               </w:rPr>
-              <w:t>Ops</w:t>
+              <w:t>Ops (active)</w:t>
             </w:r>
           </w:p>
         </w:tc>
         <w:tc>
           <w:tcPr>
             <w:tcW w:type="dxa" w:w="2160"/>
-            <w:shd w:fill="FFFFFF"/>
+            <w:shd w:fill="F0F5F7"/>
             <w:tcMar>
               <w:top w:w="85" w:type="dxa"/>
               <w:left w:w="85" w:type="dxa"/>
@@ -5844,14 +8234,14 @@
               <w:rPr>
                 <w:sz w:val="17"/>
               </w:rPr>
-              <w:t>Apps</w:t>
+              <w:t>Apps (active)</w:t>
             </w:r>
           </w:p>
         </w:tc>
         <w:tc>
           <w:tcPr>
             <w:tcW w:type="dxa" w:w="1872"/>
-            <w:shd w:fill="FFFFFF"/>
+            <w:shd w:fill="F0F5F7"/>
             <w:tcMar>
               <w:top w:w="85" w:type="dxa"/>
               <w:left w:w="85" w:type="dxa"/>
@@ -5868,7 +8258,7 @@
               <w:rPr>
                 <w:sz w:val="17"/>
               </w:rPr>
-              <w:t>Ops</w:t>
+              <w:t>Ops (active)</w:t>
             </w:r>
           </w:p>
         </w:tc>
@@ -5945,7 +8335,7 @@
               <w:rPr>
                 <w:sz w:val="17"/>
               </w:rPr>
-              <w:t>Ops</w:t>
+              <w:t>Ops (active)</w:t>
             </w:r>
           </w:p>
         </w:tc>
@@ -5969,7 +8359,7 @@
               <w:rPr>
                 <w:sz w:val="17"/>
               </w:rPr>
-              <w:t>Apps</w:t>
+              <w:t>Apps (active)</w:t>
             </w:r>
           </w:p>
         </w:tc>
@@ -5993,7 +8383,7 @@
               <w:rPr>
                 <w:sz w:val="17"/>
               </w:rPr>
-              <w:t>AppOps</w:t>
+              <w:t>AppOps (active)</w:t>
             </w:r>
           </w:p>
         </w:tc>
@@ -6005,7 +8395,7 @@
         <w:tc>
           <w:tcPr>
             <w:tcW w:type="dxa" w:w="3384"/>
-            <w:shd w:fill="FFFFFF"/>
+            <w:shd w:fill="F0F5F7"/>
             <w:tcMar>
               <w:top w:w="85" w:type="dxa"/>
               <w:left w:w="85" w:type="dxa"/>
@@ -6029,7 +8419,7 @@
         <w:tc>
           <w:tcPr>
             <w:tcW w:type="dxa" w:w="864"/>
-            <w:shd w:fill="FFFFFF"/>
+            <w:shd w:fill="F0F5F7"/>
             <w:tcMar>
               <w:top w:w="85" w:type="dxa"/>
               <w:left w:w="85" w:type="dxa"/>
@@ -6053,7 +8443,7 @@
         <w:tc>
           <w:tcPr>
             <w:tcW w:type="dxa" w:w="1656"/>
-            <w:shd w:fill="FFFFFF"/>
+            <w:shd w:fill="F0F5F7"/>
             <w:tcMar>
               <w:top w:w="85" w:type="dxa"/>
               <w:left w:w="85" w:type="dxa"/>
@@ -6070,14 +8460,14 @@
               <w:rPr>
                 <w:sz w:val="17"/>
               </w:rPr>
-              <w:t>Ops</w:t>
+              <w:t>Ops (active)</w:t>
             </w:r>
           </w:p>
         </w:tc>
         <w:tc>
           <w:tcPr>
             <w:tcW w:type="dxa" w:w="2160"/>
-            <w:shd w:fill="FFFFFF"/>
+            <w:shd w:fill="F0F5F7"/>
             <w:tcMar>
               <w:top w:w="85" w:type="dxa"/>
               <w:left w:w="85" w:type="dxa"/>
@@ -6094,14 +8484,14 @@
               <w:rPr>
                 <w:sz w:val="17"/>
               </w:rPr>
-              <w:t>Apps</w:t>
+              <w:t>Apps (active)</w:t>
             </w:r>
           </w:p>
         </w:tc>
         <w:tc>
           <w:tcPr>
             <w:tcW w:type="dxa" w:w="1872"/>
-            <w:shd w:fill="FFFFFF"/>
+            <w:shd w:fill="F0F5F7"/>
             <w:tcMar>
               <w:top w:w="85" w:type="dxa"/>
               <w:left w:w="85" w:type="dxa"/>
@@ -6118,7 +8508,7 @@
               <w:rPr>
                 <w:sz w:val="17"/>
               </w:rPr>
-              <w:t>AppOps</w:t>
+              <w:t>AppOps (active)</w:t>
             </w:r>
           </w:p>
         </w:tc>
@@ -6195,7 +8585,7 @@
               <w:rPr>
                 <w:sz w:val="17"/>
               </w:rPr>
-              <w:t>Ops</w:t>
+              <w:t>Ops (active)</w:t>
             </w:r>
           </w:p>
         </w:tc>
@@ -6219,7 +8609,7 @@
               <w:rPr>
                 <w:sz w:val="17"/>
               </w:rPr>
-              <w:t>Collab</w:t>
+              <w:t>Collab (active)</w:t>
             </w:r>
           </w:p>
         </w:tc>
@@ -6243,7 +8633,7 @@
               <w:rPr>
                 <w:sz w:val="17"/>
               </w:rPr>
-              <w:t>AppOps, Ops</w:t>
+              <w:t>AppOps (active), Ops (active)</w:t>
             </w:r>
           </w:p>
         </w:tc>
@@ -7278,7 +9668,7 @@
               <w:rPr>
                 <w:sz w:val="17"/>
               </w:rPr>
-              <w:t>Ops</w:t>
+              <w:t>Ops (active)</w:t>
             </w:r>
           </w:p>
         </w:tc>
@@ -7302,7 +9692,7 @@
               <w:rPr>
                 <w:sz w:val="17"/>
               </w:rPr>
-              <w:t>Identity, ServiceDesk</w:t>
+              <w:t>Identity (active), ServiceDesk (active)</w:t>
             </w:r>
           </w:p>
         </w:tc>
@@ -7326,7 +9716,7 @@
               <w:rPr>
                 <w:sz w:val="17"/>
               </w:rPr>
-              <w:t>Helpdesk, Ops</w:t>
+              <w:t>Helpdesk (active), Ops (active)</w:t>
             </w:r>
           </w:p>
         </w:tc>
@@ -7338,7 +9728,7 @@
         <w:tc>
           <w:tcPr>
             <w:tcW w:type="dxa" w:w="3384"/>
-            <w:shd w:fill="FFFFFF"/>
+            <w:shd w:fill="F0F5F7"/>
             <w:tcMar>
               <w:top w:w="85" w:type="dxa"/>
               <w:left w:w="85" w:type="dxa"/>
@@ -7362,7 +9752,7 @@
         <w:tc>
           <w:tcPr>
             <w:tcW w:type="dxa" w:w="864"/>
-            <w:shd w:fill="FFFFFF"/>
+            <w:shd w:fill="F0F5F7"/>
             <w:tcMar>
               <w:top w:w="85" w:type="dxa"/>
               <w:left w:w="85" w:type="dxa"/>
@@ -7386,7 +9776,7 @@
         <w:tc>
           <w:tcPr>
             <w:tcW w:type="dxa" w:w="1656"/>
-            <w:shd w:fill="FFFFFF"/>
+            <w:shd w:fill="F0F5F7"/>
             <w:tcMar>
               <w:top w:w="85" w:type="dxa"/>
               <w:left w:w="85" w:type="dxa"/>
@@ -7403,14 +9793,14 @@
               <w:rPr>
                 <w:sz w:val="17"/>
               </w:rPr>
-              <w:t>Ops</w:t>
+              <w:t>Ops (active)</w:t>
             </w:r>
           </w:p>
         </w:tc>
         <w:tc>
           <w:tcPr>
             <w:tcW w:type="dxa" w:w="2160"/>
-            <w:shd w:fill="FFFFFF"/>
+            <w:shd w:fill="F0F5F7"/>
             <w:tcMar>
               <w:top w:w="85" w:type="dxa"/>
               <w:left w:w="85" w:type="dxa"/>
@@ -7427,14 +9817,14 @@
               <w:rPr>
                 <w:sz w:val="17"/>
               </w:rPr>
-              <w:t>Identity</w:t>
+              <w:t>Identity (active)</w:t>
             </w:r>
           </w:p>
         </w:tc>
         <w:tc>
           <w:tcPr>
             <w:tcW w:type="dxa" w:w="1872"/>
-            <w:shd w:fill="FFFFFF"/>
+            <w:shd w:fill="F0F5F7"/>
             <w:tcMar>
               <w:top w:w="85" w:type="dxa"/>
               <w:left w:w="85" w:type="dxa"/>
@@ -7451,7 +9841,7 @@
               <w:rPr>
                 <w:sz w:val="17"/>
               </w:rPr>
-              <w:t>Ops</w:t>
+              <w:t>Ops (active)</w:t>
             </w:r>
           </w:p>
         </w:tc>
@@ -7528,7 +9918,7 @@
               <w:rPr>
                 <w:sz w:val="17"/>
               </w:rPr>
-              <w:t>Ops</w:t>
+              <w:t>Ops (active)</w:t>
             </w:r>
           </w:p>
         </w:tc>
@@ -7552,7 +9942,7 @@
               <w:rPr>
                 <w:sz w:val="17"/>
               </w:rPr>
-              <w:t>Identity</w:t>
+              <w:t>Identity (active)</w:t>
             </w:r>
           </w:p>
         </w:tc>
@@ -7576,7 +9966,7 @@
               <w:rPr>
                 <w:sz w:val="17"/>
               </w:rPr>
-              <w:t>Helpdesk, Ops</w:t>
+              <w:t>Helpdesk (active), Ops (active)</w:t>
             </w:r>
           </w:p>
         </w:tc>
@@ -7588,7 +9978,7 @@
         <w:tc>
           <w:tcPr>
             <w:tcW w:type="dxa" w:w="3384"/>
-            <w:shd w:fill="FFFFFF"/>
+            <w:shd w:fill="F0F5F7"/>
             <w:tcMar>
               <w:top w:w="85" w:type="dxa"/>
               <w:left w:w="85" w:type="dxa"/>
@@ -7612,7 +10002,7 @@
         <w:tc>
           <w:tcPr>
             <w:tcW w:type="dxa" w:w="864"/>
-            <w:shd w:fill="FFFFFF"/>
+            <w:shd w:fill="F0F5F7"/>
             <w:tcMar>
               <w:top w:w="85" w:type="dxa"/>
               <w:left w:w="85" w:type="dxa"/>
@@ -7636,7 +10026,7 @@
         <w:tc>
           <w:tcPr>
             <w:tcW w:type="dxa" w:w="1656"/>
-            <w:shd w:fill="FFFFFF"/>
+            <w:shd w:fill="F0F5F7"/>
             <w:tcMar>
               <w:top w:w="85" w:type="dxa"/>
               <w:left w:w="85" w:type="dxa"/>
@@ -7653,14 +10043,14 @@
               <w:rPr>
                 <w:sz w:val="17"/>
               </w:rPr>
-              <w:t>Ops</w:t>
+              <w:t>Ops (active)</w:t>
             </w:r>
           </w:p>
         </w:tc>
         <w:tc>
           <w:tcPr>
             <w:tcW w:type="dxa" w:w="2160"/>
-            <w:shd w:fill="FFFFFF"/>
+            <w:shd w:fill="F0F5F7"/>
             <w:tcMar>
               <w:top w:w="85" w:type="dxa"/>
               <w:left w:w="85" w:type="dxa"/>
@@ -7677,14 +10067,14 @@
               <w:rPr>
                 <w:sz w:val="17"/>
               </w:rPr>
-              <w:t>Identity</w:t>
+              <w:t>Identity (active)</w:t>
             </w:r>
           </w:p>
         </w:tc>
         <w:tc>
           <w:tcPr>
             <w:tcW w:type="dxa" w:w="1872"/>
-            <w:shd w:fill="FFFFFF"/>
+            <w:shd w:fill="F0F5F7"/>
             <w:tcMar>
               <w:top w:w="85" w:type="dxa"/>
               <w:left w:w="85" w:type="dxa"/>
@@ -7701,7 +10091,7 @@
               <w:rPr>
                 <w:sz w:val="17"/>
               </w:rPr>
-              <w:t>Helpdesk</w:t>
+              <w:t>Helpdesk (active)</w:t>
             </w:r>
           </w:p>
         </w:tc>
@@ -7778,7 +10168,7 @@
               <w:rPr>
                 <w:sz w:val="17"/>
               </w:rPr>
-              <w:t>Ops</w:t>
+              <w:t>Ops (active)</w:t>
             </w:r>
           </w:p>
         </w:tc>
@@ -7802,7 +10192,7 @@
               <w:rPr>
                 <w:sz w:val="17"/>
               </w:rPr>
-              <w:t>Identity, ServiceDesk</w:t>
+              <w:t>Identity (active), ServiceDesk (active)</w:t>
             </w:r>
           </w:p>
         </w:tc>
@@ -7826,7 +10216,7 @@
               <w:rPr>
                 <w:sz w:val="17"/>
               </w:rPr>
-              <w:t>Helpdesk, Ops</w:t>
+              <w:t>Helpdesk (active), Ops (active)</w:t>
             </w:r>
           </w:p>
         </w:tc>
@@ -7838,7 +10228,7 @@
         <w:tc>
           <w:tcPr>
             <w:tcW w:type="dxa" w:w="3384"/>
-            <w:shd w:fill="FFFFFF"/>
+            <w:shd w:fill="F0F5F7"/>
             <w:tcMar>
               <w:top w:w="85" w:type="dxa"/>
               <w:left w:w="85" w:type="dxa"/>
@@ -7862,7 +10252,7 @@
         <w:tc>
           <w:tcPr>
             <w:tcW w:type="dxa" w:w="864"/>
-            <w:shd w:fill="FFFFFF"/>
+            <w:shd w:fill="F0F5F7"/>
             <w:tcMar>
               <w:top w:w="85" w:type="dxa"/>
               <w:left w:w="85" w:type="dxa"/>
@@ -7886,7 +10276,7 @@
         <w:tc>
           <w:tcPr>
             <w:tcW w:type="dxa" w:w="1656"/>
-            <w:shd w:fill="FFFFFF"/>
+            <w:shd w:fill="F0F5F7"/>
             <w:tcMar>
               <w:top w:w="85" w:type="dxa"/>
               <w:left w:w="85" w:type="dxa"/>
@@ -7903,14 +10293,14 @@
               <w:rPr>
                 <w:sz w:val="17"/>
               </w:rPr>
-              <w:t>Ops</w:t>
+              <w:t>Ops (active)</w:t>
             </w:r>
           </w:p>
         </w:tc>
         <w:tc>
           <w:tcPr>
             <w:tcW w:type="dxa" w:w="2160"/>
-            <w:shd w:fill="FFFFFF"/>
+            <w:shd w:fill="F0F5F7"/>
             <w:tcMar>
               <w:top w:w="85" w:type="dxa"/>
               <w:left w:w="85" w:type="dxa"/>
@@ -7927,14 +10317,14 @@
               <w:rPr>
                 <w:sz w:val="17"/>
               </w:rPr>
-              <w:t>ServiceDesk</w:t>
+              <w:t>ServiceDesk (active)</w:t>
             </w:r>
           </w:p>
         </w:tc>
         <w:tc>
           <w:tcPr>
             <w:tcW w:type="dxa" w:w="1872"/>
-            <w:shd w:fill="FFFFFF"/>
+            <w:shd w:fill="F0F5F7"/>
             <w:tcMar>
               <w:top w:w="85" w:type="dxa"/>
               <w:left w:w="85" w:type="dxa"/>
@@ -7951,7 +10341,7 @@
               <w:rPr>
                 <w:sz w:val="17"/>
               </w:rPr>
-              <w:t>Helpdesk</w:t>
+              <w:t>Helpdesk (active)</w:t>
             </w:r>
           </w:p>
         </w:tc>
@@ -8028,7 +10418,7 @@
               <w:rPr>
                 <w:sz w:val="17"/>
               </w:rPr>
-              <w:t>Ops</w:t>
+              <w:t>Ops (active)</w:t>
             </w:r>
           </w:p>
         </w:tc>
@@ -8052,7 +10442,7 @@
               <w:rPr>
                 <w:sz w:val="17"/>
               </w:rPr>
-              <w:t>Workplace</w:t>
+              <w:t>Workplace (active)</w:t>
             </w:r>
           </w:p>
         </w:tc>
@@ -8076,7 +10466,7 @@
               <w:rPr>
                 <w:sz w:val="17"/>
               </w:rPr>
-              <w:t>Helpdesk</w:t>
+              <w:t>Helpdesk (active)</w:t>
             </w:r>
           </w:p>
         </w:tc>
@@ -8088,7 +10478,7 @@
         <w:tc>
           <w:tcPr>
             <w:tcW w:type="dxa" w:w="3384"/>
-            <w:shd w:fill="FFFFFF"/>
+            <w:shd w:fill="F0F5F7"/>
             <w:tcMar>
               <w:top w:w="85" w:type="dxa"/>
               <w:left w:w="85" w:type="dxa"/>
@@ -8112,7 +10502,7 @@
         <w:tc>
           <w:tcPr>
             <w:tcW w:type="dxa" w:w="864"/>
-            <w:shd w:fill="FFFFFF"/>
+            <w:shd w:fill="F0F5F7"/>
             <w:tcMar>
               <w:top w:w="85" w:type="dxa"/>
               <w:left w:w="85" w:type="dxa"/>
@@ -8136,7 +10526,7 @@
         <w:tc>
           <w:tcPr>
             <w:tcW w:type="dxa" w:w="1656"/>
-            <w:shd w:fill="FFFFFF"/>
+            <w:shd w:fill="F0F5F7"/>
             <w:tcMar>
               <w:top w:w="85" w:type="dxa"/>
               <w:left w:w="85" w:type="dxa"/>
@@ -8153,14 +10543,14 @@
               <w:rPr>
                 <w:sz w:val="17"/>
               </w:rPr>
-              <w:t>Ops</w:t>
+              <w:t>Ops (active)</w:t>
             </w:r>
           </w:p>
         </w:tc>
         <w:tc>
           <w:tcPr>
             <w:tcW w:type="dxa" w:w="2160"/>
-            <w:shd w:fill="FFFFFF"/>
+            <w:shd w:fill="F0F5F7"/>
             <w:tcMar>
               <w:top w:w="85" w:type="dxa"/>
               <w:left w:w="85" w:type="dxa"/>
@@ -8177,14 +10567,14 @@
               <w:rPr>
                 <w:sz w:val="17"/>
               </w:rPr>
-              <w:t>Workplace</w:t>
+              <w:t>Workplace (active)</w:t>
             </w:r>
           </w:p>
         </w:tc>
         <w:tc>
           <w:tcPr>
             <w:tcW w:type="dxa" w:w="1872"/>
-            <w:shd w:fill="FFFFFF"/>
+            <w:shd w:fill="F0F5F7"/>
             <w:tcMar>
               <w:top w:w="85" w:type="dxa"/>
               <w:left w:w="85" w:type="dxa"/>
@@ -8201,7 +10591,7 @@
               <w:rPr>
                 <w:sz w:val="17"/>
               </w:rPr>
-              <w:t>Helpdesk, Ops</w:t>
+              <w:t>Helpdesk (active), Ops (active)</w:t>
             </w:r>
           </w:p>
         </w:tc>
@@ -8278,7 +10668,7 @@
               <w:rPr>
                 <w:sz w:val="17"/>
               </w:rPr>
-              <w:t>—</w:t>
+              <w:t>— (rules only)</w:t>
             </w:r>
           </w:p>
         </w:tc>
@@ -8302,7 +10692,7 @@
               <w:rPr>
                 <w:sz w:val="17"/>
               </w:rPr>
-              <w:t>—</w:t>
+              <w:t>— (rules only)</w:t>
             </w:r>
           </w:p>
         </w:tc>
@@ -8326,7 +10716,7 @@
               <w:rPr>
                 <w:sz w:val="17"/>
               </w:rPr>
-              <w:t>—</w:t>
+              <w:t>— (rules only)</w:t>
             </w:r>
           </w:p>
         </w:tc>
@@ -8338,7 +10728,7 @@
         <w:tc>
           <w:tcPr>
             <w:tcW w:type="dxa" w:w="3384"/>
-            <w:shd w:fill="FFFFFF"/>
+            <w:shd w:fill="F0F5F7"/>
             <w:tcMar>
               <w:top w:w="85" w:type="dxa"/>
               <w:left w:w="85" w:type="dxa"/>
@@ -8362,7 +10752,7 @@
         <w:tc>
           <w:tcPr>
             <w:tcW w:type="dxa" w:w="864"/>
-            <w:shd w:fill="FFFFFF"/>
+            <w:shd w:fill="F0F5F7"/>
             <w:tcMar>
               <w:top w:w="85" w:type="dxa"/>
               <w:left w:w="85" w:type="dxa"/>
@@ -8386,7 +10776,7 @@
         <w:tc>
           <w:tcPr>
             <w:tcW w:type="dxa" w:w="1656"/>
-            <w:shd w:fill="FFFFFF"/>
+            <w:shd w:fill="F0F5F7"/>
             <w:tcMar>
               <w:top w:w="85" w:type="dxa"/>
               <w:left w:w="85" w:type="dxa"/>
@@ -8403,14 +10793,14 @@
               <w:rPr>
                 <w:sz w:val="17"/>
               </w:rPr>
-              <w:t>—</w:t>
+              <w:t>— (rules only)</w:t>
             </w:r>
           </w:p>
         </w:tc>
         <w:tc>
           <w:tcPr>
             <w:tcW w:type="dxa" w:w="2160"/>
-            <w:shd w:fill="FFFFFF"/>
+            <w:shd w:fill="F0F5F7"/>
             <w:tcMar>
               <w:top w:w="85" w:type="dxa"/>
               <w:left w:w="85" w:type="dxa"/>
@@ -8427,14 +10817,14 @@
               <w:rPr>
                 <w:sz w:val="17"/>
               </w:rPr>
-              <w:t>—</w:t>
+              <w:t>— (rules only)</w:t>
             </w:r>
           </w:p>
         </w:tc>
         <w:tc>
           <w:tcPr>
             <w:tcW w:type="dxa" w:w="1872"/>
-            <w:shd w:fill="FFFFFF"/>
+            <w:shd w:fill="F0F5F7"/>
             <w:tcMar>
               <w:top w:w="85" w:type="dxa"/>
               <w:left w:w="85" w:type="dxa"/>
@@ -8451,7 +10841,7 @@
               <w:rPr>
                 <w:sz w:val="17"/>
               </w:rPr>
-              <w:t>—</w:t>
+              <w:t>— (rules only)</w:t>
             </w:r>
           </w:p>
         </w:tc>
@@ -8528,7 +10918,7 @@
               <w:rPr>
                 <w:sz w:val="17"/>
               </w:rPr>
-              <w:t>Ops</w:t>
+              <w:t>Ops (active)</w:t>
             </w:r>
           </w:p>
         </w:tc>
@@ -8552,7 +10942,7 @@
               <w:rPr>
                 <w:sz w:val="17"/>
               </w:rPr>
-              <w:t>Identity</w:t>
+              <w:t>Identity (active)</w:t>
             </w:r>
           </w:p>
         </w:tc>
@@ -8576,7 +10966,7 @@
               <w:rPr>
                 <w:sz w:val="17"/>
               </w:rPr>
-              <w:t>Ops</w:t>
+              <w:t>Ops (active)</w:t>
             </w:r>
           </w:p>
         </w:tc>
@@ -8588,7 +10978,7 @@
         <w:tc>
           <w:tcPr>
             <w:tcW w:type="dxa" w:w="3384"/>
-            <w:shd w:fill="FFFFFF"/>
+            <w:shd w:fill="F0F5F7"/>
             <w:tcMar>
               <w:top w:w="85" w:type="dxa"/>
               <w:left w:w="85" w:type="dxa"/>
@@ -8612,7 +11002,7 @@
         <w:tc>
           <w:tcPr>
             <w:tcW w:type="dxa" w:w="864"/>
-            <w:shd w:fill="FFFFFF"/>
+            <w:shd w:fill="F0F5F7"/>
             <w:tcMar>
               <w:top w:w="85" w:type="dxa"/>
               <w:left w:w="85" w:type="dxa"/>
@@ -8636,7 +11026,7 @@
         <w:tc>
           <w:tcPr>
             <w:tcW w:type="dxa" w:w="1656"/>
-            <w:shd w:fill="FFFFFF"/>
+            <w:shd w:fill="F0F5F7"/>
             <w:tcMar>
               <w:top w:w="85" w:type="dxa"/>
               <w:left w:w="85" w:type="dxa"/>
@@ -8653,14 +11043,14 @@
               <w:rPr>
                 <w:sz w:val="17"/>
               </w:rPr>
-              <w:t>Ops</w:t>
+              <w:t>Ops (active)</w:t>
             </w:r>
           </w:p>
         </w:tc>
         <w:tc>
           <w:tcPr>
             <w:tcW w:type="dxa" w:w="2160"/>
-            <w:shd w:fill="FFFFFF"/>
+            <w:shd w:fill="F0F5F7"/>
             <w:tcMar>
               <w:top w:w="85" w:type="dxa"/>
               <w:left w:w="85" w:type="dxa"/>
@@ -8677,14 +11067,14 @@
               <w:rPr>
                 <w:sz w:val="17"/>
               </w:rPr>
-              <w:t>Identity</w:t>
+              <w:t>Identity (active)</w:t>
             </w:r>
           </w:p>
         </w:tc>
         <w:tc>
           <w:tcPr>
             <w:tcW w:type="dxa" w:w="1872"/>
-            <w:shd w:fill="FFFFFF"/>
+            <w:shd w:fill="F0F5F7"/>
             <w:tcMar>
               <w:top w:w="85" w:type="dxa"/>
               <w:left w:w="85" w:type="dxa"/>
@@ -8701,7 +11091,7 @@
               <w:rPr>
                 <w:sz w:val="17"/>
               </w:rPr>
-              <w:t>Ops</w:t>
+              <w:t>Ops (active)</w:t>
             </w:r>
           </w:p>
         </w:tc>
@@ -8778,7 +11168,7 @@
               <w:rPr>
                 <w:sz w:val="17"/>
               </w:rPr>
-              <w:t>Ops</w:t>
+              <w:t>Ops (active)</w:t>
             </w:r>
           </w:p>
         </w:tc>
@@ -8802,7 +11192,7 @@
               <w:rPr>
                 <w:sz w:val="17"/>
               </w:rPr>
-              <w:t>ServiceDesk</w:t>
+              <w:t>ServiceDesk (active)</w:t>
             </w:r>
           </w:p>
         </w:tc>
@@ -8826,7 +11216,7 @@
               <w:rPr>
                 <w:sz w:val="17"/>
               </w:rPr>
-              <w:t>Ops</w:t>
+              <w:t>Ops (active)</w:t>
             </w:r>
           </w:p>
         </w:tc>
@@ -9861,7 +12251,7 @@
               <w:rPr>
                 <w:sz w:val="17"/>
               </w:rPr>
-              <w:t>Ops</w:t>
+              <w:t>Ops (active)</w:t>
             </w:r>
           </w:p>
         </w:tc>
@@ -9885,7 +12275,7 @@
               <w:rPr>
                 <w:sz w:val="17"/>
               </w:rPr>
-              <w:t>Workplace</w:t>
+              <w:t>Workplace (active)</w:t>
             </w:r>
           </w:p>
         </w:tc>
@@ -9909,7 +12299,7 @@
               <w:rPr>
                 <w:sz w:val="17"/>
               </w:rPr>
-              <w:t>Ops</w:t>
+              <w:t>Ops (active)</w:t>
             </w:r>
           </w:p>
         </w:tc>
@@ -9921,7 +12311,7 @@
         <w:tc>
           <w:tcPr>
             <w:tcW w:type="dxa" w:w="3384"/>
-            <w:shd w:fill="FFFFFF"/>
+            <w:shd w:fill="F0F5F7"/>
             <w:tcMar>
               <w:top w:w="85" w:type="dxa"/>
               <w:left w:w="85" w:type="dxa"/>
@@ -9945,7 +12335,7 @@
         <w:tc>
           <w:tcPr>
             <w:tcW w:type="dxa" w:w="864"/>
-            <w:shd w:fill="FFFFFF"/>
+            <w:shd w:fill="F0F5F7"/>
             <w:tcMar>
               <w:top w:w="85" w:type="dxa"/>
               <w:left w:w="85" w:type="dxa"/>
@@ -9969,7 +12359,7 @@
         <w:tc>
           <w:tcPr>
             <w:tcW w:type="dxa" w:w="1656"/>
-            <w:shd w:fill="FFFFFF"/>
+            <w:shd w:fill="F0F5F7"/>
             <w:tcMar>
               <w:top w:w="85" w:type="dxa"/>
               <w:left w:w="85" w:type="dxa"/>
@@ -9986,14 +12376,14 @@
               <w:rPr>
                 <w:sz w:val="17"/>
               </w:rPr>
-              <w:t>Ops</w:t>
+              <w:t>Ops (active)</w:t>
             </w:r>
           </w:p>
         </w:tc>
         <w:tc>
           <w:tcPr>
             <w:tcW w:type="dxa" w:w="2160"/>
-            <w:shd w:fill="FFFFFF"/>
+            <w:shd w:fill="F0F5F7"/>
             <w:tcMar>
               <w:top w:w="85" w:type="dxa"/>
               <w:left w:w="85" w:type="dxa"/>
@@ -10010,14 +12400,14 @@
               <w:rPr>
                 <w:sz w:val="17"/>
               </w:rPr>
-              <w:t>Collab</w:t>
+              <w:t>Collab (active)</w:t>
             </w:r>
           </w:p>
         </w:tc>
         <w:tc>
           <w:tcPr>
             <w:tcW w:type="dxa" w:w="1872"/>
-            <w:shd w:fill="FFFFFF"/>
+            <w:shd w:fill="F0F5F7"/>
             <w:tcMar>
               <w:top w:w="85" w:type="dxa"/>
               <w:left w:w="85" w:type="dxa"/>
@@ -10034,7 +12424,7 @@
               <w:rPr>
                 <w:sz w:val="17"/>
               </w:rPr>
-              <w:t>AppOps, Ops</w:t>
+              <w:t>AppOps (active), Ops (active)</w:t>
             </w:r>
           </w:p>
         </w:tc>
@@ -10111,7 +12501,7 @@
               <w:rPr>
                 <w:sz w:val="17"/>
               </w:rPr>
-              <w:t>Ops</w:t>
+              <w:t>Ops (active)</w:t>
             </w:r>
           </w:p>
         </w:tc>
@@ -10135,7 +12525,7 @@
               <w:rPr>
                 <w:sz w:val="17"/>
               </w:rPr>
-              <w:t>Collab</w:t>
+              <w:t>Collab (active)</w:t>
             </w:r>
           </w:p>
         </w:tc>
@@ -10159,7 +12549,7 @@
               <w:rPr>
                 <w:sz w:val="17"/>
               </w:rPr>
-              <w:t>AppOps, Ops</w:t>
+              <w:t>AppOps (active), Ops (active)</w:t>
             </w:r>
           </w:p>
         </w:tc>
@@ -10171,7 +12561,7 @@
         <w:tc>
           <w:tcPr>
             <w:tcW w:type="dxa" w:w="3384"/>
-            <w:shd w:fill="FFFFFF"/>
+            <w:shd w:fill="F0F5F7"/>
             <w:tcMar>
               <w:top w:w="85" w:type="dxa"/>
               <w:left w:w="85" w:type="dxa"/>
@@ -10195,7 +12585,7 @@
         <w:tc>
           <w:tcPr>
             <w:tcW w:type="dxa" w:w="864"/>
-            <w:shd w:fill="FFFFFF"/>
+            <w:shd w:fill="F0F5F7"/>
             <w:tcMar>
               <w:top w:w="85" w:type="dxa"/>
               <w:left w:w="85" w:type="dxa"/>
@@ -10219,7 +12609,7 @@
         <w:tc>
           <w:tcPr>
             <w:tcW w:type="dxa" w:w="1656"/>
-            <w:shd w:fill="FFFFFF"/>
+            <w:shd w:fill="F0F5F7"/>
             <w:tcMar>
               <w:top w:w="85" w:type="dxa"/>
               <w:left w:w="85" w:type="dxa"/>
@@ -10236,14 +12626,14 @@
               <w:rPr>
                 <w:sz w:val="17"/>
               </w:rPr>
-              <w:t>SecOps</w:t>
+              <w:t>SecOps-Direct (eligible)</w:t>
             </w:r>
           </w:p>
         </w:tc>
         <w:tc>
           <w:tcPr>
             <w:tcW w:type="dxa" w:w="2160"/>
-            <w:shd w:fill="FFFFFF"/>
+            <w:shd w:fill="F0F5F7"/>
             <w:tcMar>
               <w:top w:w="85" w:type="dxa"/>
               <w:left w:w="85" w:type="dxa"/>
@@ -10260,14 +12650,14 @@
               <w:rPr>
                 <w:sz w:val="17"/>
               </w:rPr>
-              <w:t>SecOps</w:t>
+              <w:t>SecOps-Direct (eligible)</w:t>
             </w:r>
           </w:p>
         </w:tc>
         <w:tc>
           <w:tcPr>
             <w:tcW w:type="dxa" w:w="1872"/>
-            <w:shd w:fill="FFFFFF"/>
+            <w:shd w:fill="F0F5F7"/>
             <w:tcMar>
               <w:top w:w="85" w:type="dxa"/>
               <w:left w:w="85" w:type="dxa"/>
@@ -10284,7 +12674,7 @@
               <w:rPr>
                 <w:sz w:val="17"/>
               </w:rPr>
-              <w:t>SecOps</w:t>
+              <w:t>SecOps-Direct (eligible)</w:t>
             </w:r>
           </w:p>
         </w:tc>
@@ -10361,7 +12751,7 @@
               <w:rPr>
                 <w:sz w:val="17"/>
               </w:rPr>
-              <w:t>SecOps</w:t>
+              <w:t>SecOps-Direct (eligible)</w:t>
             </w:r>
           </w:p>
         </w:tc>
@@ -10385,7 +12775,7 @@
               <w:rPr>
                 <w:sz w:val="17"/>
               </w:rPr>
-              <w:t>SecOps</w:t>
+              <w:t>SecOps-Direct (eligible)</w:t>
             </w:r>
           </w:p>
         </w:tc>
@@ -10409,7 +12799,7 @@
               <w:rPr>
                 <w:sz w:val="17"/>
               </w:rPr>
-              <w:t>SecOps</w:t>
+              <w:t>SecOps-Direct (eligible)</w:t>
             </w:r>
           </w:p>
         </w:tc>
@@ -10421,7 +12811,7 @@
         <w:tc>
           <w:tcPr>
             <w:tcW w:type="dxa" w:w="3384"/>
-            <w:shd w:fill="FFFFFF"/>
+            <w:shd w:fill="F0F5F7"/>
             <w:tcMar>
               <w:top w:w="85" w:type="dxa"/>
               <w:left w:w="85" w:type="dxa"/>
@@ -10445,7 +12835,7 @@
         <w:tc>
           <w:tcPr>
             <w:tcW w:type="dxa" w:w="864"/>
-            <w:shd w:fill="FFFFFF"/>
+            <w:shd w:fill="F0F5F7"/>
             <w:tcMar>
               <w:top w:w="85" w:type="dxa"/>
               <w:left w:w="85" w:type="dxa"/>
@@ -10469,7 +12859,7 @@
         <w:tc>
           <w:tcPr>
             <w:tcW w:type="dxa" w:w="1656"/>
-            <w:shd w:fill="FFFFFF"/>
+            <w:shd w:fill="F0F5F7"/>
             <w:tcMar>
               <w:top w:w="85" w:type="dxa"/>
               <w:left w:w="85" w:type="dxa"/>
@@ -10486,14 +12876,14 @@
               <w:rPr>
                 <w:sz w:val="17"/>
               </w:rPr>
-              <w:t>SecOps</w:t>
+              <w:t>SecOps (active)</w:t>
             </w:r>
           </w:p>
         </w:tc>
         <w:tc>
           <w:tcPr>
             <w:tcW w:type="dxa" w:w="2160"/>
-            <w:shd w:fill="FFFFFF"/>
+            <w:shd w:fill="F0F5F7"/>
             <w:tcMar>
               <w:top w:w="85" w:type="dxa"/>
               <w:left w:w="85" w:type="dxa"/>
@@ -10510,14 +12900,14 @@
               <w:rPr>
                 <w:sz w:val="17"/>
               </w:rPr>
-              <w:t>SecOps</w:t>
+              <w:t>SecOps (active)</w:t>
             </w:r>
           </w:p>
         </w:tc>
         <w:tc>
           <w:tcPr>
             <w:tcW w:type="dxa" w:w="1872"/>
-            <w:shd w:fill="FFFFFF"/>
+            <w:shd w:fill="F0F5F7"/>
             <w:tcMar>
               <w:top w:w="85" w:type="dxa"/>
               <w:left w:w="85" w:type="dxa"/>
@@ -10534,7 +12924,7 @@
               <w:rPr>
                 <w:sz w:val="17"/>
               </w:rPr>
-              <w:t>SecOps</w:t>
+              <w:t>SecOps (active)</w:t>
             </w:r>
           </w:p>
         </w:tc>
@@ -10611,7 +13001,7 @@
               <w:rPr>
                 <w:sz w:val="17"/>
               </w:rPr>
-              <w:t>SecOps</w:t>
+              <w:t>SecOps (active)</w:t>
             </w:r>
           </w:p>
         </w:tc>
@@ -10635,7 +13025,7 @@
               <w:rPr>
                 <w:sz w:val="17"/>
               </w:rPr>
-              <w:t>SecOps</w:t>
+              <w:t>SecOps (active)</w:t>
             </w:r>
           </w:p>
         </w:tc>
@@ -10659,7 +13049,7 @@
               <w:rPr>
                 <w:sz w:val="17"/>
               </w:rPr>
-              <w:t>SecOps</w:t>
+              <w:t>SecOps (active)</w:t>
             </w:r>
           </w:p>
         </w:tc>
@@ -10671,7 +13061,7 @@
         <w:tc>
           <w:tcPr>
             <w:tcW w:type="dxa" w:w="3384"/>
-            <w:shd w:fill="FFFFFF"/>
+            <w:shd w:fill="F0F5F7"/>
             <w:tcMar>
               <w:top w:w="85" w:type="dxa"/>
               <w:left w:w="85" w:type="dxa"/>
@@ -10695,7 +13085,7 @@
         <w:tc>
           <w:tcPr>
             <w:tcW w:type="dxa" w:w="864"/>
-            <w:shd w:fill="FFFFFF"/>
+            <w:shd w:fill="F0F5F7"/>
             <w:tcMar>
               <w:top w:w="85" w:type="dxa"/>
               <w:left w:w="85" w:type="dxa"/>
@@ -10719,7 +13109,7 @@
         <w:tc>
           <w:tcPr>
             <w:tcW w:type="dxa" w:w="1656"/>
-            <w:shd w:fill="FFFFFF"/>
+            <w:shd w:fill="F0F5F7"/>
             <w:tcMar>
               <w:top w:w="85" w:type="dxa"/>
               <w:left w:w="85" w:type="dxa"/>
@@ -10736,14 +13126,14 @@
               <w:rPr>
                 <w:sz w:val="17"/>
               </w:rPr>
-              <w:t>Ops</w:t>
+              <w:t>Ops (active)</w:t>
             </w:r>
           </w:p>
         </w:tc>
         <w:tc>
           <w:tcPr>
             <w:tcW w:type="dxa" w:w="2160"/>
-            <w:shd w:fill="FFFFFF"/>
+            <w:shd w:fill="F0F5F7"/>
             <w:tcMar>
               <w:top w:w="85" w:type="dxa"/>
               <w:left w:w="85" w:type="dxa"/>
@@ -10760,14 +13150,14 @@
               <w:rPr>
                 <w:sz w:val="17"/>
               </w:rPr>
-              <w:t>ServiceDesk</w:t>
+              <w:t>ServiceDesk (active)</w:t>
             </w:r>
           </w:p>
         </w:tc>
         <w:tc>
           <w:tcPr>
             <w:tcW w:type="dxa" w:w="1872"/>
-            <w:shd w:fill="FFFFFF"/>
+            <w:shd w:fill="F0F5F7"/>
             <w:tcMar>
               <w:top w:w="85" w:type="dxa"/>
               <w:left w:w="85" w:type="dxa"/>
@@ -10784,7 +13174,7 @@
               <w:rPr>
                 <w:sz w:val="17"/>
               </w:rPr>
-              <w:t>Helpdesk</w:t>
+              <w:t>Helpdesk (active)</w:t>
             </w:r>
           </w:p>
         </w:tc>
@@ -10861,7 +13251,7 @@
               <w:rPr>
                 <w:sz w:val="17"/>
               </w:rPr>
-              <w:t>Ops, SecOps</w:t>
+              <w:t>Ops (active), SecOps (active)</w:t>
             </w:r>
           </w:p>
         </w:tc>
@@ -10885,7 +13275,7 @@
               <w:rPr>
                 <w:sz w:val="17"/>
               </w:rPr>
-              <w:t>Apps, Collab, Identity, SecOps, ServiceDesk, Workplace</w:t>
+              <w:t>Apps (active), Collab (active), Identity (active), SecOps (active), ServiceDesk (active), Workplace (active)</w:t>
             </w:r>
           </w:p>
         </w:tc>
@@ -10909,7 +13299,7 @@
               <w:rPr>
                 <w:sz w:val="17"/>
               </w:rPr>
-              <w:t>AppOps, Helpdesk, Ops, SecOps</w:t>
+              <w:t>AppOps (active), Helpdesk (active), Ops (active), SecOps (active)</w:t>
             </w:r>
           </w:p>
         </w:tc>
@@ -10921,7 +13311,7 @@
         <w:tc>
           <w:tcPr>
             <w:tcW w:type="dxa" w:w="3384"/>
-            <w:shd w:fill="FFFFFF"/>
+            <w:shd w:fill="F0F5F7"/>
             <w:tcMar>
               <w:top w:w="85" w:type="dxa"/>
               <w:left w:w="85" w:type="dxa"/>
@@ -10945,7 +13335,7 @@
         <w:tc>
           <w:tcPr>
             <w:tcW w:type="dxa" w:w="864"/>
-            <w:shd w:fill="FFFFFF"/>
+            <w:shd w:fill="F0F5F7"/>
             <w:tcMar>
               <w:top w:w="85" w:type="dxa"/>
               <w:left w:w="85" w:type="dxa"/>
@@ -10969,7 +13359,7 @@
         <w:tc>
           <w:tcPr>
             <w:tcW w:type="dxa" w:w="1656"/>
-            <w:shd w:fill="FFFFFF"/>
+            <w:shd w:fill="F0F5F7"/>
             <w:tcMar>
               <w:top w:w="85" w:type="dxa"/>
               <w:left w:w="85" w:type="dxa"/>
@@ -10986,14 +13376,14 @@
               <w:rPr>
                 <w:sz w:val="17"/>
               </w:rPr>
-              <w:t>SecOpsReader</w:t>
+              <w:t>SecOpsReader (eligible)</w:t>
             </w:r>
           </w:p>
         </w:tc>
         <w:tc>
           <w:tcPr>
             <w:tcW w:type="dxa" w:w="2160"/>
-            <w:shd w:fill="FFFFFF"/>
+            <w:shd w:fill="F0F5F7"/>
             <w:tcMar>
               <w:top w:w="85" w:type="dxa"/>
               <w:left w:w="85" w:type="dxa"/>
@@ -11010,14 +13400,14 @@
               <w:rPr>
                 <w:sz w:val="17"/>
               </w:rPr>
-              <w:t>Audit, SecOpsReader</w:t>
+              <w:t>Audit (eligible), SecOpsReader (eligible)</w:t>
             </w:r>
           </w:p>
         </w:tc>
         <w:tc>
           <w:tcPr>
             <w:tcW w:type="dxa" w:w="1872"/>
-            <w:shd w:fill="FFFFFF"/>
+            <w:shd w:fill="F0F5F7"/>
             <w:tcMar>
               <w:top w:w="85" w:type="dxa"/>
               <w:left w:w="85" w:type="dxa"/>
@@ -11034,7 +13424,7 @@
               <w:rPr>
                 <w:sz w:val="17"/>
               </w:rPr>
-              <w:t>SecOpsReader</w:t>
+              <w:t>SecOpsReader (eligible)</w:t>
             </w:r>
           </w:p>
         </w:tc>
@@ -11111,7 +13501,7 @@
               <w:rPr>
                 <w:sz w:val="17"/>
               </w:rPr>
-              <w:t>SecOpsReader</w:t>
+              <w:t>SecOpsReader (eligible)</w:t>
             </w:r>
           </w:p>
         </w:tc>
@@ -11135,7 +13525,7 @@
               <w:rPr>
                 <w:sz w:val="17"/>
               </w:rPr>
-              <w:t>SecOpsReader</w:t>
+              <w:t>SecOpsReader (eligible)</w:t>
             </w:r>
           </w:p>
         </w:tc>
@@ -11159,7 +13549,7 @@
               <w:rPr>
                 <w:sz w:val="17"/>
               </w:rPr>
-              <w:t>SecOpsReader</w:t>
+              <w:t>SecOpsReader (eligible)</w:t>
             </w:r>
           </w:p>
         </w:tc>
@@ -11171,7 +13561,7 @@
         <w:tc>
           <w:tcPr>
             <w:tcW w:type="dxa" w:w="3384"/>
-            <w:shd w:fill="FFFFFF"/>
+            <w:shd w:fill="F0F5F7"/>
             <w:tcMar>
               <w:top w:w="85" w:type="dxa"/>
               <w:left w:w="85" w:type="dxa"/>
@@ -11195,7 +13585,7 @@
         <w:tc>
           <w:tcPr>
             <w:tcW w:type="dxa" w:w="864"/>
-            <w:shd w:fill="FFFFFF"/>
+            <w:shd w:fill="F0F5F7"/>
             <w:tcMar>
               <w:top w:w="85" w:type="dxa"/>
               <w:left w:w="85" w:type="dxa"/>
@@ -11219,7 +13609,7 @@
         <w:tc>
           <w:tcPr>
             <w:tcW w:type="dxa" w:w="1656"/>
-            <w:shd w:fill="FFFFFF"/>
+            <w:shd w:fill="F0F5F7"/>
             <w:tcMar>
               <w:top w:w="85" w:type="dxa"/>
               <w:left w:w="85" w:type="dxa"/>
@@ -11236,14 +13626,14 @@
               <w:rPr>
                 <w:sz w:val="17"/>
               </w:rPr>
-              <w:t>—</w:t>
+              <w:t>— (rules only)</w:t>
             </w:r>
           </w:p>
         </w:tc>
         <w:tc>
           <w:tcPr>
             <w:tcW w:type="dxa" w:w="2160"/>
-            <w:shd w:fill="FFFFFF"/>
+            <w:shd w:fill="F0F5F7"/>
             <w:tcMar>
               <w:top w:w="85" w:type="dxa"/>
               <w:left w:w="85" w:type="dxa"/>
@@ -11260,14 +13650,14 @@
               <w:rPr>
                 <w:sz w:val="17"/>
               </w:rPr>
-              <w:t>—</w:t>
+              <w:t>— (rules only)</w:t>
             </w:r>
           </w:p>
         </w:tc>
         <w:tc>
           <w:tcPr>
             <w:tcW w:type="dxa" w:w="1872"/>
-            <w:shd w:fill="FFFFFF"/>
+            <w:shd w:fill="F0F5F7"/>
             <w:tcMar>
               <w:top w:w="85" w:type="dxa"/>
               <w:left w:w="85" w:type="dxa"/>
@@ -11284,7 +13674,7 @@
               <w:rPr>
                 <w:sz w:val="17"/>
               </w:rPr>
-              <w:t>—</w:t>
+              <w:t>— (rules only)</w:t>
             </w:r>
           </w:p>
         </w:tc>
@@ -13069,6 +15459,131 @@
           </w:p>
         </w:tc>
       </w:tr>
+      <w:tr>
+        <w:trPr>
+          <w:cantSplit/>
+        </w:trPr>
+        <w:tc>
+          <w:tcPr>
+            <w:tcW w:type="dxa" w:w="1728"/>
+            <w:shd w:fill="FFFFFF"/>
+            <w:tcMar>
+              <w:top w:w="85" w:type="dxa"/>
+              <w:left w:w="85" w:type="dxa"/>
+              <w:bottom w:w="85" w:type="dxa"/>
+              <w:right w:w="85" w:type="dxa"/>
+            </w:tcMar>
+            <w:vAlign w:val="center"/>
+          </w:tcPr>
+          <w:p>
+            <w:pPr>
+              <w:spacing w:after="0" w:line="252" w:lineRule="auto"/>
+            </w:pPr>
+            <w:r>
+              <w:rPr>
+                <w:sz w:val="18"/>
+              </w:rPr>
+              <w:t>GroupJITTier1</w:t>
+            </w:r>
+          </w:p>
+        </w:tc>
+        <w:tc>
+          <w:tcPr>
+            <w:tcW w:type="dxa" w:w="1224"/>
+            <w:shd w:fill="FFFFFF"/>
+            <w:tcMar>
+              <w:top w:w="85" w:type="dxa"/>
+              <w:left w:w="85" w:type="dxa"/>
+              <w:bottom w:w="85" w:type="dxa"/>
+              <w:right w:w="85" w:type="dxa"/>
+            </w:tcMar>
+            <w:vAlign w:val="center"/>
+          </w:tcPr>
+          <w:p>
+            <w:pPr>
+              <w:spacing w:after="0" w:line="252" w:lineRule="auto"/>
+            </w:pPr>
+            <w:r>
+              <w:rPr>
+                <w:sz w:val="18"/>
+              </w:rPr>
+              <w:t>4 hours</w:t>
+            </w:r>
+          </w:p>
+        </w:tc>
+        <w:tc>
+          <w:tcPr>
+            <w:tcW w:type="dxa" w:w="3240"/>
+            <w:shd w:fill="FFFFFF"/>
+            <w:tcMar>
+              <w:top w:w="85" w:type="dxa"/>
+              <w:left w:w="85" w:type="dxa"/>
+              <w:bottom w:w="85" w:type="dxa"/>
+              <w:right w:w="85" w:type="dxa"/>
+            </w:tcMar>
+            <w:vAlign w:val="center"/>
+          </w:tcPr>
+          <w:p>
+            <w:pPr>
+              <w:spacing w:after="0" w:line="252" w:lineRule="auto"/>
+            </w:pPr>
+            <w:r>
+              <w:rPr>
+                <w:sz w:val="18"/>
+              </w:rPr>
+              <w:t>MFA, Justification</w:t>
+            </w:r>
+          </w:p>
+        </w:tc>
+        <w:tc>
+          <w:tcPr>
+            <w:tcW w:type="dxa" w:w="1080"/>
+            <w:shd w:fill="FFFFFF"/>
+            <w:tcMar>
+              <w:top w:w="85" w:type="dxa"/>
+              <w:left w:w="85" w:type="dxa"/>
+              <w:bottom w:w="85" w:type="dxa"/>
+              <w:right w:w="85" w:type="dxa"/>
+            </w:tcMar>
+            <w:vAlign w:val="center"/>
+          </w:tcPr>
+          <w:p>
+            <w:pPr>
+              <w:spacing w:after="0" w:line="252" w:lineRule="auto"/>
+            </w:pPr>
+            <w:r>
+              <w:rPr>
+                <w:sz w:val="18"/>
+              </w:rPr>
+              <w:t>No</w:t>
+            </w:r>
+          </w:p>
+        </w:tc>
+        <w:tc>
+          <w:tcPr>
+            <w:tcW w:type="dxa" w:w="2664"/>
+            <w:shd w:fill="FFFFFF"/>
+            <w:tcMar>
+              <w:top w:w="85" w:type="dxa"/>
+              <w:left w:w="85" w:type="dxa"/>
+              <w:bottom w:w="85" w:type="dxa"/>
+              <w:right w:w="85" w:type="dxa"/>
+            </w:tcMar>
+            <w:vAlign w:val="center"/>
+          </w:tcPr>
+          <w:p>
+            <w:pPr>
+              <w:spacing w:after="0" w:line="252" w:lineRule="auto"/>
+            </w:pPr>
+            <w:r>
+              <w:rPr>
+                <w:sz w:val="18"/>
+              </w:rPr>
+              <w:t>None</w:t>
+            </w:r>
+          </w:p>
+        </w:tc>
+      </w:tr>
     </w:tbl>
     <w:p>
       <w:pPr>
@@ -14008,6 +16523,131 @@
                 <w:sz w:val="18"/>
               </w:rPr>
               <w:t>GroupJITTier0</w:t>
+            </w:r>
+          </w:p>
+        </w:tc>
+        <w:tc>
+          <w:tcPr>
+            <w:tcW w:type="dxa" w:w="2016"/>
+            <w:shd w:fill="FFFFFF"/>
+            <w:tcMar>
+              <w:top w:w="85" w:type="dxa"/>
+              <w:left w:w="85" w:type="dxa"/>
+              <w:bottom w:w="85" w:type="dxa"/>
+              <w:right w:w="85" w:type="dxa"/>
+            </w:tcMar>
+            <w:vAlign w:val="center"/>
+          </w:tcPr>
+          <w:p>
+            <w:pPr>
+              <w:spacing w:after="0" w:line="252" w:lineRule="auto"/>
+            </w:pPr>
+            <w:r>
+              <w:rPr>
+                <w:sz w:val="18"/>
+              </w:rPr>
+              <w:t>No</w:t>
+            </w:r>
+          </w:p>
+        </w:tc>
+        <w:tc>
+          <w:tcPr>
+            <w:tcW w:type="dxa" w:w="2016"/>
+            <w:shd w:fill="FFFFFF"/>
+            <w:tcMar>
+              <w:top w:w="85" w:type="dxa"/>
+              <w:left w:w="85" w:type="dxa"/>
+              <w:bottom w:w="85" w:type="dxa"/>
+              <w:right w:w="85" w:type="dxa"/>
+            </w:tcMar>
+            <w:vAlign w:val="center"/>
+          </w:tcPr>
+          <w:p>
+            <w:pPr>
+              <w:spacing w:after="0" w:line="252" w:lineRule="auto"/>
+            </w:pPr>
+            <w:r>
+              <w:rPr>
+                <w:sz w:val="18"/>
+              </w:rPr>
+              <w:t>365 days</w:t>
+            </w:r>
+          </w:p>
+        </w:tc>
+        <w:tc>
+          <w:tcPr>
+            <w:tcW w:type="dxa" w:w="2016"/>
+            <w:shd w:fill="FFFFFF"/>
+            <w:tcMar>
+              <w:top w:w="85" w:type="dxa"/>
+              <w:left w:w="85" w:type="dxa"/>
+              <w:bottom w:w="85" w:type="dxa"/>
+              <w:right w:w="85" w:type="dxa"/>
+            </w:tcMar>
+            <w:vAlign w:val="center"/>
+          </w:tcPr>
+          <w:p>
+            <w:pPr>
+              <w:spacing w:after="0" w:line="252" w:lineRule="auto"/>
+            </w:pPr>
+            <w:r>
+              <w:rPr>
+                <w:sz w:val="18"/>
+              </w:rPr>
+              <w:t>No</w:t>
+            </w:r>
+          </w:p>
+        </w:tc>
+        <w:tc>
+          <w:tcPr>
+            <w:tcW w:type="dxa" w:w="2016"/>
+            <w:shd w:fill="FFFFFF"/>
+            <w:tcMar>
+              <w:top w:w="85" w:type="dxa"/>
+              <w:left w:w="85" w:type="dxa"/>
+              <w:bottom w:w="85" w:type="dxa"/>
+              <w:right w:w="85" w:type="dxa"/>
+            </w:tcMar>
+            <w:vAlign w:val="center"/>
+          </w:tcPr>
+          <w:p>
+            <w:pPr>
+              <w:spacing w:after="0" w:line="252" w:lineRule="auto"/>
+            </w:pPr>
+            <w:r>
+              <w:rPr>
+                <w:sz w:val="18"/>
+              </w:rPr>
+              <w:t>30 days</w:t>
+            </w:r>
+          </w:p>
+        </w:tc>
+      </w:tr>
+      <w:tr>
+        <w:trPr>
+          <w:cantSplit/>
+        </w:trPr>
+        <w:tc>
+          <w:tcPr>
+            <w:tcW w:type="dxa" w:w="1872"/>
+            <w:shd w:fill="FFFFFF"/>
+            <w:tcMar>
+              <w:top w:w="85" w:type="dxa"/>
+              <w:left w:w="85" w:type="dxa"/>
+              <w:bottom w:w="85" w:type="dxa"/>
+              <w:right w:w="85" w:type="dxa"/>
+            </w:tcMar>
+            <w:vAlign w:val="center"/>
+          </w:tcPr>
+          <w:p>
+            <w:pPr>
+              <w:spacing w:after="0" w:line="252" w:lineRule="auto"/>
+            </w:pPr>
+            <w:r>
+              <w:rPr>
+                <w:sz w:val="18"/>
+              </w:rPr>
+              <w:t>GroupJITTier1</w:t>
             </w:r>
           </w:p>
         </w:tc>
@@ -14160,7 +16800,7 @@
     </w:p>
     <w:p>
       <w:r>
-        <w:t>GroupMember has a defensive one hour activation policy with approval if someone is made eligible, but eligible membership is not the intended persona pattern. A 365 day expiry does not schedule or perform an access review. GroupJITTier0 (framework 2.2) applies the Tier 0 gate to eligible membership of the Defender XDR administrator group, PIM-SG-XDR-Admin: two hours, justification, authentication context c1 and approval; the other four Defender XDR access groups use GroupJIT.</w:t>
+        <w:t>GroupMember is the direct-group policy: members are ACTIVE for at most a year, and the one hour activation with approval only applies if someone is made eligible anyway, which is not the intended pattern. GroupJITTier1 (framework 3.0) is the job-group policy: ELIGIBLE members, one activation of four hours with MFA and justification (a ticket in the large model). A 365 day expiry does not schedule or perform an access review. GroupJITTier0 (framework 2.2) applies the Tier 0 gate to eligible membership of the Defender XDR administrator group, PIM-SG-XDR-Admin: two hours, justification, authentication context c1 and approval; the other Defender XDR access groups and the Exchange RBAC access groups use GroupJIT.</w:t>
       </w:r>
     </w:p>
     <w:p>
@@ -16016,6 +18656,309 @@
                 <w:sz w:val="16"/>
               </w:rPr>
               <w:t>True</w:t>
+            </w:r>
+          </w:p>
+        </w:tc>
+      </w:tr>
+      <w:tr>
+        <w:trPr>
+          <w:cantSplit/>
+        </w:trPr>
+        <w:tc>
+          <w:tcPr>
+            <w:tcW w:type="dxa" w:w="864"/>
+            <w:shd w:fill="F0F5F7"/>
+            <w:tcMar>
+              <w:top w:w="85" w:type="dxa"/>
+              <w:left w:w="85" w:type="dxa"/>
+              <w:bottom w:w="85" w:type="dxa"/>
+              <w:right w:w="85" w:type="dxa"/>
+            </w:tcMar>
+            <w:vAlign w:val="center"/>
+          </w:tcPr>
+          <w:p>
+            <w:pPr>
+              <w:spacing w:after="0" w:line="252" w:lineRule="auto"/>
+            </w:pPr>
+            <w:r>
+              <w:rPr>
+                <w:sz w:val="16"/>
+              </w:rPr>
+              <w:t>small</w:t>
+            </w:r>
+          </w:p>
+        </w:tc>
+        <w:tc>
+          <w:tcPr>
+            <w:tcW w:type="dxa" w:w="2664"/>
+            <w:shd w:fill="F0F5F7"/>
+            <w:tcMar>
+              <w:top w:w="85" w:type="dxa"/>
+              <w:left w:w="85" w:type="dxa"/>
+              <w:bottom w:w="85" w:type="dxa"/>
+              <w:right w:w="85" w:type="dxa"/>
+            </w:tcMar>
+            <w:vAlign w:val="center"/>
+          </w:tcPr>
+          <w:p>
+            <w:pPr>
+              <w:spacing w:after="0" w:line="252" w:lineRule="auto"/>
+            </w:pPr>
+            <w:r>
+              <w:rPr>
+                <w:sz w:val="16"/>
+              </w:rPr>
+              <w:t>GroupJITTier1</w:t>
+            </w:r>
+          </w:p>
+        </w:tc>
+        <w:tc>
+          <w:tcPr>
+            <w:tcW w:type="dxa" w:w="3024"/>
+            <w:shd w:fill="F0F5F7"/>
+            <w:tcMar>
+              <w:top w:w="85" w:type="dxa"/>
+              <w:left w:w="85" w:type="dxa"/>
+              <w:bottom w:w="85" w:type="dxa"/>
+              <w:right w:w="85" w:type="dxa"/>
+            </w:tcMar>
+            <w:vAlign w:val="center"/>
+          </w:tcPr>
+          <w:p>
+            <w:pPr>
+              <w:spacing w:after="0" w:line="252" w:lineRule="auto"/>
+            </w:pPr>
+            <w:r>
+              <w:rPr>
+                <w:sz w:val="16"/>
+              </w:rPr>
+              <w:t>Activation alerts</w:t>
+            </w:r>
+          </w:p>
+        </w:tc>
+        <w:tc>
+          <w:tcPr>
+            <w:tcW w:type="dxa" w:w="3384"/>
+            <w:shd w:fill="F0F5F7"/>
+            <w:tcMar>
+              <w:top w:w="85" w:type="dxa"/>
+              <w:left w:w="85" w:type="dxa"/>
+              <w:bottom w:w="85" w:type="dxa"/>
+              <w:right w:w="85" w:type="dxa"/>
+            </w:tcMar>
+            <w:vAlign w:val="center"/>
+          </w:tcPr>
+          <w:p>
+            <w:pPr>
+              <w:spacing w:after="0" w:line="252" w:lineRule="auto"/>
+            </w:pPr>
+            <w:r>
+              <w:rPr>
+                <w:sz w:val="16"/>
+              </w:rPr>
+              <w:t>Critical; default recipients enabled; pim-alerts</w:t>
+            </w:r>
+          </w:p>
+        </w:tc>
+      </w:tr>
+      <w:tr>
+        <w:trPr>
+          <w:cantSplit/>
+        </w:trPr>
+        <w:tc>
+          <w:tcPr>
+            <w:tcW w:type="dxa" w:w="864"/>
+            <w:shd w:fill="F0F5F7"/>
+            <w:tcMar>
+              <w:top w:w="85" w:type="dxa"/>
+              <w:left w:w="85" w:type="dxa"/>
+              <w:bottom w:w="85" w:type="dxa"/>
+              <w:right w:w="85" w:type="dxa"/>
+            </w:tcMar>
+            <w:vAlign w:val="center"/>
+          </w:tcPr>
+          <w:p>
+            <w:pPr>
+              <w:spacing w:after="0" w:line="252" w:lineRule="auto"/>
+            </w:pPr>
+            <w:r>
+              <w:rPr>
+                <w:sz w:val="16"/>
+              </w:rPr>
+              <w:t>large</w:t>
+            </w:r>
+          </w:p>
+        </w:tc>
+        <w:tc>
+          <w:tcPr>
+            <w:tcW w:type="dxa" w:w="2664"/>
+            <w:shd w:fill="F0F5F7"/>
+            <w:tcMar>
+              <w:top w:w="85" w:type="dxa"/>
+              <w:left w:w="85" w:type="dxa"/>
+              <w:bottom w:w="85" w:type="dxa"/>
+              <w:right w:w="85" w:type="dxa"/>
+            </w:tcMar>
+            <w:vAlign w:val="center"/>
+          </w:tcPr>
+          <w:p>
+            <w:pPr>
+              <w:spacing w:after="0" w:line="252" w:lineRule="auto"/>
+            </w:pPr>
+            <w:r>
+              <w:rPr>
+                <w:sz w:val="16"/>
+              </w:rPr>
+              <w:t>GroupJITTier1</w:t>
+            </w:r>
+          </w:p>
+        </w:tc>
+        <w:tc>
+          <w:tcPr>
+            <w:tcW w:type="dxa" w:w="3024"/>
+            <w:shd w:fill="F0F5F7"/>
+            <w:tcMar>
+              <w:top w:w="85" w:type="dxa"/>
+              <w:left w:w="85" w:type="dxa"/>
+              <w:bottom w:w="85" w:type="dxa"/>
+              <w:right w:w="85" w:type="dxa"/>
+            </w:tcMar>
+            <w:vAlign w:val="center"/>
+          </w:tcPr>
+          <w:p>
+            <w:pPr>
+              <w:spacing w:after="0" w:line="252" w:lineRule="auto"/>
+            </w:pPr>
+            <w:r>
+              <w:rPr>
+                <w:sz w:val="16"/>
+              </w:rPr>
+              <w:t>Activation requirements</w:t>
+            </w:r>
+          </w:p>
+        </w:tc>
+        <w:tc>
+          <w:tcPr>
+            <w:tcW w:type="dxa" w:w="3384"/>
+            <w:shd w:fill="F0F5F7"/>
+            <w:tcMar>
+              <w:top w:w="85" w:type="dxa"/>
+              <w:left w:w="85" w:type="dxa"/>
+              <w:bottom w:w="85" w:type="dxa"/>
+              <w:right w:w="85" w:type="dxa"/>
+            </w:tcMar>
+            <w:vAlign w:val="center"/>
+          </w:tcPr>
+          <w:p>
+            <w:pPr>
+              <w:spacing w:after="0" w:line="252" w:lineRule="auto"/>
+            </w:pPr>
+            <w:r>
+              <w:rPr>
+                <w:sz w:val="16"/>
+              </w:rPr>
+              <w:t>MFA, Justification, Ticketing</w:t>
+            </w:r>
+          </w:p>
+        </w:tc>
+      </w:tr>
+      <w:tr>
+        <w:trPr>
+          <w:cantSplit/>
+        </w:trPr>
+        <w:tc>
+          <w:tcPr>
+            <w:tcW w:type="dxa" w:w="864"/>
+            <w:shd w:fill="F0F5F7"/>
+            <w:tcMar>
+              <w:top w:w="85" w:type="dxa"/>
+              <w:left w:w="85" w:type="dxa"/>
+              <w:bottom w:w="85" w:type="dxa"/>
+              <w:right w:w="85" w:type="dxa"/>
+            </w:tcMar>
+            <w:vAlign w:val="center"/>
+          </w:tcPr>
+          <w:p>
+            <w:pPr>
+              <w:spacing w:after="0" w:line="252" w:lineRule="auto"/>
+            </w:pPr>
+            <w:r>
+              <w:rPr>
+                <w:sz w:val="16"/>
+              </w:rPr>
+              <w:t>small, large, multi</w:t>
+            </w:r>
+          </w:p>
+        </w:tc>
+        <w:tc>
+          <w:tcPr>
+            <w:tcW w:type="dxa" w:w="2664"/>
+            <w:shd w:fill="F0F5F7"/>
+            <w:tcMar>
+              <w:top w:w="85" w:type="dxa"/>
+              <w:left w:w="85" w:type="dxa"/>
+              <w:bottom w:w="85" w:type="dxa"/>
+              <w:right w:w="85" w:type="dxa"/>
+            </w:tcMar>
+            <w:vAlign w:val="center"/>
+          </w:tcPr>
+          <w:p>
+            <w:pPr>
+              <w:spacing w:after="0" w:line="252" w:lineRule="auto"/>
+            </w:pPr>
+            <w:r>
+              <w:rPr>
+                <w:sz w:val="16"/>
+              </w:rPr>
+              <w:t>Every role a job group holds</w:t>
+            </w:r>
+          </w:p>
+        </w:tc>
+        <w:tc>
+          <w:tcPr>
+            <w:tcW w:type="dxa" w:w="3024"/>
+            <w:shd w:fill="F0F5F7"/>
+            <w:tcMar>
+              <w:top w:w="85" w:type="dxa"/>
+              <w:left w:w="85" w:type="dxa"/>
+              <w:bottom w:w="85" w:type="dxa"/>
+              <w:right w:w="85" w:type="dxa"/>
+            </w:tcMar>
+            <w:vAlign w:val="center"/>
+          </w:tcPr>
+          <w:p>
+            <w:pPr>
+              <w:spacing w:after="0" w:line="252" w:lineRule="auto"/>
+            </w:pPr>
+            <w:r>
+              <w:rPr>
+                <w:sz w:val="16"/>
+              </w:rPr>
+              <w:t>Allow permanent active</w:t>
+            </w:r>
+          </w:p>
+        </w:tc>
+        <w:tc>
+          <w:tcPr>
+            <w:tcW w:type="dxa" w:w="3384"/>
+            <w:shd w:fill="F0F5F7"/>
+            <w:tcMar>
+              <w:top w:w="85" w:type="dxa"/>
+              <w:left w:w="85" w:type="dxa"/>
+              <w:bottom w:w="85" w:type="dxa"/>
+              <w:right w:w="85" w:type="dxa"/>
+            </w:tcMar>
+            <w:vAlign w:val="center"/>
+          </w:tcPr>
+          <w:p>
+            <w:pPr>
+              <w:spacing w:after="0" w:line="252" w:lineRule="auto"/>
+            </w:pPr>
+            <w:r>
+              <w:rPr>
+                <w:sz w:val="16"/>
+              </w:rPr>
+              <w:t>True (the job group holds it; people are eligible members)</w:t>
             </w:r>
           </w:p>
         </w:tc>
@@ -16980,6 +19923,107 @@
                 <w:sz w:val="18"/>
               </w:rPr>
               <w:t>Critical</w:t>
+            </w:r>
+          </w:p>
+        </w:tc>
+        <w:tc>
+          <w:tcPr>
+            <w:tcW w:type="dxa" w:w="2736"/>
+            <w:shd w:fill="FFFFFF"/>
+            <w:tcMar>
+              <w:top w:w="85" w:type="dxa"/>
+              <w:left w:w="85" w:type="dxa"/>
+              <w:bottom w:w="85" w:type="dxa"/>
+              <w:right w:w="85" w:type="dxa"/>
+            </w:tcMar>
+            <w:vAlign w:val="center"/>
+          </w:tcPr>
+          <w:p>
+            <w:pPr>
+              <w:spacing w:after="0" w:line="252" w:lineRule="auto"/>
+            </w:pPr>
+            <w:r>
+              <w:rPr>
+                <w:sz w:val="18"/>
+              </w:rPr>
+              <w:t>All</w:t>
+            </w:r>
+          </w:p>
+        </w:tc>
+        <w:tc>
+          <w:tcPr>
+            <w:tcW w:type="dxa" w:w="2592"/>
+            <w:shd w:fill="FFFFFF"/>
+            <w:tcMar>
+              <w:top w:w="85" w:type="dxa"/>
+              <w:left w:w="85" w:type="dxa"/>
+              <w:bottom w:w="85" w:type="dxa"/>
+              <w:right w:w="85" w:type="dxa"/>
+            </w:tcMar>
+            <w:vAlign w:val="center"/>
+          </w:tcPr>
+          <w:p>
+            <w:pPr>
+              <w:spacing w:after="0" w:line="252" w:lineRule="auto"/>
+            </w:pPr>
+            <w:r>
+              <w:rPr>
+                <w:sz w:val="18"/>
+              </w:rPr>
+              <w:t>All</w:t>
+            </w:r>
+          </w:p>
+        </w:tc>
+      </w:tr>
+      <w:tr>
+        <w:trPr>
+          <w:cantSplit/>
+        </w:trPr>
+        <w:tc>
+          <w:tcPr>
+            <w:tcW w:type="dxa" w:w="2160"/>
+            <w:shd w:fill="FFFFFF"/>
+            <w:tcMar>
+              <w:top w:w="85" w:type="dxa"/>
+              <w:left w:w="85" w:type="dxa"/>
+              <w:bottom w:w="85" w:type="dxa"/>
+              <w:right w:w="85" w:type="dxa"/>
+            </w:tcMar>
+            <w:vAlign w:val="center"/>
+          </w:tcPr>
+          <w:p>
+            <w:pPr>
+              <w:spacing w:after="0" w:line="252" w:lineRule="auto"/>
+            </w:pPr>
+            <w:r>
+              <w:rPr>
+                <w:sz w:val="18"/>
+              </w:rPr>
+              <w:t>GroupJITTier1</w:t>
+            </w:r>
+          </w:p>
+        </w:tc>
+        <w:tc>
+          <w:tcPr>
+            <w:tcW w:type="dxa" w:w="2448"/>
+            <w:shd w:fill="FFFFFF"/>
+            <w:tcMar>
+              <w:top w:w="85" w:type="dxa"/>
+              <w:left w:w="85" w:type="dxa"/>
+              <w:bottom w:w="85" w:type="dxa"/>
+              <w:right w:w="85" w:type="dxa"/>
+            </w:tcMar>
+            <w:vAlign w:val="center"/>
+          </w:tcPr>
+          <w:p>
+            <w:pPr>
+              <w:spacing w:after="0" w:line="252" w:lineRule="auto"/>
+            </w:pPr>
+            <w:r>
+              <w:rPr>
+                <w:sz w:val="18"/>
+              </w:rPr>
+              <w:t>All</w:t>
             </w:r>
           </w:p>
         </w:tc>
@@ -20430,7 +23474,7 @@
               <w:rPr>
                 <w:sz w:val="18"/>
               </w:rPr>
-              <w:t>Two GroupMember and two GroupJIT</w:t>
+              <w:t>Two GroupJITTier1 job groups and two GroupJIT access groups</w:t>
             </w:r>
           </w:p>
         </w:tc>
@@ -20828,7 +23872,7 @@
     </w:p>
     <w:p>
       <w:r>
-        <w:t>Full multi-region catalog totals for N regions, including optional Azure groups: 24 + 7N groups when the central plain approval group is included; 3N regional AUs; 5 + 2N Intune role bindings. The custom Intune role is shared across regions. Existing objects may be reused, so these are design counts, not necessarily creation counts.</w:t>
+        <w:t>Full multi-region catalog totals for N regions, including optional Azure groups: 36 + 7N groups when the central plain approval group is included; 3N regional AUs; 5 + 2N Intune role bindings. The custom Intune role is shared across regions. Existing objects may be reused, so these are design counts.</w:t>
       </w:r>
     </w:p>
     <w:p>
@@ -20965,7 +24009,7 @@
               <w:rPr>
                 <w:sz w:val="18"/>
               </w:rPr>
-              <w:t>GroupMember</w:t>
+              <w:t>GroupJITTier1 (job group)</w:t>
             </w:r>
           </w:p>
         </w:tc>
@@ -21018,7 +24062,7 @@
               <w:rPr>
                 <w:sz w:val="18"/>
               </w:rPr>
-              <w:t>GroupMember</w:t>
+              <w:t>GroupJITTier1 (job group)</w:t>
             </w:r>
           </w:p>
         </w:tc>
@@ -22095,7 +25139,7 @@
     </w:p>
     <w:p>
       <w:r>
-        <w:t>Persona prefix: PIM-SG-EU-NL-. AU prefix: AU-EU-NL-. AU assignments only authorize operations supported at AU scope; they do not reproduce the full tenant-wide role. Teams AU support is task dependent. Test the intended Teams operations explicitly. [M1, M2]</w:t>
+        <w:t>Persona prefix: PIM-SG-EU-NL-. AU prefix: AU-EU-NL-. The regional Helpdesk and Ops groups are job groups: each holds its roles ACTIVE, permanently, at the region’s own units, and its eligible members activate the group once. AU assignments only authorize operations supported at AU scope; they do not reproduce the full tenant-wide role. Teams AU support is task dependent. Test the intended Teams operations explicitly. [M1, M2]</w:t>
       </w:r>
     </w:p>
     <w:p>
@@ -23377,7 +26421,7 @@
                 <w:color w:val="FFFFFF"/>
                 <w:sz w:val="18"/>
               </w:rPr>
-              <w:t>Eligible role</w:t>
+              <w:t>Role held actively at the unit</w:t>
             </w:r>
           </w:p>
         </w:tc>
@@ -29236,7 +32280,7 @@
     </w:p>
     <w:p>
       <w:r>
-        <w:t>Primary catalog: js/pimBaselineData.js. Effective profile resolution and region expansion: js/pimbaseline.js. Browser deployment and execution: js/pimdeploy.js and js/pimplan.js. Intune object planning: js/intunerbac.js. Application integration: js/app.js. Restricted unit workflow: js/pimrmau.js. Snapshot: build 32431 alignment revision based on commit 25015e6. The model inventories and policy values were checked against the effective catalog. tools/pimdocs.test.cjs detects changes requiring a new documentation review.</w:t>
+        <w:t>Primary catalog: js/pimBaselineData.js. Effective profile resolution and region expansion: js/pimbaseline.js. Browser deployment and execution: js/pimdeploy.js and js/pimplan.js. Intune object planning: js/intunerbac.js. Application integration: js/app.js. Restricted unit workflow: js/pimrmau.js. Snapshot: build 32436 (framework 3.0), reviewed 5 October 2026. The model inventories and policy values were checked against the effective catalog. tools/pimdocs.test.cjs detects changes requiring a new documentation review.</w:t>
       </w:r>
     </w:p>
     <w:p>
@@ -29315,7 +32359,7 @@
       <w:pStyle w:val="Caption"/>
     </w:pPr>
     <w:r>
-      <w:t xml:space="preserve">PimBuddy baseline reference  |  2 October 2026  |  </w:t>
+      <w:t xml:space="preserve">PimBuddy baseline reference  |  5 October 2026  |  </w:t>
     </w:r>
     <w:fldSimple w:instr="PAGE"/>
   </w:p>
